--- a/02.06.2026/optimizationMethods/Report.docx
+++ b/02.06.2026/optimizationMethods/Report.docx
@@ -4,7 +4,7 @@
   <w:body>
     <w:p>
       <w:pPr>
-        <w:pStyle w:val="664"/>
+        <w:pStyle w:val="894"/>
         <w:pBdr/>
         <w:spacing w:after="0" w:line="240" w:lineRule="auto"/>
         <w:ind w:right="0" w:firstLine="0" w:left="0"/>
@@ -46,7 +46,7 @@
     </w:p>
     <w:p>
       <w:pPr>
-        <w:pStyle w:val="664"/>
+        <w:pStyle w:val="894"/>
         <w:pBdr/>
         <w:spacing w:after="0" w:line="240" w:lineRule="auto"/>
         <w:ind w:right="0" w:firstLine="0" w:left="0"/>
@@ -86,7 +86,7 @@
     </w:p>
     <w:p>
       <w:pPr>
-        <w:pStyle w:val="664"/>
+        <w:pStyle w:val="894"/>
         <w:pBdr/>
         <w:spacing w:after="0" w:line="240" w:lineRule="auto"/>
         <w:ind w:right="0" w:firstLine="0" w:left="0"/>
@@ -125,7 +125,7 @@
     </w:p>
     <w:p>
       <w:pPr>
-        <w:pStyle w:val="664"/>
+        <w:pStyle w:val="894"/>
         <w:pBdr/>
         <w:spacing w:after="0" w:line="240" w:lineRule="auto"/>
         <w:ind w:right="0" w:firstLine="0" w:left="0"/>
@@ -165,7 +165,7 @@
     </w:p>
     <w:p>
       <w:pPr>
-        <w:pStyle w:val="664"/>
+        <w:pStyle w:val="894"/>
         <w:pBdr/>
         <w:spacing w:after="0" w:line="240" w:lineRule="auto"/>
         <w:ind w:right="0" w:firstLine="0" w:left="0"/>
@@ -204,7 +204,7 @@
     </w:p>
     <w:p>
       <w:pPr>
-        <w:pStyle w:val="140"/>
+        <w:pStyle w:val="836"/>
         <w:pBdr>
           <w:top w:val="none" w:color="000000" w:sz="4" w:space="0"/>
           <w:left w:val="none" w:color="000000" w:sz="4" w:space="0"/>
@@ -235,7 +235,14 @@
         <w:t xml:space="preserve">Факультет автоматики и вычислительной техники</w:t>
       </w:r>
       <w:bookmarkEnd w:id="1"/>
-      <w:r/>
+      <w:r>
+        <w:rPr>
+          <w:b w:val="0"/>
+          <w:bCs w:val="0"/>
+          <w:sz w:val="28"/>
+          <w:szCs w:val="28"/>
+        </w:rPr>
+      </w:r>
       <w:r>
         <w:rPr>
           <w:b w:val="0"/>
@@ -247,7 +254,7 @@
     </w:p>
     <w:p>
       <w:pPr>
-        <w:pStyle w:val="664"/>
+        <w:pStyle w:val="894"/>
         <w:pBdr/>
         <w:spacing w:after="0" w:line="360" w:lineRule="auto"/>
         <w:ind w:right="0" w:firstLine="0" w:left="0"/>
@@ -256,6 +263,206 @@
           <w:rFonts w:ascii="Times New Roman" w:hAnsi="Times New Roman" w:eastAsia="Times New Roman"/>
           <w:b/>
           <w:bCs/>
+          <w:sz w:val="28"/>
+          <w:szCs w:val="28"/>
+          <w:lang w:eastAsia="ru-RU"/>
+        </w:rPr>
+      </w:pPr>
+      <w:r>
+        <w:rPr>
+          <w:rFonts w:ascii="Times New Roman" w:hAnsi="Times New Roman" w:eastAsia="Times New Roman"/>
+          <w:b/>
+          <w:sz w:val="28"/>
+          <w:szCs w:val="28"/>
+          <w:lang w:eastAsia="ru-RU"/>
+        </w:rPr>
+      </w:r>
+      <w:r>
+        <w:rPr>
+          <w:rFonts w:ascii="Times New Roman" w:hAnsi="Times New Roman" w:eastAsia="Times New Roman"/>
+          <w:b/>
+          <w:sz w:val="28"/>
+          <w:szCs w:val="28"/>
+          <w:lang w:eastAsia="ru-RU"/>
+        </w:rPr>
+      </w:r>
+      <w:r>
+        <w:rPr>
+          <w:rFonts w:ascii="Times New Roman" w:hAnsi="Times New Roman" w:eastAsia="Times New Roman"/>
+          <w:b/>
+          <w:bCs/>
+          <w:sz w:val="28"/>
+          <w:szCs w:val="28"/>
+          <w:lang w:eastAsia="ru-RU"/>
+        </w:rPr>
+      </w:r>
+    </w:p>
+    <w:p>
+      <w:pPr>
+        <w:pStyle w:val="894"/>
+        <w:pBdr/>
+        <w:spacing w:after="0" w:line="360" w:lineRule="auto"/>
+        <w:ind w:right="0" w:firstLine="0" w:left="0"/>
+        <w:jc w:val="center"/>
+        <w:rPr>
+          <w:rFonts w:ascii="Times New Roman" w:hAnsi="Times New Roman" w:eastAsia="Times New Roman"/>
+          <w:sz w:val="28"/>
+          <w:szCs w:val="28"/>
+          <w:lang w:eastAsia="ru-RU"/>
+        </w:rPr>
+      </w:pPr>
+      <w:r>
+        <w:rPr>
+          <w:rFonts w:ascii="Times New Roman" w:hAnsi="Times New Roman" w:eastAsia="Times New Roman"/>
+          <w:sz w:val="28"/>
+          <w:szCs w:val="28"/>
+          <w:lang w:eastAsia="ru-RU"/>
+        </w:rPr>
+      </w:r>
+      <w:r>
+        <w:rPr>
+          <w:rFonts w:ascii="Times New Roman" w:hAnsi="Times New Roman" w:eastAsia="Times New Roman"/>
+          <w:sz w:val="28"/>
+          <w:szCs w:val="28"/>
+          <w:lang w:eastAsia="ru-RU"/>
+        </w:rPr>
+      </w:r>
+      <w:r>
+        <w:rPr>
+          <w:rFonts w:ascii="Times New Roman" w:hAnsi="Times New Roman" w:eastAsia="Times New Roman"/>
+          <w:sz w:val="28"/>
+          <w:szCs w:val="28"/>
+          <w:lang w:eastAsia="ru-RU"/>
+        </w:rPr>
+      </w:r>
+    </w:p>
+    <w:p>
+      <w:pPr>
+        <w:pStyle w:val="894"/>
+        <w:pBdr/>
+        <w:spacing w:after="0" w:line="360" w:lineRule="auto"/>
+        <w:ind w:right="0" w:firstLine="0" w:left="0"/>
+        <w:jc w:val="center"/>
+        <w:rPr>
+          <w:rFonts w:ascii="Times New Roman" w:hAnsi="Times New Roman" w:eastAsia="Times New Roman"/>
+          <w:sz w:val="28"/>
+          <w:szCs w:val="28"/>
+          <w:lang w:eastAsia="ru-RU"/>
+        </w:rPr>
+      </w:pPr>
+      <w:r>
+        <w:rPr>
+          <w:rFonts w:ascii="Times New Roman" w:hAnsi="Times New Roman" w:eastAsia="Times New Roman"/>
+          <w:sz w:val="28"/>
+          <w:szCs w:val="28"/>
+          <w:lang w:eastAsia="ru-RU"/>
+        </w:rPr>
+      </w:r>
+      <w:r>
+        <w:rPr>
+          <w:rFonts w:ascii="Times New Roman" w:hAnsi="Times New Roman" w:eastAsia="Times New Roman"/>
+          <w:sz w:val="28"/>
+          <w:szCs w:val="28"/>
+          <w:lang w:eastAsia="ru-RU"/>
+        </w:rPr>
+      </w:r>
+      <w:r>
+        <w:rPr>
+          <w:rFonts w:ascii="Times New Roman" w:hAnsi="Times New Roman" w:eastAsia="Times New Roman"/>
+          <w:sz w:val="28"/>
+          <w:szCs w:val="28"/>
+          <w:lang w:eastAsia="ru-RU"/>
+        </w:rPr>
+      </w:r>
+    </w:p>
+    <w:p>
+      <w:pPr>
+        <w:pStyle w:val="894"/>
+        <w:pBdr/>
+        <w:spacing w:after="0" w:line="360" w:lineRule="auto"/>
+        <w:ind w:right="0" w:firstLine="0" w:left="0"/>
+        <w:jc w:val="center"/>
+        <w:rPr>
+          <w:rFonts w:ascii="Times New Roman" w:hAnsi="Times New Roman" w:eastAsia="Times New Roman"/>
+          <w:sz w:val="28"/>
+          <w:szCs w:val="28"/>
+          <w:lang w:eastAsia="ru-RU"/>
+        </w:rPr>
+      </w:pPr>
+      <w:r>
+        <w:rPr>
+          <w:rFonts w:ascii="Times New Roman" w:hAnsi="Times New Roman" w:eastAsia="Times New Roman"/>
+          <w:sz w:val="28"/>
+          <w:szCs w:val="28"/>
+          <w:lang w:eastAsia="ru-RU"/>
+        </w:rPr>
+      </w:r>
+      <w:r>
+        <w:rPr>
+          <w:rFonts w:ascii="Times New Roman" w:hAnsi="Times New Roman" w:eastAsia="Times New Roman"/>
+          <w:sz w:val="28"/>
+          <w:szCs w:val="28"/>
+          <w:lang w:eastAsia="ru-RU"/>
+        </w:rPr>
+      </w:r>
+      <w:r>
+        <w:rPr>
+          <w:rFonts w:ascii="Times New Roman" w:hAnsi="Times New Roman" w:eastAsia="Times New Roman"/>
+          <w:sz w:val="28"/>
+          <w:szCs w:val="28"/>
+          <w:lang w:eastAsia="ru-RU"/>
+        </w:rPr>
+      </w:r>
+    </w:p>
+    <w:p>
+      <w:pPr>
+        <w:pStyle w:val="894"/>
+        <w:pBdr/>
+        <w:spacing w:after="0" w:line="360" w:lineRule="auto"/>
+        <w:ind w:right="0" w:firstLine="0" w:left="0"/>
+        <w:jc w:val="left"/>
+        <w:rPr>
+          <w:rFonts w:ascii="Times New Roman" w:hAnsi="Times New Roman" w:eastAsia="Times New Roman"/>
+          <w:sz w:val="24"/>
+          <w:szCs w:val="24"/>
+          <w:lang w:eastAsia="ru-RU"/>
+        </w:rPr>
+      </w:pPr>
+      <w:r>
+        <w:rPr>
+          <w:rFonts w:ascii="Times New Roman" w:hAnsi="Times New Roman" w:eastAsia="Times New Roman"/>
+          <w:sz w:val="24"/>
+          <w:szCs w:val="24"/>
+          <w:lang w:eastAsia="ru-RU"/>
+        </w:rPr>
+      </w:r>
+      <w:r>
+        <w:rPr>
+          <w:rFonts w:ascii="Times New Roman" w:hAnsi="Times New Roman" w:eastAsia="Times New Roman"/>
+          <w:sz w:val="24"/>
+          <w:szCs w:val="24"/>
+          <w:lang w:eastAsia="ru-RU"/>
+        </w:rPr>
+      </w:r>
+      <w:r>
+        <w:rPr>
+          <w:rFonts w:ascii="Times New Roman" w:hAnsi="Times New Roman" w:eastAsia="Times New Roman"/>
+          <w:sz w:val="24"/>
+          <w:szCs w:val="24"/>
+          <w:lang w:eastAsia="ru-RU"/>
+        </w:rPr>
+      </w:r>
+    </w:p>
+    <w:p>
+      <w:pPr>
+        <w:pStyle w:val="894"/>
+        <w:pBdr/>
+        <w:spacing w:after="0" w:line="360" w:lineRule="auto"/>
+        <w:ind w:right="0" w:firstLine="0" w:left="0"/>
+        <w:jc w:val="center"/>
+        <w:rPr>
+          <w:rFonts w:ascii="Times New Roman" w:hAnsi="Times New Roman" w:eastAsia="Times New Roman"/>
+          <w:b/>
           <w:sz w:val="28"/>
           <w:szCs w:val="28"/>
           <w:lang w:eastAsia="ru-RU"/>
@@ -291,167 +498,56 @@
     </w:p>
     <w:p>
       <w:pPr>
-        <w:pStyle w:val="664"/>
+        <w:pStyle w:val="894"/>
         <w:pBdr/>
         <w:spacing w:after="0" w:line="360" w:lineRule="auto"/>
         <w:ind w:right="0" w:firstLine="0" w:left="0"/>
         <w:jc w:val="center"/>
         <w:rPr>
           <w:rFonts w:ascii="Times New Roman" w:hAnsi="Times New Roman" w:eastAsia="Times New Roman"/>
-          <w:sz w:val="28"/>
-          <w:szCs w:val="28"/>
+          <w:b/>
+          <w:sz w:val="40"/>
+          <w:szCs w:val="48"/>
           <w:lang w:eastAsia="ru-RU"/>
         </w:rPr>
       </w:pPr>
       <w:r>
         <w:rPr>
           <w:rFonts w:ascii="Times New Roman" w:hAnsi="Times New Roman" w:eastAsia="Times New Roman"/>
-          <w:sz w:val="28"/>
-          <w:szCs w:val="28"/>
+          <w:b/>
+          <w:sz w:val="40"/>
+          <w:szCs w:val="48"/>
+          <w:lang w:eastAsia="ru-RU"/>
+        </w:rPr>
+        <w:t xml:space="preserve">МЕТОДЫ ОПТИМИЗАЦИИ И АЛГОРИТМЫ РЕШЕНИЯ ЧИСЛЕННЫХ ЗАДАЧ
+</w:t>
+      </w:r>
+      <w:r>
+        <w:rPr>
+          <w:rFonts w:ascii="Times New Roman" w:hAnsi="Times New Roman" w:eastAsia="Times New Roman"/>
+          <w:b/>
+          <w:sz w:val="40"/>
+          <w:szCs w:val="48"/>
           <w:lang w:eastAsia="ru-RU"/>
         </w:rPr>
       </w:r>
       <w:r>
         <w:rPr>
           <w:rFonts w:ascii="Times New Roman" w:hAnsi="Times New Roman" w:eastAsia="Times New Roman"/>
-          <w:sz w:val="28"/>
-          <w:szCs w:val="28"/>
-          <w:lang w:eastAsia="ru-RU"/>
-        </w:rPr>
-      </w:r>
-      <w:r>
-        <w:rPr>
-          <w:rFonts w:ascii="Times New Roman" w:hAnsi="Times New Roman" w:eastAsia="Times New Roman"/>
-          <w:sz w:val="28"/>
-          <w:szCs w:val="28"/>
+          <w:b/>
+          <w:sz w:val="40"/>
+          <w:szCs w:val="48"/>
           <w:lang w:eastAsia="ru-RU"/>
         </w:rPr>
       </w:r>
     </w:p>
     <w:p>
       <w:pPr>
-        <w:pStyle w:val="664"/>
-        <w:pBdr/>
-        <w:spacing w:after="0" w:line="360" w:lineRule="auto"/>
-        <w:ind w:right="0" w:firstLine="0" w:left="0"/>
-        <w:jc w:val="center"/>
-        <w:rPr>
-          <w:rFonts w:ascii="Times New Roman" w:hAnsi="Times New Roman" w:eastAsia="Times New Roman"/>
-          <w:sz w:val="28"/>
-          <w:szCs w:val="28"/>
-          <w:lang w:eastAsia="ru-RU"/>
-        </w:rPr>
-      </w:pPr>
-      <w:r>
-        <w:rPr>
-          <w:rFonts w:ascii="Times New Roman" w:hAnsi="Times New Roman" w:eastAsia="Times New Roman"/>
-          <w:sz w:val="28"/>
-          <w:szCs w:val="28"/>
-          <w:lang w:eastAsia="ru-RU"/>
-        </w:rPr>
-      </w:r>
-      <w:r>
-        <w:rPr>
-          <w:rFonts w:ascii="Times New Roman" w:hAnsi="Times New Roman" w:eastAsia="Times New Roman"/>
-          <w:sz w:val="28"/>
-          <w:szCs w:val="28"/>
-          <w:lang w:eastAsia="ru-RU"/>
-        </w:rPr>
-      </w:r>
-      <w:r>
-        <w:rPr>
-          <w:rFonts w:ascii="Times New Roman" w:hAnsi="Times New Roman" w:eastAsia="Times New Roman"/>
-          <w:sz w:val="28"/>
-          <w:szCs w:val="28"/>
-          <w:lang w:eastAsia="ru-RU"/>
-        </w:rPr>
-      </w:r>
-    </w:p>
-    <w:p>
-      <w:pPr>
-        <w:pStyle w:val="664"/>
-        <w:pBdr/>
-        <w:spacing w:after="0" w:line="360" w:lineRule="auto"/>
-        <w:ind w:right="0" w:firstLine="0" w:left="0"/>
-        <w:jc w:val="center"/>
-        <w:rPr>
-          <w:rFonts w:ascii="Times New Roman" w:hAnsi="Times New Roman" w:eastAsia="Times New Roman"/>
-          <w:sz w:val="28"/>
-          <w:szCs w:val="28"/>
-          <w:lang w:eastAsia="ru-RU"/>
-        </w:rPr>
-      </w:pPr>
-      <w:r>
-        <w:rPr>
-          <w:rFonts w:ascii="Times New Roman" w:hAnsi="Times New Roman" w:eastAsia="Times New Roman"/>
-          <w:sz w:val="28"/>
-          <w:szCs w:val="28"/>
-          <w:lang w:eastAsia="ru-RU"/>
-        </w:rPr>
-      </w:r>
-      <w:r>
-        <w:rPr>
-          <w:rFonts w:ascii="Times New Roman" w:hAnsi="Times New Roman" w:eastAsia="Times New Roman"/>
-          <w:sz w:val="28"/>
-          <w:szCs w:val="28"/>
-          <w:lang w:eastAsia="ru-RU"/>
-        </w:rPr>
-      </w:r>
-      <w:r>
-        <w:rPr>
-          <w:rFonts w:ascii="Times New Roman" w:hAnsi="Times New Roman" w:eastAsia="Times New Roman"/>
-          <w:sz w:val="28"/>
-          <w:szCs w:val="28"/>
-          <w:lang w:eastAsia="ru-RU"/>
-        </w:rPr>
-      </w:r>
-    </w:p>
-    <w:p>
-      <w:pPr>
-        <w:pStyle w:val="664"/>
+        <w:pStyle w:val="894"/>
         <w:pBdr/>
         <w:spacing w:after="0" w:line="360" w:lineRule="auto"/>
         <w:ind w:right="0" w:firstLine="0" w:left="0"/>
         <w:jc w:val="left"/>
-        <w:rPr>
-          <w:rFonts w:ascii="Times New Roman" w:hAnsi="Times New Roman" w:eastAsia="Times New Roman"/>
-          <w:sz w:val="24"/>
-          <w:szCs w:val="24"/>
-          <w:lang w:eastAsia="ru-RU"/>
-        </w:rPr>
-      </w:pPr>
-      <w:r>
-        <w:rPr>
-          <w:rFonts w:ascii="Times New Roman" w:hAnsi="Times New Roman" w:eastAsia="Times New Roman"/>
-          <w:sz w:val="24"/>
-          <w:szCs w:val="24"/>
-          <w:lang w:eastAsia="ru-RU"/>
-        </w:rPr>
-      </w:r>
-      <w:r>
-        <w:rPr>
-          <w:rFonts w:ascii="Times New Roman" w:hAnsi="Times New Roman" w:eastAsia="Times New Roman"/>
-          <w:sz w:val="24"/>
-          <w:szCs w:val="24"/>
-          <w:lang w:eastAsia="ru-RU"/>
-        </w:rPr>
-      </w:r>
-      <w:r>
-        <w:rPr>
-          <w:rFonts w:ascii="Times New Roman" w:hAnsi="Times New Roman" w:eastAsia="Times New Roman"/>
-          <w:sz w:val="24"/>
-          <w:szCs w:val="24"/>
-          <w:lang w:eastAsia="ru-RU"/>
-        </w:rPr>
-      </w:r>
-    </w:p>
-    <w:p>
-      <w:pPr>
-        <w:pStyle w:val="664"/>
-        <w:pBdr/>
-        <w:spacing w:after="0" w:line="360" w:lineRule="auto"/>
-        <w:ind w:right="0" w:firstLine="0" w:left="0"/>
-        <w:jc w:val="center"/>
         <w:rPr>
           <w:rFonts w:ascii="Times New Roman" w:hAnsi="Times New Roman" w:eastAsia="Times New Roman"/>
           <w:b/>
@@ -490,47 +586,51 @@
     </w:p>
     <w:p>
       <w:pPr>
-        <w:pStyle w:val="664"/>
+        <w:pStyle w:val="894"/>
         <w:pBdr/>
         <w:spacing w:after="0" w:line="360" w:lineRule="auto"/>
         <w:ind w:right="0" w:firstLine="0" w:left="0"/>
         <w:jc w:val="center"/>
         <w:rPr>
           <w:rFonts w:ascii="Times New Roman" w:hAnsi="Times New Roman" w:eastAsia="Times New Roman"/>
-          <w:b/>
-          <w:sz w:val="40"/>
-          <w:szCs w:val="48"/>
+          <w:sz w:val="28"/>
+          <w:szCs w:val="24"/>
           <w:lang w:eastAsia="ru-RU"/>
         </w:rPr>
       </w:pPr>
       <w:r>
         <w:rPr>
           <w:rFonts w:ascii="Times New Roman" w:hAnsi="Times New Roman" w:eastAsia="Times New Roman"/>
-          <w:b/>
-          <w:sz w:val="40"/>
-          <w:szCs w:val="48"/>
-          <w:lang w:eastAsia="ru-RU"/>
+          <w:sz w:val="28"/>
+          <w:szCs w:val="24"/>
+          <w:lang w:val="ru-RU"/>
         </w:rPr>
-        <w:t xml:space="preserve">МЕТОДЫ ОПТИМИЗАЦИИ И АЛГОРИТМЫ РЕШЕНИЯ ЧИСЛЕННЫХ ЗАДАЧ
-</w:t>
+        <w:t xml:space="preserve">Отчет по лабораторным работам</w:t>
       </w:r>
       <w:r>
         <w:rPr>
           <w:rFonts w:ascii="Times New Roman" w:hAnsi="Times New Roman" w:eastAsia="Times New Roman"/>
-          <w:b/>
-          <w:sz w:val="40"/>
-          <w:szCs w:val="48"/>
+          <w:sz w:val="28"/>
+          <w:szCs w:val="24"/>
+          <w:lang w:eastAsia="ru-RU"/>
+        </w:rPr>
+      </w:r>
+      <w:r>
+        <w:rPr>
+          <w:rFonts w:ascii="Times New Roman" w:hAnsi="Times New Roman" w:eastAsia="Times New Roman"/>
+          <w:sz w:val="28"/>
+          <w:szCs w:val="24"/>
           <w:lang w:eastAsia="ru-RU"/>
         </w:rPr>
       </w:r>
     </w:p>
     <w:p>
       <w:pPr>
-        <w:pStyle w:val="664"/>
+        <w:pStyle w:val="894"/>
         <w:pBdr/>
         <w:spacing w:after="0" w:line="360" w:lineRule="auto"/>
         <w:ind w:right="0" w:firstLine="0" w:left="0"/>
-        <w:jc w:val="left"/>
+        <w:jc w:val="center"/>
         <w:rPr>
           <w:rFonts w:ascii="Times New Roman" w:hAnsi="Times New Roman" w:eastAsia="Times New Roman"/>
           <w:b/>
@@ -569,39 +669,7 @@
     </w:p>
     <w:p>
       <w:pPr>
-        <w:pStyle w:val="664"/>
-        <w:pBdr/>
-        <w:spacing w:after="0" w:line="360" w:lineRule="auto"/>
-        <w:ind w:right="0" w:firstLine="0" w:left="0"/>
-        <w:jc w:val="center"/>
-        <w:rPr>
-          <w:rFonts w:ascii="Times New Roman" w:hAnsi="Times New Roman" w:eastAsia="Times New Roman"/>
-          <w:sz w:val="28"/>
-          <w:szCs w:val="24"/>
-          <w:lang w:eastAsia="ru-RU"/>
-        </w:rPr>
-      </w:pPr>
-      <w:r>
-        <w:rPr>
-          <w:rFonts w:ascii="Times New Roman" w:hAnsi="Times New Roman" w:eastAsia="Times New Roman"/>
-          <w:sz w:val="28"/>
-          <w:szCs w:val="24"/>
-          <w:lang w:val="ru-RU"/>
-        </w:rPr>
-        <w:t xml:space="preserve">Отчет по лабораторным работам</w:t>
-      </w:r>
-      <w:r>
-        <w:rPr>
-          <w:rFonts w:ascii="Times New Roman" w:hAnsi="Times New Roman" w:eastAsia="Times New Roman"/>
-          <w:sz w:val="28"/>
-          <w:szCs w:val="24"/>
-          <w:lang w:eastAsia="ru-RU"/>
-        </w:rPr>
-      </w:r>
-    </w:p>
-    <w:p>
-      <w:pPr>
-        <w:pStyle w:val="664"/>
+        <w:pStyle w:val="894"/>
         <w:pBdr/>
         <w:spacing w:after="0" w:line="360" w:lineRule="auto"/>
         <w:ind w:right="0" w:firstLine="0" w:left="0"/>
@@ -644,7 +712,7 @@
     </w:p>
     <w:p>
       <w:pPr>
-        <w:pStyle w:val="664"/>
+        <w:pStyle w:val="894"/>
         <w:pBdr/>
         <w:spacing w:after="0" w:line="360" w:lineRule="auto"/>
         <w:ind w:right="0" w:firstLine="0" w:left="0"/>
@@ -687,7 +755,7 @@
     </w:p>
     <w:p>
       <w:pPr>
-        <w:pStyle w:val="664"/>
+        <w:pStyle w:val="894"/>
         <w:pBdr/>
         <w:spacing w:after="0" w:line="360" w:lineRule="auto"/>
         <w:ind w:right="0" w:firstLine="0" w:left="0"/>
@@ -730,7 +798,7 @@
     </w:p>
     <w:p>
       <w:pPr>
-        <w:pStyle w:val="664"/>
+        <w:pStyle w:val="894"/>
         <w:pBdr/>
         <w:spacing w:after="0" w:line="360" w:lineRule="auto"/>
         <w:ind w:right="0" w:firstLine="0" w:left="0"/>
@@ -773,50 +841,7 @@
     </w:p>
     <w:p>
       <w:pPr>
-        <w:pStyle w:val="664"/>
-        <w:pBdr/>
-        <w:spacing w:after="0" w:line="360" w:lineRule="auto"/>
-        <w:ind w:right="0" w:firstLine="0" w:left="0"/>
-        <w:jc w:val="center"/>
-        <w:rPr>
-          <w:rFonts w:ascii="Times New Roman" w:hAnsi="Times New Roman" w:eastAsia="Times New Roman"/>
-          <w:b/>
-          <w:sz w:val="28"/>
-          <w:szCs w:val="28"/>
-          <w:lang w:eastAsia="ru-RU"/>
-        </w:rPr>
-      </w:pPr>
-      <w:r>
-        <w:rPr>
-          <w:rFonts w:ascii="Times New Roman" w:hAnsi="Times New Roman" w:eastAsia="Times New Roman"/>
-          <w:b/>
-          <w:sz w:val="28"/>
-          <w:szCs w:val="28"/>
-          <w:lang w:eastAsia="ru-RU"/>
-        </w:rPr>
-      </w:r>
-      <w:r>
-        <w:rPr>
-          <w:rFonts w:ascii="Times New Roman" w:hAnsi="Times New Roman" w:eastAsia="Times New Roman"/>
-          <w:b/>
-          <w:sz w:val="28"/>
-          <w:szCs w:val="28"/>
-          <w:lang w:eastAsia="ru-RU"/>
-        </w:rPr>
-      </w:r>
-      <w:r>
-        <w:rPr>
-          <w:rFonts w:ascii="Times New Roman" w:hAnsi="Times New Roman" w:eastAsia="Times New Roman"/>
-          <w:b/>
-          <w:sz w:val="28"/>
-          <w:szCs w:val="28"/>
-          <w:lang w:eastAsia="ru-RU"/>
-        </w:rPr>
-      </w:r>
-    </w:p>
-    <w:p>
-      <w:pPr>
-        <w:pStyle w:val="664"/>
+        <w:pStyle w:val="894"/>
         <w:pBdr/>
         <w:spacing w:after="0" w:line="360" w:lineRule="auto"/>
         <w:ind w:right="0" w:firstLine="0" w:left="0"/>
@@ -861,10 +886,20 @@
           <w:lang w:eastAsia="ru-RU"/>
         </w:rPr>
       </w:r>
+      <w:r>
+        <w:rPr>
+          <w:rFonts w:ascii="Times New Roman" w:hAnsi="Times New Roman" w:eastAsia="Times New Roman"/>
+          <w:b w:val="0"/>
+          <w:bCs w:val="0"/>
+          <w:sz w:val="28"/>
+          <w:szCs w:val="28"/>
+          <w:highlight w:val="none"/>
+        </w:rPr>
+      </w:r>
     </w:p>
     <w:p>
       <w:pPr>
-        <w:pStyle w:val="664"/>
+        <w:pStyle w:val="894"/>
         <w:pBdr/>
         <w:spacing w:after="0" w:line="360" w:lineRule="auto"/>
         <w:ind w:right="0" w:firstLine="0" w:left="0"/>
@@ -899,10 +934,20 @@
           <w:lang w:eastAsia="ru-RU"/>
         </w:rPr>
       </w:r>
+      <w:r>
+        <w:rPr>
+          <w:rFonts w:ascii="Times New Roman" w:hAnsi="Times New Roman" w:eastAsia="Times New Roman"/>
+          <w:b w:val="0"/>
+          <w:bCs w:val="0"/>
+          <w:sz w:val="28"/>
+          <w:szCs w:val="28"/>
+          <w:highlight w:val="none"/>
+        </w:rPr>
+      </w:r>
     </w:p>
     <w:p>
       <w:pPr>
-        <w:pStyle w:val="664"/>
+        <w:pStyle w:val="894"/>
         <w:pBdr/>
         <w:spacing w:after="0" w:line="360" w:lineRule="auto"/>
         <w:ind w:right="0" w:firstLine="0" w:left="0"/>
@@ -927,7 +972,6 @@
           <w:lang w:eastAsia="ru-RU"/>
         </w:rPr>
       </w:r>
-      <w:r/>
       <w:r>
         <w:rPr>
           <w:rFonts w:ascii="Times New Roman" w:hAnsi="Times New Roman" w:eastAsia="Times New Roman"/>
@@ -950,10 +994,20 @@
           <w:lang w:eastAsia="ru-RU"/>
         </w:rPr>
       </w:r>
+      <w:r>
+        <w:rPr>
+          <w:rFonts w:ascii="Times New Roman" w:hAnsi="Times New Roman" w:eastAsia="Times New Roman"/>
+          <w:b w:val="0"/>
+          <w:bCs w:val="0"/>
+          <w:sz w:val="28"/>
+          <w:szCs w:val="28"/>
+          <w:highlight w:val="none"/>
+        </w:rPr>
+      </w:r>
     </w:p>
     <w:p>
       <w:pPr>
-        <w:pStyle w:val="664"/>
+        <w:pStyle w:val="894"/>
         <w:pBdr/>
         <w:spacing w:after="0" w:line="360" w:lineRule="auto"/>
         <w:ind w:right="0" w:firstLine="0" w:left="0"/>
@@ -1006,15 +1060,13 @@
           <w:b w:val="0"/>
           <w:bCs w:val="0"/>
           <w:sz w:val="28"/>
-          <w:szCs w:val="24"/>
-          <w:highlight w:val="none"/>
-          <w:lang w:eastAsia="ru-RU"/>
+          <w:szCs w:val="28"/>
         </w:rPr>
       </w:r>
     </w:p>
     <w:p>
       <w:pPr>
-        <w:pStyle w:val="664"/>
+        <w:pStyle w:val="894"/>
         <w:pBdr/>
         <w:spacing w:after="0" w:line="360" w:lineRule="auto"/>
         <w:ind w:right="0" w:firstLine="0" w:left="0"/>
@@ -1057,7 +1109,7 @@
     </w:p>
     <w:p>
       <w:pPr>
-        <w:pStyle w:val="664"/>
+        <w:pStyle w:val="894"/>
         <w:pBdr/>
         <w:spacing w:after="0" w:line="360" w:lineRule="auto"/>
         <w:ind w:right="0" w:firstLine="0" w:left="0"/>
@@ -1100,7 +1152,7 @@
     </w:p>
     <w:p>
       <w:pPr>
-        <w:pStyle w:val="664"/>
+        <w:pStyle w:val="894"/>
         <w:pBdr/>
         <w:spacing w:after="0" w:line="360" w:lineRule="auto"/>
         <w:ind w:right="0" w:firstLine="0" w:left="0"/>
@@ -1132,10 +1184,20 @@
           <w:lang w:eastAsia="ru-RU"/>
         </w:rPr>
       </w:r>
+      <w:r>
+        <w:rPr>
+          <w:rFonts w:ascii="Times New Roman" w:hAnsi="Times New Roman" w:eastAsia="Times New Roman"/>
+          <w:b/>
+          <w:bCs/>
+          <w:sz w:val="28"/>
+          <w:szCs w:val="28"/>
+          <w:lang w:eastAsia="ru-RU"/>
+        </w:rPr>
+      </w:r>
     </w:p>
     <w:p>
       <w:pPr>
-        <w:pStyle w:val="664"/>
+        <w:pStyle w:val="894"/>
         <w:pBdr/>
         <w:spacing w:after="0" w:line="360" w:lineRule="auto"/>
         <w:ind w:right="0" w:firstLine="0" w:left="0"/>
@@ -1183,7 +1245,7 @@
     </w:p>
     <w:p>
       <w:pPr>
-        <w:pStyle w:val="664"/>
+        <w:pStyle w:val="894"/>
         <w:pBdr/>
         <w:spacing w:after="0" w:line="360" w:lineRule="auto"/>
         <w:ind w:right="0" w:firstLine="0" w:left="0"/>
@@ -1229,7 +1291,7 @@
                       <wps:spPr bwMode="auto">
                         <a:xfrm>
                           <a:off x="0" y="0"/>
-                          <a:ext cx="648969" cy="396239"/>
+                          <a:ext cx="648968" cy="396239"/>
                         </a:xfrm>
                         <a:prstGeom prst="rect">
                           <a:avLst/>
@@ -1265,14 +1327,6 @@
       <w:r>
         <w:rPr>
           <w:rFonts w:ascii="Times New Roman" w:hAnsi="Times New Roman" w:eastAsia="Times New Roman"/>
-          <w:sz w:val="20"/>
-          <w:szCs w:val="20"/>
-          <w:lang w:eastAsia="ru-RU"/>
-        </w:rPr>
-      </w:r>
-      <w:r>
-        <w:rPr>
-          <w:rFonts w:ascii="Times New Roman" w:hAnsi="Times New Roman" w:eastAsia="Times New Roman"/>
           <w:sz w:val="28"/>
           <w:szCs w:val="28"/>
           <w:lang w:eastAsia="ru-RU"/>
@@ -1288,10 +1342,19 @@
           <w:lang w:eastAsia="ru-RU"/>
         </w:rPr>
       </w:r>
+      <w:r>
+        <w:rPr>
+          <w:rFonts w:ascii="Times New Roman" w:hAnsi="Times New Roman" w:eastAsia="Times New Roman"/>
+          <w:sz w:val="28"/>
+          <w:szCs w:val="28"/>
+          <w:highlight w:val="none"/>
+          <w:lang w:eastAsia="ru-RU"/>
+        </w:rPr>
+      </w:r>
     </w:p>
     <w:p>
       <w:pPr>
-        <w:pStyle w:val="664"/>
+        <w:pStyle w:val="894"/>
         <w:pBdr/>
         <w:spacing w:after="0" w:line="360" w:lineRule="auto"/>
         <w:ind w:right="0" w:firstLine="0" w:left="0"/>
@@ -1324,10 +1387,19 @@
           <w:lang w:eastAsia="ru-RU"/>
         </w:rPr>
       </w:r>
+      <w:r>
+        <w:rPr>
+          <w:rFonts w:ascii="Times New Roman" w:hAnsi="Times New Roman" w:eastAsia="Times New Roman"/>
+          <w:sz w:val="28"/>
+          <w:szCs w:val="28"/>
+          <w:highlight w:val="none"/>
+          <w:lang w:eastAsia="ru-RU"/>
+        </w:rPr>
+      </w:r>
     </w:p>
     <w:p>
       <w:pPr>
-        <w:pStyle w:val="664"/>
+        <w:pStyle w:val="894"/>
         <w:pBdr/>
         <w:spacing w:after="0" w:line="360" w:lineRule="auto"/>
         <w:ind w:right="0" w:firstLine="0" w:left="0"/>
@@ -1375,7 +1447,7 @@
     <w:p>
       <w:pPr>
         <w:pBdr/>
-        <w:shd w:val="nil"/>
+        <w:shd w:val="nil" w:color="auto"/>
         <w:spacing/>
         <w:ind/>
         <w:rPr>
@@ -1421,7 +1493,7 @@
     </w:p>
     <w:p>
       <w:pPr>
-        <w:pStyle w:val="664"/>
+        <w:pStyle w:val="894"/>
         <w:numPr>
           <w:ilvl w:val="0"/>
           <w:numId w:val="2"/>
@@ -1471,10 +1543,19 @@
           <w:szCs w:val="28"/>
         </w:rPr>
       </w:r>
+      <w:r>
+        <w:rPr>
+          <w:rFonts w:ascii="Times New Roman" w:hAnsi="Times New Roman" w:eastAsia="Times New Roman"/>
+          <w:b/>
+          <w:bCs/>
+          <w:sz w:val="28"/>
+          <w:szCs w:val="28"/>
+        </w:rPr>
+      </w:r>
     </w:p>
     <w:p>
       <w:pPr>
-        <w:pStyle w:val="664"/>
+        <w:pStyle w:val="894"/>
         <w:pBdr/>
         <w:spacing w:after="0" w:line="276" w:lineRule="auto"/>
         <w:ind w:right="0" w:firstLine="709" w:left="0"/>
@@ -1517,7 +1598,7 @@
     </w:p>
     <w:p>
       <w:pPr>
-        <w:pStyle w:val="664"/>
+        <w:pStyle w:val="894"/>
         <w:numPr>
           <w:ilvl w:val="1"/>
           <w:numId w:val="2"/>
@@ -1555,10 +1636,19 @@
           <w:szCs w:val="28"/>
         </w:rPr>
       </w:r>
+      <w:r>
+        <w:rPr>
+          <w:rFonts w:ascii="Times New Roman" w:hAnsi="Times New Roman" w:eastAsia="Times New Roman"/>
+          <w:b w:val="0"/>
+          <w:bCs w:val="0"/>
+          <w:sz w:val="28"/>
+          <w:szCs w:val="28"/>
+        </w:rPr>
+      </w:r>
     </w:p>
     <w:p>
       <w:pPr>
-        <w:pStyle w:val="664"/>
+        <w:pStyle w:val="894"/>
         <w:pBdr/>
         <w:spacing w:after="0" w:line="276" w:lineRule="auto"/>
         <w:ind w:right="0" w:firstLine="709" w:left="0"/>
@@ -1601,7 +1691,7 @@
     </w:p>
     <w:p>
       <w:pPr>
-        <w:pStyle w:val="664"/>
+        <w:pStyle w:val="894"/>
         <w:pBdr/>
         <w:spacing w:after="0" w:line="276" w:lineRule="auto"/>
         <w:ind w:right="0" w:firstLine="709" w:left="0"/>
@@ -1647,33 +1737,7 @@
           <w:sz w:val="28"/>
           <w:szCs w:val="28"/>
           <w:highlight w:val="none"/>
-        </w:rPr>
-      </w:r>
-      <w:r>
-        <w:rPr>
-          <w:rFonts w:ascii="Times New Roman" w:hAnsi="Times New Roman" w:eastAsia="Times New Roman"/>
-          <w:b w:val="0"/>
-          <w:bCs w:val="0"/>
-          <w:sz w:val="28"/>
-          <w:szCs w:val="28"/>
-        </w:rPr>
-      </w:r>
-      <w:r>
-        <w:rPr>
-          <w:rFonts w:ascii="Times New Roman" w:hAnsi="Times New Roman" w:eastAsia="Times New Roman"/>
-          <w:b w:val="0"/>
-          <w:bCs w:val="0"/>
-          <w:sz w:val="28"/>
-          <w:szCs w:val="28"/>
-        </w:rPr>
-      </w:r>
-      <w:r>
-        <w:rPr>
-          <w:rFonts w:ascii="Times New Roman" w:hAnsi="Times New Roman" w:eastAsia="Times New Roman"/>
-          <w:b w:val="0"/>
-          <w:bCs w:val="0"/>
-          <w:sz w:val="28"/>
-          <w:szCs w:val="28"/>
+          <w:lang w:val="ru-RU"/>
         </w:rPr>
       </w:r>
       <w:r>
@@ -1690,7 +1754,7 @@
     </w:p>
     <w:p>
       <w:pPr>
-        <w:pStyle w:val="664"/>
+        <w:pStyle w:val="894"/>
         <w:pBdr/>
         <w:spacing w:after="0" w:line="360" w:lineRule="auto"/>
         <w:ind w:right="0" w:firstLine="0" w:left="0"/>
@@ -1741,7 +1805,7 @@
     </w:p>
     <w:p>
       <w:pPr>
-        <w:pStyle w:val="664"/>
+        <w:pStyle w:val="894"/>
         <w:pBdr/>
         <w:spacing w:after="0" w:line="360" w:lineRule="auto"/>
         <w:ind w:right="0" w:firstLine="0" w:left="0"/>
@@ -1842,8 +1906,6 @@
           <w:bCs w:val="0"/>
           <w:sz w:val="28"/>
           <w:szCs w:val="28"/>
-          <w:highlight w:val="none"/>
-          <w:lang w:val="ru-RU"/>
         </w:rPr>
       </w:r>
       <w:r>
@@ -1853,12 +1915,14 @@
           <w:bCs w:val="0"/>
           <w:sz w:val="28"/>
           <w:szCs w:val="28"/>
+          <w:highlight w:val="none"/>
+          <w:lang w:val="ru-RU"/>
         </w:rPr>
       </w:r>
     </w:p>
     <w:p>
       <w:pPr>
-        <w:pStyle w:val="664"/>
+        <w:pStyle w:val="894"/>
         <w:pBdr/>
         <w:spacing w:after="0" w:line="360" w:lineRule="auto"/>
         <w:ind w:right="0" w:firstLine="0" w:left="0"/>
@@ -1894,10 +1958,21 @@
           <w:szCs w:val="28"/>
         </w:rPr>
       </w:r>
+      <w:r>
+        <w:rPr>
+          <w:rFonts w:ascii="Times New Roman" w:hAnsi="Times New Roman" w:eastAsia="Times New Roman"/>
+          <w:b w:val="0"/>
+          <w:bCs w:val="0"/>
+          <w:sz w:val="28"/>
+          <w:szCs w:val="28"/>
+          <w:highlight w:val="none"/>
+          <w:lang w:val="ru-RU"/>
+        </w:rPr>
+      </w:r>
     </w:p>
     <w:p>
       <w:pPr>
-        <w:pStyle w:val="664"/>
+        <w:pStyle w:val="894"/>
         <w:pBdr/>
         <w:spacing w:after="0" w:line="360" w:lineRule="auto"/>
         <w:ind w:right="0" w:firstLine="0" w:left="0"/>
@@ -1933,10 +2008,21 @@
           <w:szCs w:val="28"/>
         </w:rPr>
       </w:r>
+      <w:r>
+        <w:rPr>
+          <w:rFonts w:ascii="Times New Roman" w:hAnsi="Times New Roman" w:eastAsia="Times New Roman"/>
+          <w:b w:val="0"/>
+          <w:bCs w:val="0"/>
+          <w:sz w:val="28"/>
+          <w:szCs w:val="28"/>
+          <w:highlight w:val="none"/>
+          <w:lang w:val="ru-RU"/>
+        </w:rPr>
+      </w:r>
     </w:p>
     <w:p>
       <w:pPr>
-        <w:pStyle w:val="664"/>
+        <w:pStyle w:val="894"/>
         <w:pBdr/>
         <w:spacing w:after="0" w:line="360" w:lineRule="auto"/>
         <w:ind w:right="0" w:firstLine="0" w:left="0"/>
@@ -1985,7 +2071,7 @@
                       </pic:nvPicPr>
                       <pic:blipFill rotWithShape="1">
                         <a:blip r:embed="rId10"/>
-                        <a:srcRect l="4704" t="0" r="10157" b="0"/>
+                        <a:srcRect l="4704" t="0" r="10156" b="0"/>
                         <a:stretch/>
                       </pic:blipFill>
                       <pic:spPr bwMode="auto">
@@ -2039,8 +2125,6 @@
           <w:bCs w:val="0"/>
           <w:sz w:val="28"/>
           <w:szCs w:val="28"/>
-          <w:highlight w:val="none"/>
-          <w:lang w:val="ru-RU"/>
         </w:rPr>
       </w:r>
       <w:r>
@@ -2050,12 +2134,14 @@
           <w:bCs w:val="0"/>
           <w:sz w:val="28"/>
           <w:szCs w:val="28"/>
+          <w:highlight w:val="none"/>
+          <w:lang w:val="ru-RU"/>
         </w:rPr>
       </w:r>
     </w:p>
     <w:p>
       <w:pPr>
-        <w:pStyle w:val="664"/>
+        <w:pStyle w:val="894"/>
         <w:pBdr/>
         <w:spacing w:after="0" w:line="360" w:lineRule="auto"/>
         <w:ind w:right="0" w:firstLine="0" w:left="0"/>
@@ -2093,11 +2179,22 @@
           <w:lang w:val="ru-RU"/>
         </w:rPr>
       </w:r>
+      <w:r>
+        <w:rPr>
+          <w:rFonts w:ascii="Times New Roman" w:hAnsi="Times New Roman" w:eastAsia="Times New Roman"/>
+          <w:b w:val="0"/>
+          <w:bCs w:val="0"/>
+          <w:sz w:val="28"/>
+          <w:szCs w:val="28"/>
+          <w:highlight w:val="none"/>
+          <w:lang w:val="ru-RU"/>
+        </w:rPr>
+      </w:r>
     </w:p>
     <w:p>
       <w:pPr>
         <w:pBdr/>
-        <w:shd w:val="nil"/>
+        <w:shd w:val="nil" w:color="auto"/>
         <w:spacing/>
         <w:ind/>
         <w:rPr>
@@ -2147,7 +2244,7 @@
     </w:p>
     <w:p>
       <w:pPr>
-        <w:pStyle w:val="664"/>
+        <w:pStyle w:val="894"/>
         <w:numPr>
           <w:ilvl w:val="1"/>
           <w:numId w:val="2"/>
@@ -2196,13 +2293,22 @@
           <w:szCs w:val="28"/>
         </w:rPr>
       </w:r>
+      <w:r>
+        <w:rPr>
+          <w:rFonts w:ascii="Times New Roman" w:hAnsi="Times New Roman" w:eastAsia="Times New Roman"/>
+          <w:b w:val="0"/>
+          <w:bCs w:val="0"/>
+          <w:sz w:val="28"/>
+          <w:szCs w:val="28"/>
+        </w:rPr>
+      </w:r>
     </w:p>
     <w:p>
       <w:pPr>
-        <w:pStyle w:val="664"/>
+        <w:pStyle w:val="894"/>
         <w:pBdr/>
         <w:spacing w:after="0" w:line="360" w:lineRule="auto"/>
-        <w:ind w:right="0" w:firstLine="0" w:left="360"/>
+        <w:ind w:right="0" w:firstLine="709" w:left="0"/>
         <w:jc w:val="both"/>
         <w:rPr>
           <w:rFonts w:ascii="Times New Roman" w:hAnsi="Times New Roman" w:eastAsia="Times New Roman"/>
@@ -2242,7 +2348,7 @@
     </w:p>
     <w:p>
       <w:pPr>
-        <w:pStyle w:val="664"/>
+        <w:pStyle w:val="894"/>
         <w:pBdr/>
         <w:spacing w:after="0" w:line="360" w:lineRule="auto"/>
         <w:ind w:right="0" w:firstLine="709" w:left="0"/>
@@ -2253,8 +2359,594 @@
           <w:bCs w:val="0"/>
           <w:sz w:val="28"/>
           <w:szCs w:val="28"/>
+          <w:highlight w:val="none"/>
+          <w:lang w:val="ru-RU"/>
         </w:rPr>
       </w:pPr>
+      <w:r>
+        <w:rPr>
+          <w:rFonts w:ascii="Times New Roman" w:hAnsi="Times New Roman" w:eastAsia="Times New Roman"/>
+          <w:b w:val="0"/>
+          <w:bCs w:val="0"/>
+          <w:sz w:val="28"/>
+          <w:szCs w:val="28"/>
+          <w:highlight w:val="none"/>
+          <w:lang w:val="ru-RU"/>
+        </w:rPr>
+      </w:r>
+      <w:r>
+        <w:rPr>
+          <w:rFonts w:ascii="Times New Roman" w:hAnsi="Times New Roman" w:eastAsia="Times New Roman"/>
+          <w:b w:val="0"/>
+          <w:bCs w:val="0"/>
+          <w:sz w:val="28"/>
+          <w:szCs w:val="28"/>
+          <w:highlight w:val="none"/>
+          <w:lang w:val="ru-RU"/>
+        </w:rPr>
+        <w:t xml:space="preserve">Была проделана работа по оптимизации программы для конвертации аудио файлов из расширения</w:t>
+      </w:r>
+      <w:r>
+        <w:rPr>
+          <w:rFonts w:ascii="Times New Roman" w:hAnsi="Times New Roman" w:eastAsia="Times New Roman"/>
+          <w:b w:val="0"/>
+          <w:bCs w:val="0"/>
+          <w:sz w:val="28"/>
+          <w:szCs w:val="28"/>
+          <w:highlight w:val="none"/>
+          <w:lang w:val="en-US"/>
+        </w:rPr>
+        <w:t xml:space="preserve">.flac</w:t>
+      </w:r>
+      <w:r>
+        <w:rPr>
+          <w:rFonts w:ascii="Times New Roman" w:hAnsi="Times New Roman" w:eastAsia="Times New Roman"/>
+          <w:b w:val="0"/>
+          <w:bCs w:val="0"/>
+          <w:sz w:val="28"/>
+          <w:szCs w:val="28"/>
+          <w:highlight w:val="none"/>
+          <w:lang w:val="ru-RU"/>
+        </w:rPr>
+        <w:t xml:space="preserve"> в </w:t>
+      </w:r>
+      <w:r>
+        <w:rPr>
+          <w:rFonts w:ascii="Times New Roman" w:hAnsi="Times New Roman" w:eastAsia="Times New Roman"/>
+          <w:b w:val="0"/>
+          <w:bCs w:val="0"/>
+          <w:sz w:val="28"/>
+          <w:szCs w:val="28"/>
+          <w:highlight w:val="none"/>
+          <w:lang w:val="en-US"/>
+        </w:rPr>
+        <w:t xml:space="preserve">.mp3. </w:t>
+      </w:r>
+      <w:r>
+        <w:rPr>
+          <w:rFonts w:ascii="Times New Roman" w:hAnsi="Times New Roman" w:eastAsia="Times New Roman"/>
+          <w:b w:val="0"/>
+          <w:bCs w:val="0"/>
+          <w:sz w:val="28"/>
+          <w:szCs w:val="28"/>
+          <w:highlight w:val="none"/>
+          <w:lang w:val="ru-RU"/>
+        </w:rPr>
+        <w:t xml:space="preserve">До оптимизации программа использовала один файловый поток. Поэтому файлы обрабатывались по очереди, блокируя доступ к ресурсам.</w:t>
+      </w:r>
+      <w:r>
+        <w:rPr>
+          <w:rFonts w:ascii="Times New Roman" w:hAnsi="Times New Roman" w:eastAsia="Times New Roman"/>
+          <w:b w:val="0"/>
+          <w:bCs w:val="0"/>
+          <w:sz w:val="28"/>
+          <w:szCs w:val="28"/>
+          <w:highlight w:val="none"/>
+          <w:lang w:val="en-US"/>
+        </w:rPr>
+        <w:t xml:space="preserve"> </w:t>
+      </w:r>
+      <w:r>
+        <w:rPr>
+          <w:rFonts w:ascii="Times New Roman" w:hAnsi="Times New Roman" w:eastAsia="Times New Roman"/>
+          <w:b w:val="0"/>
+          <w:bCs w:val="0"/>
+          <w:sz w:val="28"/>
+          <w:szCs w:val="28"/>
+          <w:highlight w:val="none"/>
+          <w:lang w:val="ru-RU"/>
+        </w:rPr>
+        <w:t xml:space="preserve"> Программа и результат работы программы представлены на рисунке 3. </w:t>
+      </w:r>
+      <w:r>
+        <w:rPr>
+          <w:rFonts w:ascii="Times New Roman" w:hAnsi="Times New Roman" w:eastAsia="Times New Roman"/>
+          <w:b w:val="0"/>
+          <w:bCs w:val="0"/>
+          <w:sz w:val="28"/>
+          <w:szCs w:val="28"/>
+          <w:highlight w:val="none"/>
+          <w:lang w:val="ru-RU"/>
+        </w:rPr>
+        <w:t xml:space="preserve">В данном случае программа обрабатывала 31 файл на протяжении 1 минуты и 18 секунд.</w:t>
+      </w:r>
+      <w:r>
+        <w:rPr>
+          <w:rFonts w:ascii="Times New Roman" w:hAnsi="Times New Roman" w:eastAsia="Times New Roman"/>
+          <w:b w:val="0"/>
+          <w:bCs w:val="0"/>
+          <w:sz w:val="28"/>
+          <w:szCs w:val="28"/>
+          <w:highlight w:val="none"/>
+          <w:lang w:val="ru-RU"/>
+        </w:rPr>
+      </w:r>
+    </w:p>
+    <w:p>
+      <w:pPr>
+        <w:pStyle w:val="894"/>
+        <w:pBdr/>
+        <w:spacing w:after="0" w:line="360" w:lineRule="auto"/>
+        <w:ind w:right="0" w:firstLine="709" w:left="0"/>
+        <w:jc w:val="both"/>
+        <w:rPr>
+          <w:rFonts w:ascii="Times New Roman" w:hAnsi="Times New Roman" w:eastAsia="Times New Roman"/>
+          <w:b w:val="0"/>
+          <w:bCs w:val="0"/>
+          <w:sz w:val="28"/>
+          <w:szCs w:val="28"/>
+          <w:highlight w:val="none"/>
+          <w:lang w:val="ru-RU"/>
+        </w:rPr>
+      </w:pPr>
+      <w:r>
+        <w:rPr>
+          <w:rFonts w:ascii="Times New Roman" w:hAnsi="Times New Roman" w:eastAsia="Times New Roman"/>
+          <w:b w:val="0"/>
+          <w:bCs w:val="0"/>
+          <w:sz w:val="28"/>
+          <w:szCs w:val="28"/>
+          <w:highlight w:val="none"/>
+          <w:lang w:val="ru-RU" w:bidi="ru-RU"/>
+        </w:rPr>
+      </w:r>
+      <w:r>
+        <w:rPr>
+          <w:rFonts w:ascii="Times New Roman" w:hAnsi="Times New Roman" w:eastAsia="Times New Roman"/>
+          <w:b w:val="0"/>
+          <w:bCs w:val="0"/>
+          <w:sz w:val="28"/>
+          <w:szCs w:val="28"/>
+          <w:highlight w:val="none"/>
+          <w:lang w:val="ru-RU" w:bidi="ru-RU"/>
+        </w:rPr>
+      </w:r>
+      <w:r>
+        <w:rPr>
+          <w:rFonts w:ascii="Times New Roman" w:hAnsi="Times New Roman" w:eastAsia="Times New Roman"/>
+          <w:b w:val="0"/>
+          <w:bCs w:val="0"/>
+          <w:sz w:val="28"/>
+          <w:szCs w:val="28"/>
+          <w:highlight w:val="none"/>
+          <w:lang w:val="ru-RU"/>
+        </w:rPr>
+      </w:r>
+    </w:p>
+    <w:p>
+      <w:pPr>
+        <w:pStyle w:val="894"/>
+        <w:pBdr/>
+        <w:spacing w:after="0" w:line="360" w:lineRule="auto"/>
+        <w:ind w:right="0" w:firstLine="709" w:left="0"/>
+        <w:jc w:val="center"/>
+        <w:rPr>
+          <w:rFonts w:ascii="Times New Roman" w:hAnsi="Times New Roman" w:eastAsia="Times New Roman"/>
+          <w:b w:val="0"/>
+          <w:bCs w:val="0"/>
+          <w:sz w:val="28"/>
+          <w:szCs w:val="28"/>
+          <w:highlight w:val="none"/>
+          <w:lang w:val="en-US"/>
+        </w:rPr>
+      </w:pPr>
+      <w:r>
+        <w:rPr>
+          <w:rFonts w:ascii="Times New Roman" w:hAnsi="Times New Roman" w:eastAsia="Times New Roman"/>
+          <w:b w:val="0"/>
+          <w:bCs w:val="0"/>
+          <w:sz w:val="28"/>
+          <w:szCs w:val="28"/>
+          <w:highlight w:val="none"/>
+          <w:lang w:val="ru-RU"/>
+        </w:rPr>
+      </w:r>
+      <w:r/>
+      <w:r>
+        <w:rPr>
+          <w:rFonts w:ascii="Times New Roman" w:hAnsi="Times New Roman" w:eastAsia="Times New Roman"/>
+          <w:b w:val="0"/>
+          <w:bCs w:val="0"/>
+          <w:sz w:val="28"/>
+          <w:szCs w:val="28"/>
+          <w:highlight w:val="none"/>
+          <w:lang w:val="ru-RU"/>
+        </w:rPr>
+      </w:r>
+      <w:r>
+        <w:rPr>
+          <w:rFonts w:ascii="Times New Roman" w:hAnsi="Times New Roman" w:eastAsia="Times New Roman"/>
+          <w:b w:val="0"/>
+          <w:bCs w:val="0"/>
+          <w:sz w:val="28"/>
+          <w:szCs w:val="28"/>
+          <w:highlight w:val="none"/>
+          <w:lang w:val="ru-RU"/>
+        </w:rPr>
+      </w:r>
+      <w:r>
+        <mc:AlternateContent>
+          <mc:Choice Requires="wpg">
+            <w:drawing>
+              <wp:inline xmlns:wp="http://schemas.openxmlformats.org/drawingml/2006/wordprocessingDrawing" distT="0" distB="0" distL="0" distR="0">
+                <wp:extent cx="3959078" cy="5616863"/>
+                <wp:effectExtent l="0" t="0" r="0" b="0"/>
+                <wp:docPr id="4" name=""/>
+                <wp:cNvGraphicFramePr>
+                  <a:graphicFrameLocks xmlns:a="http://schemas.openxmlformats.org/drawingml/2006/main" noChangeAspect="1"/>
+                </wp:cNvGraphicFramePr>
+                <a:graphic xmlns:a="http://schemas.openxmlformats.org/drawingml/2006/main">
+                  <a:graphicData uri="http://schemas.openxmlformats.org/drawingml/2006/picture">
+                    <pic:pic xmlns:pic="http://schemas.openxmlformats.org/drawingml/2006/picture">
+                      <pic:nvPicPr>
+                        <pic:cNvPr id="1937811895" name=""/>
+                        <pic:cNvPicPr>
+                          <a:picLocks noChangeAspect="1"/>
+                        </pic:cNvPicPr>
+                        <pic:nvPr/>
+                      </pic:nvPicPr>
+                      <pic:blipFill rotWithShape="1">
+                        <a:blip r:embed="rId11"/>
+                        <a:stretch/>
+                      </pic:blipFill>
+                      <pic:spPr bwMode="auto">
+                        <a:xfrm flipH="0" flipV="0">
+                          <a:off x="0" y="0"/>
+                          <a:ext cx="3959078" cy="5616862"/>
+                        </a:xfrm>
+                        <a:prstGeom prst="rect">
+                          <a:avLst/>
+                        </a:prstGeom>
+                      </pic:spPr>
+                    </pic:pic>
+                  </a:graphicData>
+                </a:graphic>
+              </wp:inline>
+            </w:drawing>
+          </mc:Choice>
+          <mc:Fallback>
+            <w:pict>
+              <v:shapetype id="_x0000_t75" coordsize="21600,21600" o:spt="75" o:preferrelative="t" path="m@4@5l@4@11@9@11@9@5xe" filled="f" stroked="f">
+                <v:stroke joinstyle="miter"/>
+                <v:formulas>
+                  <v:f eqn="if lineDrawn pixelLineWidth 0"/>
+                  <v:f eqn="sum @0 1 0"/>
+                  <v:f eqn="sum 0 0 @1"/>
+                  <v:f eqn="prod @2 1 2"/>
+                  <v:f eqn="prod @3 21600 pixelWidth"/>
+                  <v:f eqn="prod @3 21600 pixelHeight"/>
+                  <v:f eqn="sum @0 0 1"/>
+                  <v:f eqn="prod @6 1 2"/>
+                  <v:f eqn="prod @7 21600 pixelWidth"/>
+                  <v:f eqn="sum @8 21600 0"/>
+                  <v:f eqn="prod @7 21600 pixelHeight"/>
+                  <v:f eqn="sum @10 21600 0"/>
+                </v:formulas>
+                <v:path o:extrusionok="f" gradientshapeok="t" o:connecttype="rect"/>
+                <o:lock v:ext="edit" aspectratio="t"/>
+              </v:shapetype>
+              <v:shape id="_x0000_i3" o:spid="_x0000_s3" type="#_x0000_t75" style="width:311.74pt;height:442.27pt;mso-wrap-distance-left:0.00pt;mso-wrap-distance-top:0.00pt;mso-wrap-distance-right:0.00pt;mso-wrap-distance-bottom:0.00pt;z-index:1;" stroked="false">
+                <v:imagedata r:id="rId11" o:title=""/>
+                <o:lock v:ext="edit" rotation="t"/>
+              </v:shape>
+            </w:pict>
+          </mc:Fallback>
+        </mc:AlternateContent>
+      </w:r>
+      <w:r>
+        <w:rPr>
+          <w:rFonts w:ascii="Times New Roman" w:hAnsi="Times New Roman" w:eastAsia="Times New Roman"/>
+          <w:b w:val="0"/>
+          <w:bCs w:val="0"/>
+          <w:sz w:val="28"/>
+          <w:szCs w:val="28"/>
+          <w:highlight w:val="none"/>
+          <w:lang w:val="en-US"/>
+        </w:rPr>
+      </w:r>
+      <w:r>
+        <w:rPr>
+          <w:rFonts w:ascii="Times New Roman" w:hAnsi="Times New Roman" w:eastAsia="Times New Roman"/>
+          <w:b w:val="0"/>
+          <w:bCs w:val="0"/>
+          <w:sz w:val="28"/>
+          <w:szCs w:val="28"/>
+        </w:rPr>
+      </w:r>
+    </w:p>
+    <w:p>
+      <w:pPr>
+        <w:pStyle w:val="894"/>
+        <w:pBdr/>
+        <w:spacing w:after="0" w:line="360" w:lineRule="auto"/>
+        <w:ind w:right="0" w:firstLine="709" w:left="0"/>
+        <w:jc w:val="center"/>
+        <w:rPr>
+          <w:rFonts w:ascii="Times New Roman" w:hAnsi="Times New Roman" w:eastAsia="Times New Roman"/>
+          <w:b w:val="0"/>
+          <w:bCs w:val="0"/>
+          <w:sz w:val="28"/>
+          <w:szCs w:val="28"/>
+          <w:highlight w:val="none"/>
+          <w:lang w:val="ru-RU"/>
+        </w:rPr>
+      </w:pPr>
+      <w:r>
+        <w:rPr>
+          <w:rFonts w:ascii="Times New Roman" w:hAnsi="Times New Roman" w:eastAsia="Times New Roman"/>
+          <w:b w:val="0"/>
+          <w:bCs w:val="0"/>
+          <w:sz w:val="28"/>
+          <w:szCs w:val="28"/>
+          <w:highlight w:val="none"/>
+          <w:lang w:val="ru-RU"/>
+        </w:rPr>
+        <w:t xml:space="preserve">Рисунок 3. Исходный код и результат выполнения программы</w:t>
+      </w:r>
+      <w:r>
+        <w:rPr>
+          <w:rFonts w:ascii="Times New Roman" w:hAnsi="Times New Roman" w:eastAsia="Times New Roman"/>
+          <w:b w:val="0"/>
+          <w:bCs w:val="0"/>
+          <w:sz w:val="28"/>
+          <w:szCs w:val="28"/>
+        </w:rPr>
+      </w:r>
+    </w:p>
+    <w:p>
+      <w:pPr>
+        <w:pStyle w:val="894"/>
+        <w:pBdr/>
+        <w:spacing w:after="0" w:line="360" w:lineRule="auto"/>
+        <w:ind w:right="0" w:firstLine="709" w:left="0"/>
+        <w:jc w:val="center"/>
+        <w:rPr>
+          <w:rFonts w:ascii="Times New Roman" w:hAnsi="Times New Roman" w:eastAsia="Times New Roman"/>
+          <w:b w:val="0"/>
+          <w:bCs w:val="0"/>
+          <w:sz w:val="28"/>
+          <w:szCs w:val="28"/>
+        </w:rPr>
+      </w:pPr>
+      <w:r>
+        <w:rPr>
+          <w:rFonts w:ascii="Times New Roman" w:hAnsi="Times New Roman" w:eastAsia="Times New Roman"/>
+          <w:b w:val="0"/>
+          <w:bCs w:val="0"/>
+          <w:sz w:val="28"/>
+          <w:szCs w:val="28"/>
+        </w:rPr>
+      </w:r>
+      <w:r>
+        <w:rPr>
+          <w:rFonts w:ascii="Times New Roman" w:hAnsi="Times New Roman" w:eastAsia="Times New Roman"/>
+          <w:b w:val="0"/>
+          <w:bCs w:val="0"/>
+          <w:sz w:val="28"/>
+          <w:szCs w:val="28"/>
+        </w:rPr>
+      </w:r>
+      <w:r>
+        <w:rPr>
+          <w:rFonts w:ascii="Times New Roman" w:hAnsi="Times New Roman" w:eastAsia="Times New Roman"/>
+          <w:b w:val="0"/>
+          <w:bCs w:val="0"/>
+          <w:sz w:val="28"/>
+          <w:szCs w:val="28"/>
+        </w:rPr>
+      </w:r>
+    </w:p>
+    <w:p>
+      <w:pPr>
+        <w:pStyle w:val="894"/>
+        <w:pBdr/>
+        <w:spacing w:after="0" w:line="360" w:lineRule="auto"/>
+        <w:ind w:right="0" w:firstLine="709" w:left="0"/>
+        <w:jc w:val="both"/>
+        <w:rPr>
+          <w:rFonts w:ascii="Times New Roman" w:hAnsi="Times New Roman" w:eastAsia="Times New Roman"/>
+          <w:b w:val="0"/>
+          <w:bCs w:val="0"/>
+          <w:sz w:val="28"/>
+          <w:szCs w:val="28"/>
+          <w:highlight w:val="none"/>
+          <w:lang w:val="ru-RU"/>
+        </w:rPr>
+      </w:pPr>
+      <w:r>
+        <w:rPr>
+          <w:rFonts w:ascii="Times New Roman" w:hAnsi="Times New Roman" w:eastAsia="Times New Roman"/>
+          <w:b w:val="0"/>
+          <w:bCs w:val="0"/>
+          <w:sz w:val="28"/>
+          <w:szCs w:val="28"/>
+          <w:highlight w:val="none"/>
+          <w:lang w:val="ru-RU"/>
+        </w:rPr>
+        <w:t xml:space="preserve">После оптимизации программа была переведена на многопоточное выполнение. Это позволило добавлять файл в очередь и переходить к следующему файлу, не дожидаясь окончания обработки предыдущего файла. Исходный код оптимизированной программы и результат ее работы представлены на рисунке 4. После оптимизации программа обрабатывала 31 файл всего 14 секунд.</w:t>
+      </w:r>
+      <w:r>
+        <w:rPr>
+          <w:rFonts w:ascii="Times New Roman" w:hAnsi="Times New Roman" w:eastAsia="Times New Roman"/>
+          <w:b w:val="0"/>
+          <w:bCs w:val="0"/>
+          <w:sz w:val="28"/>
+          <w:szCs w:val="28"/>
+          <w:highlight w:val="none"/>
+          <w:lang w:val="ru-RU"/>
+        </w:rPr>
+      </w:r>
+    </w:p>
+    <w:p>
+      <w:pPr>
+        <w:pStyle w:val="894"/>
+        <w:pBdr/>
+        <w:spacing w:after="0" w:line="360" w:lineRule="auto"/>
+        <w:ind w:right="0" w:firstLine="709" w:left="0"/>
+        <w:jc w:val="both"/>
+        <w:rPr>
+          <w:rFonts w:ascii="Times New Roman" w:hAnsi="Times New Roman" w:eastAsia="Times New Roman"/>
+          <w:b w:val="0"/>
+          <w:bCs w:val="0"/>
+          <w:sz w:val="28"/>
+          <w:szCs w:val="28"/>
+          <w:highlight w:val="none"/>
+          <w:lang w:val="ru-RU"/>
+        </w:rPr>
+      </w:pPr>
+      <w:r>
+        <w:rPr>
+          <w:rFonts w:ascii="Times New Roman" w:hAnsi="Times New Roman" w:eastAsia="Times New Roman"/>
+          <w:b w:val="0"/>
+          <w:bCs w:val="0"/>
+          <w:sz w:val="28"/>
+          <w:szCs w:val="28"/>
+          <w:highlight w:val="none"/>
+          <w:lang w:val="ru-RU" w:bidi="ru-RU"/>
+        </w:rPr>
+      </w:r>
+      <w:r>
+        <w:rPr>
+          <w:rFonts w:ascii="Times New Roman" w:hAnsi="Times New Roman" w:eastAsia="Times New Roman"/>
+          <w:b w:val="0"/>
+          <w:bCs w:val="0"/>
+          <w:sz w:val="28"/>
+          <w:szCs w:val="28"/>
+          <w:highlight w:val="none"/>
+          <w:lang w:val="ru-RU" w:bidi="ru-RU"/>
+        </w:rPr>
+      </w:r>
+      <w:r>
+        <w:rPr>
+          <w:rFonts w:ascii="Times New Roman" w:hAnsi="Times New Roman" w:eastAsia="Times New Roman"/>
+          <w:b w:val="0"/>
+          <w:bCs w:val="0"/>
+          <w:sz w:val="28"/>
+          <w:szCs w:val="28"/>
+          <w:highlight w:val="none"/>
+          <w:lang w:val="ru-RU"/>
+        </w:rPr>
+      </w:r>
+    </w:p>
+    <w:p>
+      <w:pPr>
+        <w:pStyle w:val="894"/>
+        <w:pBdr/>
+        <w:spacing w:after="0" w:line="360" w:lineRule="auto"/>
+        <w:ind w:right="0" w:firstLine="0" w:left="0"/>
+        <w:jc w:val="center"/>
+        <w:rPr>
+          <w:rFonts w:ascii="Times New Roman" w:hAnsi="Times New Roman" w:eastAsia="Times New Roman"/>
+          <w:b w:val="0"/>
+          <w:bCs w:val="0"/>
+          <w:sz w:val="28"/>
+          <w:szCs w:val="28"/>
+          <w:highlight w:val="none"/>
+          <w:lang w:val="ru-RU"/>
+        </w:rPr>
+      </w:pPr>
+      <w:r>
+        <w:rPr>
+          <w:rFonts w:ascii="Times New Roman" w:hAnsi="Times New Roman" w:eastAsia="Times New Roman"/>
+          <w:b w:val="0"/>
+          <w:bCs w:val="0"/>
+          <w:sz w:val="28"/>
+          <w:szCs w:val="28"/>
+          <w:highlight w:val="none"/>
+          <w:lang w:val="ru-RU"/>
+        </w:rPr>
+      </w:r>
+      <w:r/>
+      <w:r>
+        <mc:AlternateContent>
+          <mc:Choice Requires="wpg">
+            <w:drawing>
+              <wp:inline xmlns:wp="http://schemas.openxmlformats.org/drawingml/2006/wordprocessingDrawing" distT="0" distB="0" distL="0" distR="0">
+                <wp:extent cx="5221326" cy="6434732"/>
+                <wp:effectExtent l="0" t="0" r="0" b="0"/>
+                <wp:docPr id="5" name=""/>
+                <wp:cNvGraphicFramePr>
+                  <a:graphicFrameLocks xmlns:a="http://schemas.openxmlformats.org/drawingml/2006/main" noChangeAspect="1"/>
+                </wp:cNvGraphicFramePr>
+                <a:graphic xmlns:a="http://schemas.openxmlformats.org/drawingml/2006/main">
+                  <a:graphicData uri="http://schemas.openxmlformats.org/drawingml/2006/picture">
+                    <pic:pic xmlns:pic="http://schemas.openxmlformats.org/drawingml/2006/picture">
+                      <pic:nvPicPr>
+                        <pic:cNvPr id="975299825" name=""/>
+                        <pic:cNvPicPr>
+                          <a:picLocks noChangeAspect="1"/>
+                        </pic:cNvPicPr>
+                        <pic:nvPr/>
+                      </pic:nvPicPr>
+                      <pic:blipFill rotWithShape="1">
+                        <a:blip r:embed="rId12"/>
+                        <a:stretch/>
+                      </pic:blipFill>
+                      <pic:spPr bwMode="auto">
+                        <a:xfrm flipH="0" flipV="0">
+                          <a:off x="0" y="0"/>
+                          <a:ext cx="5221325" cy="6434732"/>
+                        </a:xfrm>
+                        <a:prstGeom prst="rect">
+                          <a:avLst/>
+                        </a:prstGeom>
+                      </pic:spPr>
+                    </pic:pic>
+                  </a:graphicData>
+                </a:graphic>
+              </wp:inline>
+            </w:drawing>
+          </mc:Choice>
+          <mc:Fallback>
+            <w:pict>
+              <v:shapetype id="_x0000_t75" coordsize="21600,21600" o:spt="75" o:preferrelative="t" path="m@4@5l@4@11@9@11@9@5xe" filled="f" stroked="f">
+                <v:stroke joinstyle="miter"/>
+                <v:formulas>
+                  <v:f eqn="if lineDrawn pixelLineWidth 0"/>
+                  <v:f eqn="sum @0 1 0"/>
+                  <v:f eqn="sum 0 0 @1"/>
+                  <v:f eqn="prod @2 1 2"/>
+                  <v:f eqn="prod @3 21600 pixelWidth"/>
+                  <v:f eqn="prod @3 21600 pixelHeight"/>
+                  <v:f eqn="sum @0 0 1"/>
+                  <v:f eqn="prod @6 1 2"/>
+                  <v:f eqn="prod @7 21600 pixelWidth"/>
+                  <v:f eqn="sum @8 21600 0"/>
+                  <v:f eqn="prod @7 21600 pixelHeight"/>
+                  <v:f eqn="sum @10 21600 0"/>
+                </v:formulas>
+                <v:path o:extrusionok="f" gradientshapeok="t" o:connecttype="rect"/>
+                <o:lock v:ext="edit" aspectratio="t"/>
+              </v:shapetype>
+              <v:shape id="_x0000_i4" o:spid="_x0000_s4" type="#_x0000_t75" style="width:411.13pt;height:506.67pt;mso-wrap-distance-left:0.00pt;mso-wrap-distance-top:0.00pt;mso-wrap-distance-right:0.00pt;mso-wrap-distance-bottom:0.00pt;z-index:1;" stroked="false">
+                <v:imagedata r:id="rId12" o:title=""/>
+                <o:lock v:ext="edit" rotation="t"/>
+              </v:shape>
+            </w:pict>
+          </mc:Fallback>
+        </mc:AlternateContent>
+      </w:r>
+      <w:r/>
       <w:r>
         <w:rPr>
           <w:rFonts w:ascii="Times New Roman" w:hAnsi="Times New Roman" w:eastAsia="Times New Roman"/>
@@ -2289,6 +2981,876 @@
         </w:rPr>
       </w:r>
     </w:p>
+    <w:p>
+      <w:pPr>
+        <w:pStyle w:val="894"/>
+        <w:pBdr/>
+        <w:spacing w:after="0" w:line="360" w:lineRule="auto"/>
+        <w:ind w:right="0" w:firstLine="0" w:left="0"/>
+        <w:jc w:val="center"/>
+        <w:rPr>
+          <w:rFonts w:ascii="Times New Roman" w:hAnsi="Times New Roman" w:eastAsia="Times New Roman"/>
+          <w:b w:val="0"/>
+          <w:bCs w:val="0"/>
+          <w:sz w:val="28"/>
+          <w:szCs w:val="28"/>
+          <w:highlight w:val="none"/>
+          <w:lang w:val="ru-RU"/>
+        </w:rPr>
+      </w:pPr>
+      <w:r>
+        <w:rPr>
+          <w:rFonts w:ascii="Times New Roman" w:hAnsi="Times New Roman" w:eastAsia="Times New Roman"/>
+          <w:b w:val="0"/>
+          <w:bCs w:val="0"/>
+          <w:sz w:val="28"/>
+          <w:szCs w:val="28"/>
+          <w:highlight w:val="none"/>
+          <w:lang w:val="ru-RU" w:bidi="ru-RU"/>
+        </w:rPr>
+      </w:r>
+      <w:r>
+        <w:rPr>
+          <w:rFonts w:ascii="Times New Roman" w:hAnsi="Times New Roman" w:eastAsia="Times New Roman"/>
+          <w:b w:val="0"/>
+          <w:bCs w:val="0"/>
+          <w:sz w:val="28"/>
+          <w:szCs w:val="28"/>
+          <w:highlight w:val="none"/>
+          <w:lang w:val="ru-RU" w:bidi="ru-RU"/>
+        </w:rPr>
+        <w:t xml:space="preserve">Рисунок 4. Исходный код и результат выполнения программы после оптимизации</w:t>
+      </w:r>
+      <w:r>
+        <w:rPr>
+          <w:rFonts w:ascii="Times New Roman" w:hAnsi="Times New Roman" w:eastAsia="Times New Roman"/>
+          <w:b w:val="0"/>
+          <w:bCs w:val="0"/>
+          <w:sz w:val="28"/>
+          <w:szCs w:val="28"/>
+          <w:highlight w:val="none"/>
+          <w:lang w:val="ru-RU"/>
+        </w:rPr>
+      </w:r>
+    </w:p>
+    <w:p>
+      <w:pPr>
+        <w:pStyle w:val="835"/>
+        <w:numPr>
+          <w:ilvl w:val="1"/>
+          <w:numId w:val="7"/>
+        </w:numPr>
+        <w:pBdr/>
+        <w:spacing/>
+        <w:ind w:right="0" w:firstLine="709" w:left="0"/>
+        <w:rPr>
+          <w:rFonts w:ascii="Times New Roman" w:hAnsi="Times New Roman" w:cs="Times New Roman"/>
+          <w:color w:val="000000" w:themeColor="text1"/>
+          <w:sz w:val="28"/>
+          <w:szCs w:val="28"/>
+          <w14:ligatures w14:val="none"/>
+        </w:rPr>
+      </w:pPr>
+      <w:r>
+        <w:rPr>
+          <w:rFonts w:ascii="Times New Roman" w:hAnsi="Times New Roman" w:eastAsia="Times New Roman" w:cs="Times New Roman"/>
+          <w:color w:val="000000" w:themeColor="text1"/>
+          <w:sz w:val="28"/>
+          <w:szCs w:val="28"/>
+          <w:highlight w:val="none"/>
+          <w:lang w:val="ru-RU"/>
+        </w:rPr>
+        <w:t xml:space="preserve">Задание 3</w:t>
+      </w:r>
+      <w:r>
+        <w:rPr>
+          <w:rFonts w:ascii="Times New Roman" w:hAnsi="Times New Roman" w:cs="Times New Roman"/>
+          <w:color w:val="000000" w:themeColor="text1"/>
+          <w:sz w:val="28"/>
+          <w:szCs w:val="28"/>
+        </w:rPr>
+      </w:r>
+    </w:p>
+    <w:p>
+      <w:pPr>
+        <w:pBdr/>
+        <w:spacing/>
+        <w:ind/>
+        <w:rPr/>
+      </w:pPr>
+      <w:r/>
+      <w:r/>
+      <w:r/>
+    </w:p>
+    <w:p>
+      <w:pPr>
+        <w:pBdr/>
+        <w:spacing/>
+        <w:ind w:right="0" w:firstLine="709" w:left="0"/>
+        <w:rPr>
+          <w:rFonts w:ascii="Times New Roman" w:hAnsi="Times New Roman" w:eastAsia="Times New Roman" w:cs="Times New Roman"/>
+          <w:color w:val="000000" w:themeColor="text1"/>
+          <w:sz w:val="28"/>
+          <w:szCs w:val="28"/>
+          <w:highlight w:val="none"/>
+          <w14:ligatures w14:val="none"/>
+        </w:rPr>
+      </w:pPr>
+      <w:r>
+        <w:rPr>
+          <w:rFonts w:ascii="Times New Roman" w:hAnsi="Times New Roman" w:eastAsia="Times New Roman" w:cs="Times New Roman"/>
+          <w:color w:val="000000" w:themeColor="text1"/>
+          <w:sz w:val="28"/>
+          <w:szCs w:val="28"/>
+          <w:highlight w:val="none"/>
+          <w:lang w:val="ru-RU"/>
+        </w:rPr>
+      </w:r>
+      <w:r>
+        <w:rPr>
+          <w:rFonts w:ascii="Times New Roman" w:hAnsi="Times New Roman" w:eastAsia="Times New Roman" w:cs="Times New Roman"/>
+          <w:color w:val="000000" w:themeColor="text1"/>
+          <w:sz w:val="28"/>
+          <w:szCs w:val="28"/>
+        </w:rPr>
+        <w:t xml:space="preserve">Решение задачи в тетради представлено на рисунке 5.</w:t>
+      </w:r>
+      <w:r/>
+      <w:r>
+        <w:rPr>
+          <w:rFonts w:ascii="Times New Roman" w:hAnsi="Times New Roman" w:eastAsia="Times New Roman" w:cs="Times New Roman"/>
+          <w:color w:val="000000" w:themeColor="text1"/>
+          <w:sz w:val="28"/>
+          <w:szCs w:val="28"/>
+          <w:highlight w:val="none"/>
+        </w:rPr>
+      </w:r>
+      <w:r>
+        <w:rPr>
+          <w:rFonts w:ascii="Times New Roman" w:hAnsi="Times New Roman" w:eastAsia="Times New Roman" w:cs="Times New Roman"/>
+          <w:color w:val="000000" w:themeColor="text1"/>
+          <w:sz w:val="28"/>
+          <w:szCs w:val="28"/>
+          <w:highlight w:val="none"/>
+        </w:rPr>
+      </w:r>
+      <w:r>
+        <w:rPr>
+          <w:rFonts w:ascii="Times New Roman" w:hAnsi="Times New Roman" w:eastAsia="Times New Roman" w:cs="Times New Roman"/>
+          <w:color w:val="000000" w:themeColor="text1"/>
+          <w:sz w:val="28"/>
+          <w:szCs w:val="28"/>
+          <w:highlight w:val="none"/>
+        </w:rPr>
+      </w:r>
+      <w:r>
+        <w:rPr>
+          <w:rFonts w:ascii="Times New Roman" w:hAnsi="Times New Roman" w:eastAsia="Times New Roman" w:cs="Times New Roman"/>
+          <w:color w:val="000000" w:themeColor="text1"/>
+          <w:sz w:val="28"/>
+          <w:szCs w:val="28"/>
+          <w:highlight w:val="none"/>
+        </w:rPr>
+      </w:r>
+    </w:p>
+    <w:p>
+      <w:pPr>
+        <w:pBdr/>
+        <w:spacing/>
+        <w:ind w:right="0" w:firstLine="0" w:left="0"/>
+        <w:rPr>
+          <w:rFonts w:ascii="Times New Roman" w:hAnsi="Times New Roman" w:eastAsia="Times New Roman" w:cs="Times New Roman"/>
+          <w:color w:val="000000" w:themeColor="text1"/>
+          <w:sz w:val="28"/>
+          <w:szCs w:val="28"/>
+          <w:highlight w:val="none"/>
+          <w14:ligatures w14:val="none"/>
+        </w:rPr>
+      </w:pPr>
+      <w:r>
+        <w:rPr>
+          <w:rFonts w:ascii="Times New Roman" w:hAnsi="Times New Roman" w:eastAsia="Times New Roman" w:cs="Times New Roman"/>
+          <w:color w:val="000000" w:themeColor="text1"/>
+          <w:sz w:val="28"/>
+          <w:szCs w:val="28"/>
+          <w:highlight w:val="none"/>
+        </w:rPr>
+      </w:r>
+      <w:r>
+        <w:rPr>
+          <w:rFonts w:ascii="Times New Roman" w:hAnsi="Times New Roman" w:eastAsia="Times New Roman" w:cs="Times New Roman"/>
+          <w:color w:val="000000" w:themeColor="text1"/>
+          <w:sz w:val="28"/>
+          <w:szCs w:val="28"/>
+          <w:highlight w:val="none"/>
+        </w:rPr>
+      </w:r>
+      <w:r>
+        <w:rPr>
+          <w:rFonts w:ascii="Times New Roman" w:hAnsi="Times New Roman" w:eastAsia="Times New Roman" w:cs="Times New Roman"/>
+          <w:color w:val="000000" w:themeColor="text1"/>
+          <w:sz w:val="28"/>
+          <w:szCs w:val="28"/>
+          <w:highlight w:val="none"/>
+        </w:rPr>
+      </w:r>
+    </w:p>
+    <w:p>
+      <w:pPr>
+        <w:pBdr/>
+        <w:spacing/>
+        <w:ind w:right="0" w:firstLine="709" w:left="0"/>
+        <w:jc w:val="center"/>
+        <w:rPr>
+          <w:rFonts w:ascii="Times New Roman" w:hAnsi="Times New Roman" w:eastAsia="Times New Roman" w:cs="Times New Roman"/>
+          <w:color w:val="000000" w:themeColor="text1"/>
+          <w:sz w:val="28"/>
+          <w:szCs w:val="28"/>
+          <w:highlight w:val="none"/>
+          <w14:ligatures w14:val="none"/>
+        </w:rPr>
+      </w:pPr>
+      <w:r>
+        <w:rPr>
+          <w:rFonts w:ascii="Times New Roman" w:hAnsi="Times New Roman" w:eastAsia="Times New Roman" w:cs="Times New Roman"/>
+          <w:color w:val="000000" w:themeColor="text1"/>
+          <w:sz w:val="28"/>
+          <w:szCs w:val="28"/>
+          <w:highlight w:val="none"/>
+        </w:rPr>
+      </w:r>
+      <w:r>
+        <w:rPr>
+          <w:rFonts w:ascii="Times New Roman" w:hAnsi="Times New Roman" w:eastAsia="Times New Roman" w:cs="Times New Roman"/>
+          <w:color w:val="000000" w:themeColor="text1"/>
+          <w:sz w:val="28"/>
+          <w:szCs w:val="28"/>
+          <w:highlight w:val="none"/>
+        </w:rPr>
+      </w:r>
+      <w:r>
+        <w:rPr>
+          <w:rFonts w:ascii="Times New Roman" w:hAnsi="Times New Roman" w:eastAsia="Times New Roman" w:cs="Times New Roman"/>
+          <w:color w:val="000000" w:themeColor="text1"/>
+          <w:sz w:val="28"/>
+          <w:szCs w:val="28"/>
+          <w:highlight w:val="none"/>
+        </w:rPr>
+        <mc:AlternateContent>
+          <mc:Choice Requires="wpg">
+            <w:drawing>
+              <wp:inline xmlns:wp="http://schemas.openxmlformats.org/drawingml/2006/wordprocessingDrawing" distT="0" distB="0" distL="0" distR="0">
+                <wp:extent cx="4309665" cy="3704685"/>
+                <wp:effectExtent l="0" t="0" r="0" b="0"/>
+                <wp:docPr id="6" name=""/>
+                <wp:cNvGraphicFramePr>
+                  <a:graphicFrameLocks xmlns:a="http://schemas.openxmlformats.org/drawingml/2006/main" noChangeAspect="1"/>
+                </wp:cNvGraphicFramePr>
+                <a:graphic xmlns:a="http://schemas.openxmlformats.org/drawingml/2006/main">
+                  <a:graphicData uri="http://schemas.openxmlformats.org/drawingml/2006/picture">
+                    <pic:pic xmlns:pic="http://schemas.openxmlformats.org/drawingml/2006/picture">
+                      <pic:nvPicPr>
+                        <pic:cNvPr id="438509418" name=""/>
+                        <pic:cNvPicPr>
+                          <a:picLocks noChangeAspect="1"/>
+                        </pic:cNvPicPr>
+                        <pic:nvPr/>
+                      </pic:nvPicPr>
+                      <pic:blipFill rotWithShape="1">
+                        <a:blip r:embed="rId13"/>
+                        <a:srcRect l="4240" t="8009" r="-1874" b="52809"/>
+                        <a:stretch/>
+                      </pic:blipFill>
+                      <pic:spPr bwMode="auto">
+                        <a:xfrm flipH="0" flipV="0">
+                          <a:off x="0" y="0"/>
+                          <a:ext cx="4309664" cy="3704684"/>
+                        </a:xfrm>
+                        <a:prstGeom prst="rect">
+                          <a:avLst/>
+                        </a:prstGeom>
+                      </pic:spPr>
+                    </pic:pic>
+                  </a:graphicData>
+                </a:graphic>
+              </wp:inline>
+            </w:drawing>
+          </mc:Choice>
+          <mc:Fallback>
+            <w:pict>
+              <v:shapetype id="_x0000_t75" coordsize="21600,21600" o:spt="75" o:preferrelative="t" path="m@4@5l@4@11@9@11@9@5xe" filled="f" stroked="f">
+                <v:stroke joinstyle="miter"/>
+                <v:formulas>
+                  <v:f eqn="if lineDrawn pixelLineWidth 0"/>
+                  <v:f eqn="sum @0 1 0"/>
+                  <v:f eqn="sum 0 0 @1"/>
+                  <v:f eqn="prod @2 1 2"/>
+                  <v:f eqn="prod @3 21600 pixelWidth"/>
+                  <v:f eqn="prod @3 21600 pixelHeight"/>
+                  <v:f eqn="sum @0 0 1"/>
+                  <v:f eqn="prod @6 1 2"/>
+                  <v:f eqn="prod @7 21600 pixelWidth"/>
+                  <v:f eqn="sum @8 21600 0"/>
+                  <v:f eqn="prod @7 21600 pixelHeight"/>
+                  <v:f eqn="sum @10 21600 0"/>
+                </v:formulas>
+                <v:path o:extrusionok="f" gradientshapeok="t" o:connecttype="rect"/>
+                <o:lock v:ext="edit" aspectratio="t"/>
+              </v:shapetype>
+              <v:shape id="_x0000_i5" o:spid="_x0000_s5" type="#_x0000_t75" style="width:339.34pt;height:291.71pt;mso-wrap-distance-left:0.00pt;mso-wrap-distance-top:0.00pt;mso-wrap-distance-right:0.00pt;mso-wrap-distance-bottom:0.00pt;z-index:1;" stroked="false">
+                <v:imagedata r:id="rId13" o:title="" croptop="5249f" cropleft="2779f" cropbottom="34609f" cropright="-1227f"/>
+                <o:lock v:ext="edit" rotation="t"/>
+              </v:shape>
+            </w:pict>
+          </mc:Fallback>
+        </mc:AlternateContent>
+      </w:r>
+      <w:r>
+        <w:rPr>
+          <w:rFonts w:ascii="Times New Roman" w:hAnsi="Times New Roman" w:eastAsia="Times New Roman" w:cs="Times New Roman"/>
+          <w:color w:val="000000" w:themeColor="text1"/>
+          <w:sz w:val="28"/>
+          <w:szCs w:val="28"/>
+          <w:highlight w:val="none"/>
+        </w:rPr>
+      </w:r>
+      <w:r>
+        <w:rPr>
+          <w:rFonts w:ascii="Times New Roman" w:hAnsi="Times New Roman" w:eastAsia="Times New Roman" w:cs="Times New Roman"/>
+          <w:color w:val="000000" w:themeColor="text1"/>
+          <w:sz w:val="28"/>
+          <w:szCs w:val="28"/>
+          <w:highlight w:val="none"/>
+        </w:rPr>
+      </w:r>
+      <w:r>
+        <w:rPr>
+          <w:rFonts w:ascii="Times New Roman" w:hAnsi="Times New Roman" w:eastAsia="Times New Roman" w:cs="Times New Roman"/>
+          <w:color w:val="000000" w:themeColor="text1"/>
+          <w:sz w:val="28"/>
+          <w:szCs w:val="28"/>
+          <w:highlight w:val="none"/>
+        </w:rPr>
+      </w:r>
+      <w:r>
+        <w:rPr>
+          <w:rFonts w:ascii="Times New Roman" w:hAnsi="Times New Roman" w:eastAsia="Times New Roman" w:cs="Times New Roman"/>
+          <w:color w:val="000000" w:themeColor="text1"/>
+          <w:sz w:val="28"/>
+          <w:szCs w:val="28"/>
+          <w:highlight w:val="none"/>
+        </w:rPr>
+      </w:r>
+    </w:p>
+    <w:p>
+      <w:pPr>
+        <w:pBdr/>
+        <w:spacing/>
+        <w:ind w:right="0" w:firstLine="709" w:left="0"/>
+        <w:jc w:val="center"/>
+        <w:rPr>
+          <w:rFonts w:ascii="Times New Roman" w:hAnsi="Times New Roman" w:eastAsia="Times New Roman" w:cs="Times New Roman"/>
+          <w:color w:val="000000" w:themeColor="text1"/>
+          <w:sz w:val="28"/>
+          <w:szCs w:val="28"/>
+          <w:highlight w:val="none"/>
+          <w14:ligatures w14:val="none"/>
+        </w:rPr>
+      </w:pPr>
+      <w:r>
+        <w:rPr>
+          <w:rFonts w:ascii="Times New Roman" w:hAnsi="Times New Roman" w:eastAsia="Times New Roman" w:cs="Times New Roman"/>
+          <w:color w:val="000000" w:themeColor="text1"/>
+          <w:sz w:val="28"/>
+          <w:szCs w:val="28"/>
+          <w:highlight w:val="none"/>
+        </w:rPr>
+        <w:t xml:space="preserve">Рисунок 5. Решение задачи</w:t>
+      </w:r>
+      <w:r>
+        <w:rPr>
+          <w:rFonts w:ascii="Times New Roman" w:hAnsi="Times New Roman" w:eastAsia="Times New Roman" w:cs="Times New Roman"/>
+          <w:color w:val="000000" w:themeColor="text1"/>
+          <w:sz w:val="28"/>
+          <w:szCs w:val="28"/>
+          <w:highlight w:val="none"/>
+        </w:rPr>
+      </w:r>
+      <w:r>
+        <w:rPr>
+          <w:rFonts w:ascii="Times New Roman" w:hAnsi="Times New Roman" w:eastAsia="Times New Roman" w:cs="Times New Roman"/>
+          <w:color w:val="000000" w:themeColor="text1"/>
+          <w:sz w:val="28"/>
+          <w:szCs w:val="28"/>
+          <w:highlight w:val="none"/>
+        </w:rPr>
+      </w:r>
+    </w:p>
+    <w:p>
+      <w:pPr>
+        <w:pBdr/>
+        <w:spacing/>
+        <w:ind w:right="0" w:firstLine="709" w:left="0"/>
+        <w:jc w:val="center"/>
+        <w:rPr>
+          <w:rFonts w:ascii="Times New Roman" w:hAnsi="Times New Roman" w:eastAsia="Times New Roman" w:cs="Times New Roman"/>
+          <w:color w:val="000000" w:themeColor="text1"/>
+          <w:sz w:val="28"/>
+          <w:szCs w:val="28"/>
+          <w:highlight w:val="none"/>
+          <w14:ligatures w14:val="none"/>
+        </w:rPr>
+      </w:pPr>
+      <w:r>
+        <w:rPr>
+          <w:rFonts w:ascii="Times New Roman" w:hAnsi="Times New Roman" w:eastAsia="Times New Roman" w:cs="Times New Roman"/>
+          <w:color w:val="000000" w:themeColor="text1"/>
+          <w:sz w:val="28"/>
+          <w:szCs w:val="28"/>
+          <w:highlight w:val="none"/>
+        </w:rPr>
+      </w:r>
+      <w:r>
+        <w:rPr>
+          <w:rFonts w:ascii="Times New Roman" w:hAnsi="Times New Roman" w:eastAsia="Times New Roman" w:cs="Times New Roman"/>
+          <w:color w:val="000000" w:themeColor="text1"/>
+          <w:sz w:val="28"/>
+          <w:szCs w:val="28"/>
+          <w:highlight w:val="none"/>
+        </w:rPr>
+      </w:r>
+      <w:r>
+        <w:rPr>
+          <w:rFonts w:ascii="Times New Roman" w:hAnsi="Times New Roman" w:eastAsia="Times New Roman" w:cs="Times New Roman"/>
+          <w:color w:val="000000" w:themeColor="text1"/>
+          <w:sz w:val="28"/>
+          <w:szCs w:val="28"/>
+          <w:highlight w:val="none"/>
+        </w:rPr>
+      </w:r>
+    </w:p>
+    <w:p>
+      <w:pPr>
+        <w:pBdr>
+          <w:top w:val="none" w:color="000000" w:sz="4" w:space="0"/>
+          <w:left w:val="none" w:color="000000" w:sz="4" w:space="0"/>
+          <w:bottom w:val="none" w:color="000000" w:sz="4" w:space="0"/>
+          <w:right w:val="none" w:color="000000" w:sz="4" w:space="0"/>
+        </w:pBdr>
+        <w:spacing/>
+        <w:ind w:right="0" w:firstLine="709" w:left="0"/>
+        <w:jc w:val="both"/>
+        <w:rPr>
+          <w:sz w:val="28"/>
+          <w:szCs w:val="28"/>
+        </w:rPr>
+      </w:pPr>
+      <w:r>
+        <w:rPr>
+          <w:rFonts w:ascii="Times New Roman" w:hAnsi="Times New Roman" w:eastAsia="Times New Roman" w:cs="Times New Roman"/>
+          <w:color w:val="000000"/>
+          <w:sz w:val="28"/>
+          <w:szCs w:val="28"/>
+        </w:rPr>
+        <w:t xml:space="preserve">Оптимизируется </w:t>
+      </w:r>
+      <w:r>
+        <w:rPr>
+          <w:rFonts w:ascii="Times New Roman" w:hAnsi="Times New Roman" w:eastAsia="Times New Roman" w:cs="Times New Roman"/>
+          <w:b w:val="0"/>
+          <w:bCs w:val="0"/>
+          <w:color w:val="000000"/>
+          <w:sz w:val="28"/>
+          <w:szCs w:val="28"/>
+        </w:rPr>
+        <w:t xml:space="preserve">объем</w:t>
+      </w:r>
+      <w:r>
+        <w:rPr>
+          <w:rFonts w:ascii="Times New Roman" w:hAnsi="Times New Roman" w:eastAsia="Times New Roman" w:cs="Times New Roman"/>
+          <w:color w:val="000000"/>
+          <w:sz w:val="28"/>
+          <w:szCs w:val="28"/>
+        </w:rPr>
+        <w:t xml:space="preserve"> коробки. Цель – найти такое значение глубины выреза, при котором вместимость будет максимально возможной при заданных размерах листа.</w:t>
+      </w:r>
+      <w:r>
+        <w:rPr>
+          <w:sz w:val="28"/>
+          <w:szCs w:val="28"/>
+        </w:rPr>
+      </w:r>
+    </w:p>
+    <w:p>
+      <w:pPr>
+        <w:pBdr>
+          <w:top w:val="none" w:color="000000" w:sz="4" w:space="0"/>
+          <w:left w:val="none" w:color="000000" w:sz="4" w:space="0"/>
+          <w:bottom w:val="none" w:color="000000" w:sz="4" w:space="0"/>
+          <w:right w:val="none" w:color="000000" w:sz="4" w:space="0"/>
+        </w:pBdr>
+        <w:spacing/>
+        <w:ind w:right="0" w:firstLine="709" w:left="0"/>
+        <w:jc w:val="both"/>
+        <w:rPr>
+          <w:b w:val="0"/>
+          <w:bCs w:val="0"/>
+          <w:sz w:val="28"/>
+          <w:szCs w:val="28"/>
+        </w:rPr>
+      </w:pPr>
+      <w:r>
+        <w:rPr>
+          <w:rFonts w:ascii="Times New Roman" w:hAnsi="Times New Roman" w:eastAsia="Times New Roman" w:cs="Times New Roman"/>
+          <w:b w:val="0"/>
+          <w:bCs w:val="0"/>
+          <w:color w:val="000000"/>
+          <w:sz w:val="28"/>
+          <w:szCs w:val="28"/>
+        </w:rPr>
+        <w:t xml:space="preserve">Постоянные факторы:</w:t>
+      </w:r>
+      <w:r>
+        <w:rPr>
+          <w:b w:val="0"/>
+          <w:bCs w:val="0"/>
+          <w:sz w:val="28"/>
+          <w:szCs w:val="28"/>
+        </w:rPr>
+      </w:r>
+    </w:p>
+    <w:p>
+      <w:pPr>
+        <w:pStyle w:val="898"/>
+        <w:numPr>
+          <w:ilvl w:val="0"/>
+          <w:numId w:val="9"/>
+        </w:numPr>
+        <w:pBdr>
+          <w:top w:val="none" w:color="000000" w:sz="4" w:space="0"/>
+          <w:left w:val="none" w:color="000000" w:sz="4" w:space="0"/>
+          <w:bottom w:val="none" w:color="000000" w:sz="4" w:space="0"/>
+          <w:right w:val="none" w:color="000000" w:sz="4" w:space="0"/>
+        </w:pBdr>
+        <w:spacing/>
+        <w:ind w:right="0" w:firstLine="709" w:left="0"/>
+        <w:jc w:val="both"/>
+        <w:rPr>
+          <w:sz w:val="28"/>
+          <w:szCs w:val="28"/>
+        </w:rPr>
+      </w:pPr>
+      <w:r>
+        <w:rPr>
+          <w:rFonts w:ascii="Times New Roman" w:hAnsi="Times New Roman" w:eastAsia="Times New Roman" w:cs="Times New Roman"/>
+          <w:color w:val="000000"/>
+          <w:sz w:val="28"/>
+          <w:szCs w:val="28"/>
+        </w:rPr>
+        <w:t xml:space="preserve">длина листа (b);</w:t>
+      </w:r>
+      <w:r>
+        <w:rPr>
+          <w:sz w:val="28"/>
+          <w:szCs w:val="28"/>
+        </w:rPr>
+      </w:r>
+    </w:p>
+    <w:p>
+      <w:pPr>
+        <w:pStyle w:val="898"/>
+        <w:numPr>
+          <w:ilvl w:val="0"/>
+          <w:numId w:val="9"/>
+        </w:numPr>
+        <w:pBdr>
+          <w:top w:val="none" w:color="000000" w:sz="4" w:space="0"/>
+          <w:left w:val="none" w:color="000000" w:sz="4" w:space="0"/>
+          <w:bottom w:val="none" w:color="000000" w:sz="4" w:space="0"/>
+          <w:right w:val="none" w:color="000000" w:sz="4" w:space="0"/>
+        </w:pBdr>
+        <w:spacing/>
+        <w:ind w:right="0" w:firstLine="709" w:left="0"/>
+        <w:jc w:val="both"/>
+        <w:rPr>
+          <w:sz w:val="28"/>
+          <w:szCs w:val="28"/>
+        </w:rPr>
+      </w:pPr>
+      <w:r>
+        <w:rPr>
+          <w:rFonts w:ascii="Times New Roman" w:hAnsi="Times New Roman" w:eastAsia="Times New Roman" w:cs="Times New Roman"/>
+          <w:color w:val="000000"/>
+          <w:sz w:val="28"/>
+          <w:szCs w:val="28"/>
+        </w:rPr>
+        <w:t xml:space="preserve">ширина листа (a).</w:t>
+      </w:r>
+      <w:r>
+        <w:rPr>
+          <w:sz w:val="28"/>
+          <w:szCs w:val="28"/>
+        </w:rPr>
+      </w:r>
+    </w:p>
+    <w:p>
+      <w:pPr>
+        <w:pBdr>
+          <w:top w:val="none" w:color="000000" w:sz="4" w:space="0"/>
+          <w:left w:val="none" w:color="000000" w:sz="4" w:space="0"/>
+          <w:bottom w:val="none" w:color="000000" w:sz="4" w:space="0"/>
+          <w:right w:val="none" w:color="000000" w:sz="4" w:space="0"/>
+        </w:pBdr>
+        <w:spacing/>
+        <w:ind w:right="0" w:firstLine="709" w:left="0"/>
+        <w:jc w:val="both"/>
+        <w:rPr>
+          <w:b w:val="0"/>
+          <w:bCs w:val="0"/>
+          <w:sz w:val="28"/>
+          <w:szCs w:val="28"/>
+        </w:rPr>
+      </w:pPr>
+      <w:r>
+        <w:rPr>
+          <w:rFonts w:ascii="Times New Roman" w:hAnsi="Times New Roman" w:eastAsia="Times New Roman" w:cs="Times New Roman"/>
+          <w:b w:val="0"/>
+          <w:bCs w:val="0"/>
+          <w:color w:val="000000"/>
+          <w:sz w:val="28"/>
+          <w:szCs w:val="28"/>
+        </w:rPr>
+        <w:t xml:space="preserve">Зависимые факторы:</w:t>
+      </w:r>
+      <w:r>
+        <w:rPr>
+          <w:b w:val="0"/>
+          <w:bCs w:val="0"/>
+          <w:sz w:val="28"/>
+          <w:szCs w:val="28"/>
+        </w:rPr>
+      </w:r>
+    </w:p>
+    <w:p>
+      <w:pPr>
+        <w:pStyle w:val="898"/>
+        <w:numPr>
+          <w:ilvl w:val="0"/>
+          <w:numId w:val="10"/>
+        </w:numPr>
+        <w:pBdr>
+          <w:top w:val="none" w:color="000000" w:sz="4" w:space="0"/>
+          <w:left w:val="none" w:color="000000" w:sz="4" w:space="0"/>
+          <w:bottom w:val="none" w:color="000000" w:sz="4" w:space="0"/>
+          <w:right w:val="none" w:color="000000" w:sz="4" w:space="0"/>
+        </w:pBdr>
+        <w:spacing/>
+        <w:ind w:right="0" w:firstLine="709" w:left="0"/>
+        <w:jc w:val="both"/>
+        <w:rPr>
+          <w:sz w:val="28"/>
+          <w:szCs w:val="28"/>
+        </w:rPr>
+      </w:pPr>
+      <w:r>
+        <w:rPr>
+          <w:rFonts w:ascii="Times New Roman" w:hAnsi="Times New Roman" w:eastAsia="Times New Roman" w:cs="Times New Roman"/>
+          <w:color w:val="000000"/>
+          <w:sz w:val="28"/>
+          <w:szCs w:val="28"/>
+        </w:rPr>
+        <w:t xml:space="preserve">длина основания коробки (b</w:t>
+      </w:r>
+      <w:r>
+        <w:rPr>
+          <w:rFonts w:ascii="Times New Roman" w:hAnsi="Times New Roman" w:eastAsia="Times New Roman" w:cs="Times New Roman"/>
+          <w:color w:val="000000"/>
+          <w:sz w:val="28"/>
+          <w:szCs w:val="28"/>
+          <w:lang w:val="en-US"/>
+        </w:rPr>
+        <w:t xml:space="preserve"> - 2x</w:t>
+      </w:r>
+      <w:r>
+        <w:rPr>
+          <w:rFonts w:ascii="Times New Roman" w:hAnsi="Times New Roman" w:eastAsia="Times New Roman" w:cs="Times New Roman"/>
+          <w:color w:val="000000"/>
+          <w:sz w:val="28"/>
+          <w:szCs w:val="28"/>
+        </w:rPr>
+        <w:t xml:space="preserve">);</w:t>
+      </w:r>
+      <w:r>
+        <w:rPr>
+          <w:sz w:val="28"/>
+          <w:szCs w:val="28"/>
+        </w:rPr>
+      </w:r>
+    </w:p>
+    <w:p>
+      <w:pPr>
+        <w:pStyle w:val="898"/>
+        <w:numPr>
+          <w:ilvl w:val="0"/>
+          <w:numId w:val="10"/>
+        </w:numPr>
+        <w:pBdr>
+          <w:top w:val="none" w:color="000000" w:sz="4" w:space="0"/>
+          <w:left w:val="none" w:color="000000" w:sz="4" w:space="0"/>
+          <w:bottom w:val="none" w:color="000000" w:sz="4" w:space="0"/>
+          <w:right w:val="none" w:color="000000" w:sz="4" w:space="0"/>
+        </w:pBdr>
+        <w:spacing/>
+        <w:ind w:right="0" w:firstLine="709" w:left="0"/>
+        <w:jc w:val="both"/>
+        <w:rPr>
+          <w:sz w:val="28"/>
+          <w:szCs w:val="28"/>
+        </w:rPr>
+      </w:pPr>
+      <w:r>
+        <w:rPr>
+          <w:rFonts w:ascii="Times New Roman" w:hAnsi="Times New Roman" w:eastAsia="Times New Roman" w:cs="Times New Roman"/>
+          <w:color w:val="000000"/>
+          <w:sz w:val="28"/>
+          <w:szCs w:val="28"/>
+        </w:rPr>
+        <w:t xml:space="preserve">ширина основания коробки (a</w:t>
+      </w:r>
+      <w:r>
+        <w:rPr>
+          <w:rFonts w:ascii="Times New Roman" w:hAnsi="Times New Roman" w:eastAsia="Times New Roman" w:cs="Times New Roman"/>
+          <w:color w:val="000000"/>
+          <w:sz w:val="28"/>
+          <w:szCs w:val="28"/>
+          <w:lang w:val="en-US"/>
+        </w:rPr>
+        <w:t xml:space="preserve"> - 2x</w:t>
+      </w:r>
+      <w:r>
+        <w:rPr>
+          <w:rFonts w:ascii="Times New Roman" w:hAnsi="Times New Roman" w:eastAsia="Times New Roman" w:cs="Times New Roman"/>
+          <w:color w:val="000000"/>
+          <w:sz w:val="28"/>
+          <w:szCs w:val="28"/>
+        </w:rPr>
+        <w:t xml:space="preserve">);</w:t>
+      </w:r>
+      <w:r>
+        <w:rPr>
+          <w:sz w:val="28"/>
+          <w:szCs w:val="28"/>
+        </w:rPr>
+      </w:r>
+    </w:p>
+    <w:p>
+      <w:pPr>
+        <w:pStyle w:val="898"/>
+        <w:numPr>
+          <w:ilvl w:val="0"/>
+          <w:numId w:val="10"/>
+        </w:numPr>
+        <w:pBdr>
+          <w:top w:val="none" w:color="000000" w:sz="4" w:space="0"/>
+          <w:left w:val="none" w:color="000000" w:sz="4" w:space="0"/>
+          <w:bottom w:val="none" w:color="000000" w:sz="4" w:space="0"/>
+          <w:right w:val="none" w:color="000000" w:sz="4" w:space="0"/>
+        </w:pBdr>
+        <w:spacing/>
+        <w:ind w:right="0" w:firstLine="709" w:left="0"/>
+        <w:jc w:val="both"/>
+        <w:rPr>
+          <w:sz w:val="28"/>
+          <w:szCs w:val="28"/>
+        </w:rPr>
+      </w:pPr>
+      <w:r>
+        <w:rPr>
+          <w:rFonts w:ascii="Times New Roman" w:hAnsi="Times New Roman" w:eastAsia="Times New Roman" w:cs="Times New Roman"/>
+          <w:color w:val="000000"/>
+          <w:sz w:val="28"/>
+          <w:szCs w:val="28"/>
+        </w:rPr>
+        <w:t xml:space="preserve">высота коробки (x);</w:t>
+      </w:r>
+      <w:r>
+        <w:rPr>
+          <w:sz w:val="28"/>
+          <w:szCs w:val="28"/>
+        </w:rPr>
+      </w:r>
+    </w:p>
+    <w:p>
+      <w:pPr>
+        <w:pStyle w:val="898"/>
+        <w:numPr>
+          <w:ilvl w:val="0"/>
+          <w:numId w:val="10"/>
+        </w:numPr>
+        <w:pBdr>
+          <w:top w:val="none" w:color="000000" w:sz="4" w:space="0"/>
+          <w:left w:val="none" w:color="000000" w:sz="4" w:space="0"/>
+          <w:bottom w:val="none" w:color="000000" w:sz="4" w:space="0"/>
+          <w:right w:val="none" w:color="000000" w:sz="4" w:space="0"/>
+        </w:pBdr>
+        <w:spacing/>
+        <w:ind w:right="0" w:firstLine="709" w:left="0"/>
+        <w:jc w:val="both"/>
+        <w:rPr>
+          <w:sz w:val="28"/>
+          <w:szCs w:val="28"/>
+        </w:rPr>
+      </w:pPr>
+      <w:r>
+        <w:rPr>
+          <w:rFonts w:ascii="Times New Roman" w:hAnsi="Times New Roman" w:eastAsia="Times New Roman" w:cs="Times New Roman"/>
+          <w:color w:val="000000"/>
+          <w:sz w:val="28"/>
+          <w:szCs w:val="28"/>
+        </w:rPr>
+        <w:t xml:space="preserve">итоговый объем (V).</w:t>
+      </w:r>
+      <w:r>
+        <w:rPr>
+          <w:sz w:val="28"/>
+          <w:szCs w:val="28"/>
+        </w:rPr>
+      </w:r>
+    </w:p>
+    <w:p>
+      <w:pPr>
+        <w:pBdr/>
+        <w:spacing/>
+        <w:ind w:right="0" w:firstLine="709" w:left="0"/>
+        <w:jc w:val="left"/>
+        <w:rPr>
+          <w:rFonts w:ascii="Times New Roman" w:hAnsi="Times New Roman" w:eastAsia="Times New Roman" w:cs="Times New Roman"/>
+          <w:color w:val="000000" w:themeColor="text1"/>
+          <w:sz w:val="28"/>
+          <w:szCs w:val="28"/>
+          <w:highlight w:val="none"/>
+          <w14:ligatures w14:val="none"/>
+        </w:rPr>
+      </w:pPr>
+      <w:r>
+        <w:rPr>
+          <w:rFonts w:ascii="Times New Roman" w:hAnsi="Times New Roman" w:eastAsia="Times New Roman" w:cs="Times New Roman"/>
+          <w:color w:val="000000" w:themeColor="text1"/>
+          <w:sz w:val="28"/>
+          <w:szCs w:val="28"/>
+          <w:highlight w:val="none"/>
+        </w:rPr>
+      </w:r>
+      <w:r>
+        <w:rPr>
+          <w:rFonts w:ascii="Times New Roman" w:hAnsi="Times New Roman" w:eastAsia="Times New Roman" w:cs="Times New Roman"/>
+          <w:color w:val="000000" w:themeColor="text1"/>
+          <w:sz w:val="28"/>
+          <w:szCs w:val="28"/>
+          <w:highlight w:val="none"/>
+        </w:rPr>
+      </w:r>
+    </w:p>
     <w:sectPr>
       <w:footnotePr/>
       <w:endnotePr/>
@@ -2311,7 +3873,6 @@
         <w:ind/>
         <w:rPr/>
       </w:pPr>
-      <w:r/>
       <w:r>
         <w:separator/>
       </w:r>
@@ -2326,7 +3887,6 @@
         <w:ind/>
         <w:rPr/>
       </w:pPr>
-      <w:r/>
       <w:r>
         <w:continuationSeparator/>
       </w:r>
@@ -2346,7 +3906,6 @@
         <w:ind/>
         <w:rPr/>
       </w:pPr>
-      <w:r/>
       <w:r>
         <w:separator/>
       </w:r>
@@ -2361,7 +3920,6 @@
         <w:ind/>
         <w:rPr/>
       </w:pPr>
-      <w:r/>
       <w:r>
         <w:continuationSeparator/>
       </w:r>
@@ -2514,7 +4072,9 @@
         <w:spacing/>
         <w:ind w:hanging="360" w:left="360"/>
       </w:pPr>
-      <w:rPr/>
+      <w:rPr>
+        <w:color w:val="000000" w:themeColor="text1"/>
+      </w:rPr>
       <w:start w:val="1"/>
       <w:suff w:val="tab"/>
     </w:lvl>
@@ -2528,7 +4088,9 @@
         <w:spacing/>
         <w:ind w:hanging="432" w:left="792"/>
       </w:pPr>
-      <w:rPr/>
+      <w:rPr>
+        <w:color w:val="000000" w:themeColor="text1"/>
+      </w:rPr>
       <w:start w:val="1"/>
       <w:suff w:val="tab"/>
     </w:lvl>
@@ -2885,6 +4447,863 @@
         <w:ind w:hanging="1440" w:left="4669"/>
       </w:pPr>
       <w:rPr/>
+      <w:start w:val="1"/>
+      <w:suff w:val="tab"/>
+    </w:lvl>
+  </w:abstractNum>
+  <w:abstractNum w:abstractNumId="4">
+    <w:nsid w:val="69E7548F"/>
+    <w:lvl w:ilvl="0">
+      <w:isLgl w:val="false"/>
+      <w:lvlJc w:val="left"/>
+      <w:lvlText w:val="%1"/>
+      <w:numFmt w:val="decimal"/>
+      <w:pPr>
+        <w:pBdr/>
+        <w:spacing/>
+        <w:ind w:hanging="360" w:left="709"/>
+      </w:pPr>
+      <w:pStyle w:val="835"/>
+      <w:rPr>
+        <w:color w:val="000000" w:themeColor="text1"/>
+      </w:rPr>
+      <w:start w:val="1"/>
+      <w:suff w:val="tab"/>
+    </w:lvl>
+    <w:lvl w:ilvl="1">
+      <w:isLgl w:val="false"/>
+      <w:lvlJc w:val="left"/>
+      <w:lvlText w:val="%1.%2"/>
+      <w:numFmt w:val="decimal"/>
+      <w:pPr>
+        <w:pBdr/>
+        <w:spacing/>
+        <w:ind w:hanging="432" w:left="1141"/>
+      </w:pPr>
+      <w:pStyle w:val="836"/>
+      <w:rPr/>
+      <w:start w:val="1"/>
+      <w:suff w:val="tab"/>
+    </w:lvl>
+    <w:lvl w:ilvl="2">
+      <w:isLgl w:val="false"/>
+      <w:lvlJc w:val="left"/>
+      <w:lvlText w:val="%1.%2.%3."/>
+      <w:numFmt w:val="decimal"/>
+      <w:pPr>
+        <w:pBdr/>
+        <w:spacing/>
+        <w:ind w:hanging="504" w:left="1573"/>
+      </w:pPr>
+      <w:pStyle w:val="837"/>
+      <w:rPr/>
+      <w:start w:val="1"/>
+      <w:suff w:val="tab"/>
+    </w:lvl>
+    <w:lvl w:ilvl="3">
+      <w:isLgl w:val="false"/>
+      <w:lvlJc w:val="left"/>
+      <w:lvlText w:val="%1.%2.%3.%4."/>
+      <w:numFmt w:val="decimal"/>
+      <w:pPr>
+        <w:pBdr/>
+        <w:spacing/>
+        <w:ind w:hanging="648" w:left="2077"/>
+      </w:pPr>
+      <w:pStyle w:val="838"/>
+      <w:rPr/>
+      <w:start w:val="1"/>
+      <w:suff w:val="tab"/>
+    </w:lvl>
+    <w:lvl w:ilvl="4">
+      <w:isLgl w:val="false"/>
+      <w:lvlJc w:val="left"/>
+      <w:lvlText w:val="%1.%2.%3.%4.%5."/>
+      <w:numFmt w:val="decimal"/>
+      <w:pPr>
+        <w:pBdr/>
+        <w:spacing/>
+        <w:ind w:hanging="792" w:left="2581"/>
+      </w:pPr>
+      <w:pStyle w:val="839"/>
+      <w:rPr/>
+      <w:start w:val="1"/>
+      <w:suff w:val="tab"/>
+    </w:lvl>
+    <w:lvl w:ilvl="5">
+      <w:isLgl w:val="false"/>
+      <w:lvlJc w:val="left"/>
+      <w:lvlText w:val="%1.%2.%3.%4.%5.%6."/>
+      <w:numFmt w:val="decimal"/>
+      <w:pPr>
+        <w:pBdr/>
+        <w:spacing/>
+        <w:ind w:hanging="936" w:left="3085"/>
+      </w:pPr>
+      <w:pStyle w:val="840"/>
+      <w:rPr/>
+      <w:start w:val="1"/>
+      <w:suff w:val="tab"/>
+    </w:lvl>
+    <w:lvl w:ilvl="6">
+      <w:isLgl w:val="false"/>
+      <w:lvlJc w:val="left"/>
+      <w:lvlText w:val="%1.%2.%3.%4.%5.%6.%7."/>
+      <w:numFmt w:val="decimal"/>
+      <w:pPr>
+        <w:pBdr/>
+        <w:spacing/>
+        <w:ind w:hanging="1080" w:left="3589"/>
+      </w:pPr>
+      <w:pStyle w:val="841"/>
+      <w:rPr/>
+      <w:start w:val="1"/>
+      <w:suff w:val="tab"/>
+    </w:lvl>
+    <w:lvl w:ilvl="7">
+      <w:isLgl w:val="false"/>
+      <w:lvlJc w:val="left"/>
+      <w:lvlText w:val="%1.%2.%3.%4.%5.%6.%7.%8."/>
+      <w:numFmt w:val="decimal"/>
+      <w:pPr>
+        <w:pBdr/>
+        <w:spacing/>
+        <w:ind w:hanging="1224" w:left="4093"/>
+      </w:pPr>
+      <w:pStyle w:val="842"/>
+      <w:rPr/>
+      <w:start w:val="1"/>
+      <w:suff w:val="tab"/>
+    </w:lvl>
+    <w:lvl w:ilvl="8">
+      <w:isLgl w:val="false"/>
+      <w:lvlJc w:val="left"/>
+      <w:lvlText w:val="%1.%2.%3.%4.%5.%6.%7.%8.%9."/>
+      <w:numFmt w:val="decimal"/>
+      <w:pPr>
+        <w:pBdr/>
+        <w:spacing/>
+        <w:ind w:hanging="1440" w:left="4669"/>
+      </w:pPr>
+      <w:pStyle w:val="843"/>
+      <w:rPr/>
+      <w:start w:val="1"/>
+      <w:suff w:val="tab"/>
+    </w:lvl>
+  </w:abstractNum>
+  <w:abstractNum w:abstractNumId="5">
+    <w:nsid w:val="56720C8B"/>
+    <w:lvl w:ilvl="0">
+      <w:isLgl w:val="false"/>
+      <w:lvlJc w:val="left"/>
+      <w:lvlText w:val="%1"/>
+      <w:numFmt w:val="decimal"/>
+      <w:pPr>
+        <w:pBdr/>
+        <w:spacing/>
+        <w:ind w:hanging="360" w:left="709"/>
+      </w:pPr>
+      <w:pStyle w:val="835"/>
+      <w:rPr/>
+      <w:start w:val="1"/>
+      <w:suff w:val="tab"/>
+    </w:lvl>
+    <w:lvl w:ilvl="1">
+      <w:isLgl w:val="false"/>
+      <w:lvlJc w:val="left"/>
+      <w:lvlText w:val="%1.%2"/>
+      <w:numFmt w:val="decimal"/>
+      <w:pPr>
+        <w:pBdr/>
+        <w:spacing/>
+        <w:ind w:hanging="432" w:left="1141"/>
+      </w:pPr>
+      <w:pStyle w:val="836"/>
+      <w:rPr/>
+      <w:start w:val="1"/>
+      <w:suff w:val="tab"/>
+    </w:lvl>
+    <w:lvl w:ilvl="2">
+      <w:isLgl w:val="false"/>
+      <w:lvlJc w:val="left"/>
+      <w:lvlText w:val="%1.%2.%3."/>
+      <w:numFmt w:val="decimal"/>
+      <w:pPr>
+        <w:pBdr/>
+        <w:spacing/>
+        <w:ind w:hanging="504" w:left="1573"/>
+      </w:pPr>
+      <w:pStyle w:val="837"/>
+      <w:rPr/>
+      <w:start w:val="1"/>
+      <w:suff w:val="tab"/>
+    </w:lvl>
+    <w:lvl w:ilvl="3">
+      <w:isLgl w:val="false"/>
+      <w:lvlJc w:val="left"/>
+      <w:lvlText w:val="%1.%2.%3.%4."/>
+      <w:numFmt w:val="decimal"/>
+      <w:pPr>
+        <w:pBdr/>
+        <w:spacing/>
+        <w:ind w:hanging="648" w:left="2077"/>
+      </w:pPr>
+      <w:pStyle w:val="838"/>
+      <w:rPr/>
+      <w:start w:val="1"/>
+      <w:suff w:val="tab"/>
+    </w:lvl>
+    <w:lvl w:ilvl="4">
+      <w:isLgl w:val="false"/>
+      <w:lvlJc w:val="left"/>
+      <w:lvlText w:val="%1.%2.%3.%4.%5."/>
+      <w:numFmt w:val="decimal"/>
+      <w:pPr>
+        <w:pBdr/>
+        <w:spacing/>
+        <w:ind w:hanging="792" w:left="2581"/>
+      </w:pPr>
+      <w:pStyle w:val="839"/>
+      <w:rPr/>
+      <w:start w:val="1"/>
+      <w:suff w:val="tab"/>
+    </w:lvl>
+    <w:lvl w:ilvl="5">
+      <w:isLgl w:val="false"/>
+      <w:lvlJc w:val="left"/>
+      <w:lvlText w:val="%1.%2.%3.%4.%5.%6."/>
+      <w:numFmt w:val="decimal"/>
+      <w:pPr>
+        <w:pBdr/>
+        <w:spacing/>
+        <w:ind w:hanging="936" w:left="3085"/>
+      </w:pPr>
+      <w:pStyle w:val="840"/>
+      <w:rPr/>
+      <w:start w:val="1"/>
+      <w:suff w:val="tab"/>
+    </w:lvl>
+    <w:lvl w:ilvl="6">
+      <w:isLgl w:val="false"/>
+      <w:lvlJc w:val="left"/>
+      <w:lvlText w:val="%1.%2.%3.%4.%5.%6.%7."/>
+      <w:numFmt w:val="decimal"/>
+      <w:pPr>
+        <w:pBdr/>
+        <w:spacing/>
+        <w:ind w:hanging="1080" w:left="3589"/>
+      </w:pPr>
+      <w:pStyle w:val="841"/>
+      <w:rPr/>
+      <w:start w:val="1"/>
+      <w:suff w:val="tab"/>
+    </w:lvl>
+    <w:lvl w:ilvl="7">
+      <w:isLgl w:val="false"/>
+      <w:lvlJc w:val="left"/>
+      <w:lvlText w:val="%1.%2.%3.%4.%5.%6.%7.%8."/>
+      <w:numFmt w:val="decimal"/>
+      <w:pPr>
+        <w:pBdr/>
+        <w:spacing/>
+        <w:ind w:hanging="1224" w:left="4093"/>
+      </w:pPr>
+      <w:pStyle w:val="842"/>
+      <w:rPr/>
+      <w:start w:val="1"/>
+      <w:suff w:val="tab"/>
+    </w:lvl>
+    <w:lvl w:ilvl="8">
+      <w:isLgl w:val="false"/>
+      <w:lvlJc w:val="left"/>
+      <w:lvlText w:val="%1.%2.%3.%4.%5.%6.%7.%8.%9."/>
+      <w:numFmt w:val="decimal"/>
+      <w:pPr>
+        <w:pBdr/>
+        <w:spacing/>
+        <w:ind w:hanging="1440" w:left="4669"/>
+      </w:pPr>
+      <w:pStyle w:val="843"/>
+      <w:rPr/>
+      <w:start w:val="1"/>
+      <w:suff w:val="tab"/>
+    </w:lvl>
+  </w:abstractNum>
+  <w:abstractNum w:abstractNumId="6">
+    <w:nsid w:val="1FAAE243"/>
+    <w:lvl w:ilvl="0">
+      <w:isLgl w:val="false"/>
+      <w:lvlJc w:val="left"/>
+      <w:lvlText w:val="%1"/>
+      <w:numFmt w:val="decimal"/>
+      <w:pPr>
+        <w:pBdr/>
+        <w:spacing/>
+        <w:ind w:hanging="360" w:left="709"/>
+      </w:pPr>
+      <w:pStyle w:val="835"/>
+      <w:rPr/>
+      <w:start w:val="1"/>
+      <w:suff w:val="tab"/>
+    </w:lvl>
+    <w:lvl w:ilvl="1">
+      <w:isLgl w:val="false"/>
+      <w:lvlJc w:val="left"/>
+      <w:lvlText w:val="%1.%2"/>
+      <w:numFmt w:val="decimal"/>
+      <w:pPr>
+        <w:pBdr/>
+        <w:spacing/>
+        <w:ind w:hanging="432" w:left="1141"/>
+      </w:pPr>
+      <w:pStyle w:val="836"/>
+      <w:rPr/>
+      <w:start w:val="1"/>
+      <w:suff w:val="tab"/>
+    </w:lvl>
+    <w:lvl w:ilvl="2">
+      <w:isLgl w:val="false"/>
+      <w:lvlJc w:val="left"/>
+      <w:lvlText w:val="%1.%2.%3."/>
+      <w:numFmt w:val="decimal"/>
+      <w:pPr>
+        <w:pBdr/>
+        <w:spacing/>
+        <w:ind w:hanging="504" w:left="1573"/>
+      </w:pPr>
+      <w:pStyle w:val="837"/>
+      <w:rPr/>
+      <w:start w:val="1"/>
+      <w:suff w:val="tab"/>
+    </w:lvl>
+    <w:lvl w:ilvl="3">
+      <w:isLgl w:val="false"/>
+      <w:lvlJc w:val="left"/>
+      <w:lvlText w:val="%1.%2.%3.%4."/>
+      <w:numFmt w:val="decimal"/>
+      <w:pPr>
+        <w:pBdr/>
+        <w:spacing/>
+        <w:ind w:hanging="648" w:left="2077"/>
+      </w:pPr>
+      <w:pStyle w:val="838"/>
+      <w:rPr/>
+      <w:start w:val="1"/>
+      <w:suff w:val="tab"/>
+    </w:lvl>
+    <w:lvl w:ilvl="4">
+      <w:isLgl w:val="false"/>
+      <w:lvlJc w:val="left"/>
+      <w:lvlText w:val="%1.%2.%3.%4.%5."/>
+      <w:numFmt w:val="decimal"/>
+      <w:pPr>
+        <w:pBdr/>
+        <w:spacing/>
+        <w:ind w:hanging="792" w:left="2581"/>
+      </w:pPr>
+      <w:pStyle w:val="839"/>
+      <w:rPr/>
+      <w:start w:val="1"/>
+      <w:suff w:val="tab"/>
+    </w:lvl>
+    <w:lvl w:ilvl="5">
+      <w:isLgl w:val="false"/>
+      <w:lvlJc w:val="left"/>
+      <w:lvlText w:val="%1.%2.%3.%4.%5.%6."/>
+      <w:numFmt w:val="decimal"/>
+      <w:pPr>
+        <w:pBdr/>
+        <w:spacing/>
+        <w:ind w:hanging="936" w:left="3085"/>
+      </w:pPr>
+      <w:pStyle w:val="840"/>
+      <w:rPr/>
+      <w:start w:val="1"/>
+      <w:suff w:val="tab"/>
+    </w:lvl>
+    <w:lvl w:ilvl="6">
+      <w:isLgl w:val="false"/>
+      <w:lvlJc w:val="left"/>
+      <w:lvlText w:val="%1.%2.%3.%4.%5.%6.%7."/>
+      <w:numFmt w:val="decimal"/>
+      <w:pPr>
+        <w:pBdr/>
+        <w:spacing/>
+        <w:ind w:hanging="1080" w:left="3589"/>
+      </w:pPr>
+      <w:pStyle w:val="841"/>
+      <w:rPr/>
+      <w:start w:val="1"/>
+      <w:suff w:val="tab"/>
+    </w:lvl>
+    <w:lvl w:ilvl="7">
+      <w:isLgl w:val="false"/>
+      <w:lvlJc w:val="left"/>
+      <w:lvlText w:val="%1.%2.%3.%4.%5.%6.%7.%8."/>
+      <w:numFmt w:val="decimal"/>
+      <w:pPr>
+        <w:pBdr/>
+        <w:spacing/>
+        <w:ind w:hanging="1224" w:left="4093"/>
+      </w:pPr>
+      <w:pStyle w:val="842"/>
+      <w:rPr/>
+      <w:start w:val="1"/>
+      <w:suff w:val="tab"/>
+    </w:lvl>
+    <w:lvl w:ilvl="8">
+      <w:isLgl w:val="false"/>
+      <w:lvlJc w:val="left"/>
+      <w:lvlText w:val="%1.%2.%3.%4.%5.%6.%7.%8.%9."/>
+      <w:numFmt w:val="decimal"/>
+      <w:pPr>
+        <w:pBdr/>
+        <w:spacing/>
+        <w:ind w:hanging="1440" w:left="4669"/>
+      </w:pPr>
+      <w:pStyle w:val="843"/>
+      <w:rPr/>
+      <w:start w:val="1"/>
+      <w:suff w:val="tab"/>
+    </w:lvl>
+  </w:abstractNum>
+  <w:abstractNum w:abstractNumId="7">
+    <w:nsid w:val="32E94926"/>
+    <w:lvl w:ilvl="0">
+      <w:isLgl w:val="false"/>
+      <w:lvlJc w:val="left"/>
+      <w:lvlText w:val="·"/>
+      <w:numFmt w:val="bullet"/>
+      <w:pPr>
+        <w:pBdr/>
+        <w:spacing/>
+        <w:ind w:hanging="360" w:left="709"/>
+      </w:pPr>
+      <w:rPr>
+        <w:rFonts w:hint="default" w:ascii="Symbol" w:hAnsi="Symbol" w:eastAsia="Symbol" w:cs="Symbol"/>
+      </w:rPr>
+      <w:start w:val="1"/>
+      <w:suff w:val="tab"/>
+    </w:lvl>
+    <w:lvl w:ilvl="1">
+      <w:isLgl w:val="false"/>
+      <w:lvlJc w:val="left"/>
+      <w:lvlText w:val="o"/>
+      <w:numFmt w:val="bullet"/>
+      <w:pPr>
+        <w:pBdr/>
+        <w:spacing/>
+        <w:ind w:hanging="360" w:left="1429"/>
+      </w:pPr>
+      <w:rPr>
+        <w:rFonts w:hint="default" w:ascii="Courier New" w:hAnsi="Courier New" w:eastAsia="Courier New" w:cs="Courier New"/>
+      </w:rPr>
+      <w:start w:val="1"/>
+      <w:suff w:val="tab"/>
+    </w:lvl>
+    <w:lvl w:ilvl="2">
+      <w:isLgl w:val="false"/>
+      <w:lvlJc w:val="left"/>
+      <w:lvlText w:val="§"/>
+      <w:numFmt w:val="bullet"/>
+      <w:pPr>
+        <w:pBdr/>
+        <w:spacing/>
+        <w:ind w:hanging="360" w:left="2149"/>
+      </w:pPr>
+      <w:rPr>
+        <w:rFonts w:hint="default" w:ascii="Wingdings" w:hAnsi="Wingdings" w:eastAsia="Wingdings" w:cs="Wingdings"/>
+      </w:rPr>
+      <w:start w:val="1"/>
+      <w:suff w:val="tab"/>
+    </w:lvl>
+    <w:lvl w:ilvl="3">
+      <w:isLgl w:val="false"/>
+      <w:lvlJc w:val="left"/>
+      <w:lvlText w:val="·"/>
+      <w:numFmt w:val="bullet"/>
+      <w:pPr>
+        <w:pBdr/>
+        <w:spacing/>
+        <w:ind w:hanging="360" w:left="2869"/>
+      </w:pPr>
+      <w:rPr>
+        <w:rFonts w:hint="default" w:ascii="Symbol" w:hAnsi="Symbol" w:eastAsia="Symbol" w:cs="Symbol"/>
+      </w:rPr>
+      <w:start w:val="1"/>
+      <w:suff w:val="tab"/>
+    </w:lvl>
+    <w:lvl w:ilvl="4">
+      <w:isLgl w:val="false"/>
+      <w:lvlJc w:val="left"/>
+      <w:lvlText w:val="o"/>
+      <w:numFmt w:val="bullet"/>
+      <w:pPr>
+        <w:pBdr/>
+        <w:spacing/>
+        <w:ind w:hanging="360" w:left="3589"/>
+      </w:pPr>
+      <w:rPr>
+        <w:rFonts w:hint="default" w:ascii="Courier New" w:hAnsi="Courier New" w:eastAsia="Courier New" w:cs="Courier New"/>
+      </w:rPr>
+      <w:start w:val="1"/>
+      <w:suff w:val="tab"/>
+    </w:lvl>
+    <w:lvl w:ilvl="5">
+      <w:isLgl w:val="false"/>
+      <w:lvlJc w:val="left"/>
+      <w:lvlText w:val="§"/>
+      <w:numFmt w:val="bullet"/>
+      <w:pPr>
+        <w:pBdr/>
+        <w:spacing/>
+        <w:ind w:hanging="360" w:left="4309"/>
+      </w:pPr>
+      <w:rPr>
+        <w:rFonts w:hint="default" w:ascii="Wingdings" w:hAnsi="Wingdings" w:eastAsia="Wingdings" w:cs="Wingdings"/>
+      </w:rPr>
+      <w:start w:val="1"/>
+      <w:suff w:val="tab"/>
+    </w:lvl>
+    <w:lvl w:ilvl="6">
+      <w:isLgl w:val="false"/>
+      <w:lvlJc w:val="left"/>
+      <w:lvlText w:val="·"/>
+      <w:numFmt w:val="bullet"/>
+      <w:pPr>
+        <w:pBdr/>
+        <w:spacing/>
+        <w:ind w:hanging="360" w:left="5029"/>
+      </w:pPr>
+      <w:rPr>
+        <w:rFonts w:hint="default" w:ascii="Symbol" w:hAnsi="Symbol" w:eastAsia="Symbol" w:cs="Symbol"/>
+      </w:rPr>
+      <w:start w:val="1"/>
+      <w:suff w:val="tab"/>
+    </w:lvl>
+    <w:lvl w:ilvl="7">
+      <w:isLgl w:val="false"/>
+      <w:lvlJc w:val="left"/>
+      <w:lvlText w:val="o"/>
+      <w:numFmt w:val="bullet"/>
+      <w:pPr>
+        <w:pBdr/>
+        <w:spacing/>
+        <w:ind w:hanging="360" w:left="5749"/>
+      </w:pPr>
+      <w:rPr>
+        <w:rFonts w:hint="default" w:ascii="Courier New" w:hAnsi="Courier New" w:eastAsia="Courier New" w:cs="Courier New"/>
+      </w:rPr>
+      <w:start w:val="1"/>
+      <w:suff w:val="tab"/>
+    </w:lvl>
+    <w:lvl w:ilvl="8">
+      <w:isLgl w:val="false"/>
+      <w:lvlJc w:val="left"/>
+      <w:lvlText w:val="§"/>
+      <w:numFmt w:val="bullet"/>
+      <w:pPr>
+        <w:pBdr/>
+        <w:spacing/>
+        <w:ind w:hanging="360" w:left="6469"/>
+      </w:pPr>
+      <w:rPr>
+        <w:rFonts w:hint="default" w:ascii="Wingdings" w:hAnsi="Wingdings" w:eastAsia="Wingdings" w:cs="Wingdings"/>
+      </w:rPr>
+      <w:start w:val="1"/>
+      <w:suff w:val="tab"/>
+    </w:lvl>
+  </w:abstractNum>
+  <w:abstractNum w:abstractNumId="8">
+    <w:nsid w:val="610410C2"/>
+    <w:lvl w:ilvl="0">
+      <w:isLgl w:val="false"/>
+      <w:lvlJc w:val="left"/>
+      <w:lvlText w:val="–"/>
+      <w:numFmt w:val="bullet"/>
+      <w:pPr>
+        <w:pBdr/>
+        <w:spacing/>
+        <w:ind w:hanging="360" w:left="720"/>
+      </w:pPr>
+      <w:rPr>
+        <w:rFonts w:ascii="Arial" w:hAnsi="Arial" w:eastAsia="Arial" w:cs="Arial"/>
+      </w:rPr>
+      <w:start w:val="1"/>
+      <w:suff w:val="tab"/>
+    </w:lvl>
+    <w:lvl w:ilvl="1">
+      <w:isLgl w:val="false"/>
+      <w:lvlJc w:val="left"/>
+      <w:lvlText w:val="o"/>
+      <w:numFmt w:val="bullet"/>
+      <w:pPr>
+        <w:pBdr/>
+        <w:spacing/>
+        <w:ind w:hanging="360" w:left="1440"/>
+      </w:pPr>
+      <w:rPr>
+        <w:rFonts w:hint="default" w:ascii="Courier New" w:hAnsi="Courier New" w:eastAsia="Courier New" w:cs="Courier New"/>
+      </w:rPr>
+      <w:start w:val="1"/>
+      <w:suff w:val="tab"/>
+    </w:lvl>
+    <w:lvl w:ilvl="2">
+      <w:isLgl w:val="false"/>
+      <w:lvlJc w:val="left"/>
+      <w:lvlText w:val="§"/>
+      <w:numFmt w:val="bullet"/>
+      <w:pPr>
+        <w:pBdr/>
+        <w:spacing/>
+        <w:ind w:hanging="360" w:left="2160"/>
+      </w:pPr>
+      <w:rPr>
+        <w:rFonts w:hint="default" w:ascii="Wingdings" w:hAnsi="Wingdings" w:eastAsia="Wingdings" w:cs="Wingdings"/>
+      </w:rPr>
+      <w:start w:val="1"/>
+      <w:suff w:val="tab"/>
+    </w:lvl>
+    <w:lvl w:ilvl="3">
+      <w:isLgl w:val="false"/>
+      <w:lvlJc w:val="left"/>
+      <w:lvlText w:val="·"/>
+      <w:numFmt w:val="bullet"/>
+      <w:pPr>
+        <w:pBdr/>
+        <w:spacing/>
+        <w:ind w:hanging="360" w:left="2880"/>
+      </w:pPr>
+      <w:rPr>
+        <w:rFonts w:hint="default" w:ascii="Symbol" w:hAnsi="Symbol" w:eastAsia="Symbol" w:cs="Symbol"/>
+      </w:rPr>
+      <w:start w:val="1"/>
+      <w:suff w:val="tab"/>
+    </w:lvl>
+    <w:lvl w:ilvl="4">
+      <w:isLgl w:val="false"/>
+      <w:lvlJc w:val="left"/>
+      <w:lvlText w:val="o"/>
+      <w:numFmt w:val="bullet"/>
+      <w:pPr>
+        <w:pBdr/>
+        <w:spacing/>
+        <w:ind w:hanging="360" w:left="3600"/>
+      </w:pPr>
+      <w:rPr>
+        <w:rFonts w:hint="default" w:ascii="Courier New" w:hAnsi="Courier New" w:eastAsia="Courier New" w:cs="Courier New"/>
+      </w:rPr>
+      <w:start w:val="1"/>
+      <w:suff w:val="tab"/>
+    </w:lvl>
+    <w:lvl w:ilvl="5">
+      <w:isLgl w:val="false"/>
+      <w:lvlJc w:val="left"/>
+      <w:lvlText w:val="§"/>
+      <w:numFmt w:val="bullet"/>
+      <w:pPr>
+        <w:pBdr/>
+        <w:spacing/>
+        <w:ind w:hanging="360" w:left="4320"/>
+      </w:pPr>
+      <w:rPr>
+        <w:rFonts w:hint="default" w:ascii="Wingdings" w:hAnsi="Wingdings" w:eastAsia="Wingdings" w:cs="Wingdings"/>
+      </w:rPr>
+      <w:start w:val="1"/>
+      <w:suff w:val="tab"/>
+    </w:lvl>
+    <w:lvl w:ilvl="6">
+      <w:isLgl w:val="false"/>
+      <w:lvlJc w:val="left"/>
+      <w:lvlText w:val="·"/>
+      <w:numFmt w:val="bullet"/>
+      <w:pPr>
+        <w:pBdr/>
+        <w:spacing/>
+        <w:ind w:hanging="360" w:left="5040"/>
+      </w:pPr>
+      <w:rPr>
+        <w:rFonts w:hint="default" w:ascii="Symbol" w:hAnsi="Symbol" w:eastAsia="Symbol" w:cs="Symbol"/>
+      </w:rPr>
+      <w:start w:val="1"/>
+      <w:suff w:val="tab"/>
+    </w:lvl>
+    <w:lvl w:ilvl="7">
+      <w:isLgl w:val="false"/>
+      <w:lvlJc w:val="left"/>
+      <w:lvlText w:val="o"/>
+      <w:numFmt w:val="bullet"/>
+      <w:pPr>
+        <w:pBdr/>
+        <w:spacing/>
+        <w:ind w:hanging="360" w:left="5760"/>
+      </w:pPr>
+      <w:rPr>
+        <w:rFonts w:hint="default" w:ascii="Courier New" w:hAnsi="Courier New" w:eastAsia="Courier New" w:cs="Courier New"/>
+      </w:rPr>
+      <w:start w:val="1"/>
+      <w:suff w:val="tab"/>
+    </w:lvl>
+    <w:lvl w:ilvl="8">
+      <w:isLgl w:val="false"/>
+      <w:lvlJc w:val="left"/>
+      <w:lvlText w:val="§"/>
+      <w:numFmt w:val="bullet"/>
+      <w:pPr>
+        <w:pBdr/>
+        <w:spacing/>
+        <w:ind w:hanging="360" w:left="6480"/>
+      </w:pPr>
+      <w:rPr>
+        <w:rFonts w:hint="default" w:ascii="Wingdings" w:hAnsi="Wingdings" w:eastAsia="Wingdings" w:cs="Wingdings"/>
+      </w:rPr>
+      <w:start w:val="1"/>
+      <w:suff w:val="tab"/>
+    </w:lvl>
+  </w:abstractNum>
+  <w:abstractNum w:abstractNumId="9">
+    <w:nsid w:val="2C4A8620"/>
+    <w:lvl w:ilvl="0">
+      <w:isLgl w:val="false"/>
+      <w:lvlJc w:val="left"/>
+      <w:lvlText w:val="–"/>
+      <w:numFmt w:val="bullet"/>
+      <w:pPr>
+        <w:pBdr/>
+        <w:spacing/>
+        <w:ind w:hanging="360" w:left="720"/>
+      </w:pPr>
+      <w:rPr>
+        <w:rFonts w:ascii="Arial" w:hAnsi="Arial" w:eastAsia="Arial" w:cs="Arial"/>
+      </w:rPr>
+      <w:start w:val="1"/>
+      <w:suff w:val="tab"/>
+    </w:lvl>
+    <w:lvl w:ilvl="1">
+      <w:isLgl w:val="false"/>
+      <w:lvlJc w:val="left"/>
+      <w:lvlText w:val="o"/>
+      <w:numFmt w:val="bullet"/>
+      <w:pPr>
+        <w:pBdr/>
+        <w:spacing/>
+        <w:ind w:hanging="360" w:left="1440"/>
+      </w:pPr>
+      <w:rPr>
+        <w:rFonts w:hint="default" w:ascii="Courier New" w:hAnsi="Courier New" w:eastAsia="Courier New" w:cs="Courier New"/>
+      </w:rPr>
+      <w:start w:val="1"/>
+      <w:suff w:val="tab"/>
+    </w:lvl>
+    <w:lvl w:ilvl="2">
+      <w:isLgl w:val="false"/>
+      <w:lvlJc w:val="left"/>
+      <w:lvlText w:val="§"/>
+      <w:numFmt w:val="bullet"/>
+      <w:pPr>
+        <w:pBdr/>
+        <w:spacing/>
+        <w:ind w:hanging="360" w:left="2160"/>
+      </w:pPr>
+      <w:rPr>
+        <w:rFonts w:hint="default" w:ascii="Wingdings" w:hAnsi="Wingdings" w:eastAsia="Wingdings" w:cs="Wingdings"/>
+      </w:rPr>
+      <w:start w:val="1"/>
+      <w:suff w:val="tab"/>
+    </w:lvl>
+    <w:lvl w:ilvl="3">
+      <w:isLgl w:val="false"/>
+      <w:lvlJc w:val="left"/>
+      <w:lvlText w:val="·"/>
+      <w:numFmt w:val="bullet"/>
+      <w:pPr>
+        <w:pBdr/>
+        <w:spacing/>
+        <w:ind w:hanging="360" w:left="2880"/>
+      </w:pPr>
+      <w:rPr>
+        <w:rFonts w:hint="default" w:ascii="Symbol" w:hAnsi="Symbol" w:eastAsia="Symbol" w:cs="Symbol"/>
+      </w:rPr>
+      <w:start w:val="1"/>
+      <w:suff w:val="tab"/>
+    </w:lvl>
+    <w:lvl w:ilvl="4">
+      <w:isLgl w:val="false"/>
+      <w:lvlJc w:val="left"/>
+      <w:lvlText w:val="o"/>
+      <w:numFmt w:val="bullet"/>
+      <w:pPr>
+        <w:pBdr/>
+        <w:spacing/>
+        <w:ind w:hanging="360" w:left="3600"/>
+      </w:pPr>
+      <w:rPr>
+        <w:rFonts w:hint="default" w:ascii="Courier New" w:hAnsi="Courier New" w:eastAsia="Courier New" w:cs="Courier New"/>
+      </w:rPr>
+      <w:start w:val="1"/>
+      <w:suff w:val="tab"/>
+    </w:lvl>
+    <w:lvl w:ilvl="5">
+      <w:isLgl w:val="false"/>
+      <w:lvlJc w:val="left"/>
+      <w:lvlText w:val="§"/>
+      <w:numFmt w:val="bullet"/>
+      <w:pPr>
+        <w:pBdr/>
+        <w:spacing/>
+        <w:ind w:hanging="360" w:left="4320"/>
+      </w:pPr>
+      <w:rPr>
+        <w:rFonts w:hint="default" w:ascii="Wingdings" w:hAnsi="Wingdings" w:eastAsia="Wingdings" w:cs="Wingdings"/>
+      </w:rPr>
+      <w:start w:val="1"/>
+      <w:suff w:val="tab"/>
+    </w:lvl>
+    <w:lvl w:ilvl="6">
+      <w:isLgl w:val="false"/>
+      <w:lvlJc w:val="left"/>
+      <w:lvlText w:val="·"/>
+      <w:numFmt w:val="bullet"/>
+      <w:pPr>
+        <w:pBdr/>
+        <w:spacing/>
+        <w:ind w:hanging="360" w:left="5040"/>
+      </w:pPr>
+      <w:rPr>
+        <w:rFonts w:hint="default" w:ascii="Symbol" w:hAnsi="Symbol" w:eastAsia="Symbol" w:cs="Symbol"/>
+      </w:rPr>
+      <w:start w:val="1"/>
+      <w:suff w:val="tab"/>
+    </w:lvl>
+    <w:lvl w:ilvl="7">
+      <w:isLgl w:val="false"/>
+      <w:lvlJc w:val="left"/>
+      <w:lvlText w:val="o"/>
+      <w:numFmt w:val="bullet"/>
+      <w:pPr>
+        <w:pBdr/>
+        <w:spacing/>
+        <w:ind w:hanging="360" w:left="5760"/>
+      </w:pPr>
+      <w:rPr>
+        <w:rFonts w:hint="default" w:ascii="Courier New" w:hAnsi="Courier New" w:eastAsia="Courier New" w:cs="Courier New"/>
+      </w:rPr>
+      <w:start w:val="1"/>
+      <w:suff w:val="tab"/>
+    </w:lvl>
+    <w:lvl w:ilvl="8">
+      <w:isLgl w:val="false"/>
+      <w:lvlJc w:val="left"/>
+      <w:lvlText w:val="§"/>
+      <w:numFmt w:val="bullet"/>
+      <w:pPr>
+        <w:pBdr/>
+        <w:spacing/>
+        <w:ind w:hanging="360" w:left="6480"/>
+      </w:pPr>
+      <w:rPr>
+        <w:rFonts w:hint="default" w:ascii="Wingdings" w:hAnsi="Wingdings" w:eastAsia="Wingdings" w:cs="Wingdings"/>
+      </w:rPr>
       <w:start w:val="1"/>
       <w:suff w:val="tab"/>
     </w:lvl>
@@ -2900,6 +5319,24 @@
   </w:num>
   <w:num w:numId="4">
     <w:abstractNumId w:val="3"/>
+  </w:num>
+  <w:num w:numId="5">
+    <w:abstractNumId w:val="4"/>
+  </w:num>
+  <w:num w:numId="6">
+    <w:abstractNumId w:val="5"/>
+  </w:num>
+  <w:num w:numId="7">
+    <w:abstractNumId w:val="6"/>
+  </w:num>
+  <w:num w:numId="8">
+    <w:abstractNumId w:val="7"/>
+  </w:num>
+  <w:num w:numId="9">
+    <w:abstractNumId w:val="8"/>
+  </w:num>
+  <w:num w:numId="10">
+    <w:abstractNumId w:val="9"/>
   </w:num>
 </w:numbering>
 </file>
@@ -3062,9 +5499,9 @@
     <w:lsdException w:name="Bibliography" w:uiPriority="37"/>
     <w:lsdException w:name="TOC Heading" w:uiPriority="39" w:qFormat="1"/>
   </w:latentStyles>
-  <w:style w:type="table" w:styleId="12">
+  <w:style w:type="table" w:styleId="709">
     <w:name w:val="Table Grid"/>
-    <w:basedOn w:val="665"/>
+    <w:basedOn w:val="895"/>
     <w:uiPriority w:val="59"/>
     <w:pPr>
       <w:pBdr/>
@@ -3261,9 +5698,9 @@
       </w:tcPr>
     </w:tblStylePr>
   </w:style>
-  <w:style w:type="table" w:styleId="13">
+  <w:style w:type="table" w:styleId="710">
     <w:name w:val="Table Grid Light"/>
-    <w:basedOn w:val="665"/>
+    <w:basedOn w:val="895"/>
     <w:uiPriority w:val="59"/>
     <w:pPr>
       <w:pBdr/>
@@ -3460,9 +5897,9 @@
       </w:tcPr>
     </w:tblStylePr>
   </w:style>
-  <w:style w:type="table" w:styleId="14">
+  <w:style w:type="table" w:styleId="711">
     <w:name w:val="Plain Table 1"/>
-    <w:basedOn w:val="665"/>
+    <w:basedOn w:val="895"/>
     <w:uiPriority w:val="59"/>
     <w:pPr>
       <w:pBdr/>
@@ -3685,9 +6122,9 @@
       </w:tcPr>
     </w:tblStylePr>
   </w:style>
-  <w:style w:type="table" w:styleId="15">
+  <w:style w:type="table" w:styleId="712">
     <w:name w:val="Plain Table 2"/>
-    <w:basedOn w:val="665"/>
+    <w:basedOn w:val="895"/>
     <w:uiPriority w:val="59"/>
     <w:pPr>
       <w:pBdr/>
@@ -3918,9 +6355,9 @@
       </w:tcPr>
     </w:tblStylePr>
   </w:style>
-  <w:style w:type="table" w:styleId="16">
+  <w:style w:type="table" w:styleId="713">
     <w:name w:val="Plain Table 3"/>
-    <w:basedOn w:val="665"/>
+    <w:basedOn w:val="895"/>
     <w:uiPriority w:val="99"/>
     <w:pPr>
       <w:pBdr/>
@@ -4148,9 +6585,9 @@
       </w:tcPr>
     </w:tblStylePr>
   </w:style>
-  <w:style w:type="table" w:styleId="17">
+  <w:style w:type="table" w:styleId="714">
     <w:name w:val="Plain Table 4"/>
-    <w:basedOn w:val="665"/>
+    <w:basedOn w:val="895"/>
     <w:uiPriority w:val="99"/>
     <w:pPr>
       <w:pBdr/>
@@ -4364,9 +6801,9 @@
       </w:tcPr>
     </w:tblStylePr>
   </w:style>
-  <w:style w:type="table" w:styleId="18">
+  <w:style w:type="table" w:styleId="715">
     <w:name w:val="Plain Table 5"/>
-    <w:basedOn w:val="665"/>
+    <w:basedOn w:val="895"/>
     <w:uiPriority w:val="99"/>
     <w:pPr>
       <w:pBdr/>
@@ -4597,9 +7034,9 @@
       </w:tcPr>
     </w:tblStylePr>
   </w:style>
-  <w:style w:type="table" w:styleId="19">
+  <w:style w:type="table" w:styleId="716">
     <w:name w:val="Grid Table 1 Light"/>
-    <w:basedOn w:val="665"/>
+    <w:basedOn w:val="895"/>
     <w:uiPriority w:val="99"/>
     <w:pPr>
       <w:pBdr/>
@@ -4820,9 +7257,9 @@
       </w:tcPr>
     </w:tblStylePr>
   </w:style>
-  <w:style w:type="table" w:styleId="20">
+  <w:style w:type="table" w:styleId="717">
     <w:name w:val="Grid Table 1 Light - Accent 1"/>
-    <w:basedOn w:val="665"/>
+    <w:basedOn w:val="895"/>
     <w:uiPriority w:val="99"/>
     <w:pPr>
       <w:pBdr/>
@@ -5043,9 +7480,9 @@
       </w:tcPr>
     </w:tblStylePr>
   </w:style>
-  <w:style w:type="table" w:styleId="21">
+  <w:style w:type="table" w:styleId="718">
     <w:name w:val="Grid Table 1 Light - Accent 2"/>
-    <w:basedOn w:val="665"/>
+    <w:basedOn w:val="895"/>
     <w:uiPriority w:val="99"/>
     <w:pPr>
       <w:pBdr/>
@@ -5266,9 +7703,9 @@
       </w:tcPr>
     </w:tblStylePr>
   </w:style>
-  <w:style w:type="table" w:styleId="22">
+  <w:style w:type="table" w:styleId="719">
     <w:name w:val="Grid Table 1 Light - Accent 3"/>
-    <w:basedOn w:val="665"/>
+    <w:basedOn w:val="895"/>
     <w:uiPriority w:val="99"/>
     <w:pPr>
       <w:pBdr/>
@@ -5489,9 +7926,9 @@
       </w:tcPr>
     </w:tblStylePr>
   </w:style>
-  <w:style w:type="table" w:styleId="23">
+  <w:style w:type="table" w:styleId="720">
     <w:name w:val="Grid Table 1 Light - Accent 4"/>
-    <w:basedOn w:val="665"/>
+    <w:basedOn w:val="895"/>
     <w:uiPriority w:val="99"/>
     <w:pPr>
       <w:pBdr/>
@@ -5712,9 +8149,9 @@
       </w:tcPr>
     </w:tblStylePr>
   </w:style>
-  <w:style w:type="table" w:styleId="24">
+  <w:style w:type="table" w:styleId="721">
     <w:name w:val="Grid Table 1 Light - Accent 5"/>
-    <w:basedOn w:val="665"/>
+    <w:basedOn w:val="895"/>
     <w:uiPriority w:val="99"/>
     <w:pPr>
       <w:pBdr/>
@@ -5935,9 +8372,9 @@
       </w:tcPr>
     </w:tblStylePr>
   </w:style>
-  <w:style w:type="table" w:styleId="25">
+  <w:style w:type="table" w:styleId="722">
     <w:name w:val="Grid Table 1 Light - Accent 6"/>
-    <w:basedOn w:val="665"/>
+    <w:basedOn w:val="895"/>
     <w:uiPriority w:val="99"/>
     <w:pPr>
       <w:pBdr/>
@@ -6158,9 +8595,9 @@
       </w:tcPr>
     </w:tblStylePr>
   </w:style>
-  <w:style w:type="table" w:styleId="26">
+  <w:style w:type="table" w:styleId="723">
     <w:name w:val="Grid Table 2"/>
-    <w:basedOn w:val="665"/>
+    <w:basedOn w:val="895"/>
     <w:uiPriority w:val="99"/>
     <w:pPr>
       <w:pBdr/>
@@ -6390,9 +8827,9 @@
       </w:tcPr>
     </w:tblStylePr>
   </w:style>
-  <w:style w:type="table" w:styleId="27">
+  <w:style w:type="table" w:styleId="724">
     <w:name w:val="Grid Table 2 - Accent 1"/>
-    <w:basedOn w:val="665"/>
+    <w:basedOn w:val="895"/>
     <w:uiPriority w:val="99"/>
     <w:pPr>
       <w:pBdr/>
@@ -6622,9 +9059,9 @@
       </w:tcPr>
     </w:tblStylePr>
   </w:style>
-  <w:style w:type="table" w:styleId="28">
+  <w:style w:type="table" w:styleId="725">
     <w:name w:val="Grid Table 2 - Accent 2"/>
-    <w:basedOn w:val="665"/>
+    <w:basedOn w:val="895"/>
     <w:uiPriority w:val="99"/>
     <w:pPr>
       <w:pBdr/>
@@ -6854,9 +9291,9 @@
       </w:tcPr>
     </w:tblStylePr>
   </w:style>
-  <w:style w:type="table" w:styleId="29">
+  <w:style w:type="table" w:styleId="726">
     <w:name w:val="Grid Table 2 - Accent 3"/>
-    <w:basedOn w:val="665"/>
+    <w:basedOn w:val="895"/>
     <w:uiPriority w:val="99"/>
     <w:pPr>
       <w:pBdr/>
@@ -7086,9 +9523,9 @@
       </w:tcPr>
     </w:tblStylePr>
   </w:style>
-  <w:style w:type="table" w:styleId="30">
+  <w:style w:type="table" w:styleId="727">
     <w:name w:val="Grid Table 2 - Accent 4"/>
-    <w:basedOn w:val="665"/>
+    <w:basedOn w:val="895"/>
     <w:uiPriority w:val="99"/>
     <w:pPr>
       <w:pBdr/>
@@ -7318,9 +9755,9 @@
       </w:tcPr>
     </w:tblStylePr>
   </w:style>
-  <w:style w:type="table" w:styleId="31">
+  <w:style w:type="table" w:styleId="728">
     <w:name w:val="Grid Table 2 - Accent 5"/>
-    <w:basedOn w:val="665"/>
+    <w:basedOn w:val="895"/>
     <w:uiPriority w:val="99"/>
     <w:pPr>
       <w:pBdr/>
@@ -7550,9 +9987,9 @@
       </w:tcPr>
     </w:tblStylePr>
   </w:style>
-  <w:style w:type="table" w:styleId="32">
+  <w:style w:type="table" w:styleId="729">
     <w:name w:val="Grid Table 2 - Accent 6"/>
-    <w:basedOn w:val="665"/>
+    <w:basedOn w:val="895"/>
     <w:uiPriority w:val="99"/>
     <w:pPr>
       <w:pBdr/>
@@ -7782,9 +10219,9 @@
       </w:tcPr>
     </w:tblStylePr>
   </w:style>
-  <w:style w:type="table" w:styleId="33">
+  <w:style w:type="table" w:styleId="730">
     <w:name w:val="Grid Table 3"/>
-    <w:basedOn w:val="665"/>
+    <w:basedOn w:val="895"/>
     <w:uiPriority w:val="99"/>
     <w:pPr>
       <w:pBdr/>
@@ -7883,29 +10320,6 @@
         <w:tblBorders/>
       </w:tblPr>
       <w:tcPr>
-        <w:shd w:color="ffffff"/>
-        <w:tcBorders>
-          <w:top w:val="none" w:color="000000" w:sz="4" w:space="0"/>
-          <w:left w:val="none" w:color="000000" w:sz="4" w:space="0"/>
-          <w:bottom w:val="none" w:color="000000" w:sz="4" w:space="0"/>
-          <w:right w:val="none" w:color="000000" w:sz="4" w:space="0"/>
-        </w:tcBorders>
-      </w:tcPr>
-    </w:tblStylePr>
-    <w:tblStylePr w:type="firstRow">
-      <w:rPr>
-        <w:b/>
-        <w:color w:val="404040"/>
-      </w:rPr>
-      <w:pPr>
-        <w:pBdr/>
-        <w:spacing/>
-        <w:ind/>
-      </w:pPr>
-      <w:tblPr>
-        <w:tblBorders/>
-      </w:tblPr>
-      <w:tcPr>
         <w:shd w:val="clear" w:color="ffffff"/>
         <w:tcBorders>
           <w:top w:val="none" w:color="000000" w:sz="4" w:space="0"/>
@@ -7915,30 +10329,7 @@
         </w:tcBorders>
       </w:tcPr>
     </w:tblStylePr>
-    <w:tblStylePr w:type="lastCol">
-      <w:rPr>
-        <w:i/>
-        <w:color w:val="404040"/>
-      </w:rPr>
-      <w:pPr>
-        <w:pBdr/>
-        <w:spacing/>
-        <w:ind/>
-      </w:pPr>
-      <w:tblPr>
-        <w:tblBorders/>
-      </w:tblPr>
-      <w:tcPr>
-        <w:shd w:color="ffffff"/>
-        <w:tcBorders>
-          <w:top w:val="none" w:color="000000" w:sz="4" w:space="0"/>
-          <w:left w:val="none" w:color="000000" w:sz="4" w:space="0"/>
-          <w:bottom w:val="none" w:color="000000" w:sz="4" w:space="0"/>
-          <w:right w:val="none" w:color="000000" w:sz="4" w:space="0"/>
-        </w:tcBorders>
-      </w:tcPr>
-    </w:tblStylePr>
-    <w:tblStylePr w:type="lastRow">
+    <w:tblStylePr w:type="firstRow">
       <w:rPr>
         <w:b/>
         <w:color w:val="404040"/>
@@ -7961,6 +10352,52 @@
         </w:tcBorders>
       </w:tcPr>
     </w:tblStylePr>
+    <w:tblStylePr w:type="lastCol">
+      <w:rPr>
+        <w:i/>
+        <w:color w:val="404040"/>
+      </w:rPr>
+      <w:pPr>
+        <w:pBdr/>
+        <w:spacing/>
+        <w:ind/>
+      </w:pPr>
+      <w:tblPr>
+        <w:tblBorders/>
+      </w:tblPr>
+      <w:tcPr>
+        <w:shd w:val="clear" w:color="ffffff"/>
+        <w:tcBorders>
+          <w:top w:val="none" w:color="000000" w:sz="4" w:space="0"/>
+          <w:left w:val="none" w:color="000000" w:sz="4" w:space="0"/>
+          <w:bottom w:val="none" w:color="000000" w:sz="4" w:space="0"/>
+          <w:right w:val="none" w:color="000000" w:sz="4" w:space="0"/>
+        </w:tcBorders>
+      </w:tcPr>
+    </w:tblStylePr>
+    <w:tblStylePr w:type="lastRow">
+      <w:rPr>
+        <w:b/>
+        <w:color w:val="404040"/>
+      </w:rPr>
+      <w:pPr>
+        <w:pBdr/>
+        <w:spacing/>
+        <w:ind/>
+      </w:pPr>
+      <w:tblPr>
+        <w:tblBorders/>
+      </w:tblPr>
+      <w:tcPr>
+        <w:shd w:val="clear" w:color="ffffff"/>
+        <w:tcBorders>
+          <w:top w:val="none" w:color="000000" w:sz="4" w:space="0"/>
+          <w:left w:val="none" w:color="000000" w:sz="4" w:space="0"/>
+          <w:bottom w:val="none" w:color="000000" w:sz="4" w:space="0"/>
+          <w:right w:val="none" w:color="000000" w:sz="4" w:space="0"/>
+        </w:tcBorders>
+      </w:tcPr>
+    </w:tblStylePr>
     <w:tblStylePr w:type="nwCell">
       <w:pPr>
         <w:pBdr/>
@@ -8027,9 +10464,9 @@
       </w:tcPr>
     </w:tblStylePr>
   </w:style>
-  <w:style w:type="table" w:styleId="34">
+  <w:style w:type="table" w:styleId="731">
     <w:name w:val="Grid Table 3 - Accent 1"/>
-    <w:basedOn w:val="665"/>
+    <w:basedOn w:val="895"/>
     <w:uiPriority w:val="99"/>
     <w:pPr>
       <w:pBdr/>
@@ -8128,29 +10565,6 @@
         <w:tblBorders/>
       </w:tblPr>
       <w:tcPr>
-        <w:shd w:color="ffffff"/>
-        <w:tcBorders>
-          <w:top w:val="none" w:color="000000" w:sz="4" w:space="0"/>
-          <w:left w:val="none" w:color="000000" w:sz="4" w:space="0"/>
-          <w:bottom w:val="none" w:color="000000" w:sz="4" w:space="0"/>
-          <w:right w:val="none" w:color="000000" w:sz="4" w:space="0"/>
-        </w:tcBorders>
-      </w:tcPr>
-    </w:tblStylePr>
-    <w:tblStylePr w:type="firstRow">
-      <w:rPr>
-        <w:b/>
-        <w:color w:val="404040"/>
-      </w:rPr>
-      <w:pPr>
-        <w:pBdr/>
-        <w:spacing/>
-        <w:ind/>
-      </w:pPr>
-      <w:tblPr>
-        <w:tblBorders/>
-      </w:tblPr>
-      <w:tcPr>
         <w:shd w:val="clear" w:color="ffffff"/>
         <w:tcBorders>
           <w:top w:val="none" w:color="000000" w:sz="4" w:space="0"/>
@@ -8160,30 +10574,7 @@
         </w:tcBorders>
       </w:tcPr>
     </w:tblStylePr>
-    <w:tblStylePr w:type="lastCol">
-      <w:rPr>
-        <w:i/>
-        <w:color w:val="404040"/>
-      </w:rPr>
-      <w:pPr>
-        <w:pBdr/>
-        <w:spacing/>
-        <w:ind/>
-      </w:pPr>
-      <w:tblPr>
-        <w:tblBorders/>
-      </w:tblPr>
-      <w:tcPr>
-        <w:shd w:color="ffffff"/>
-        <w:tcBorders>
-          <w:top w:val="none" w:color="000000" w:sz="4" w:space="0"/>
-          <w:left w:val="none" w:color="000000" w:sz="4" w:space="0"/>
-          <w:bottom w:val="none" w:color="000000" w:sz="4" w:space="0"/>
-          <w:right w:val="none" w:color="000000" w:sz="4" w:space="0"/>
-        </w:tcBorders>
-      </w:tcPr>
-    </w:tblStylePr>
-    <w:tblStylePr w:type="lastRow">
+    <w:tblStylePr w:type="firstRow">
       <w:rPr>
         <w:b/>
         <w:color w:val="404040"/>
@@ -8206,6 +10597,52 @@
         </w:tcBorders>
       </w:tcPr>
     </w:tblStylePr>
+    <w:tblStylePr w:type="lastCol">
+      <w:rPr>
+        <w:i/>
+        <w:color w:val="404040"/>
+      </w:rPr>
+      <w:pPr>
+        <w:pBdr/>
+        <w:spacing/>
+        <w:ind/>
+      </w:pPr>
+      <w:tblPr>
+        <w:tblBorders/>
+      </w:tblPr>
+      <w:tcPr>
+        <w:shd w:val="clear" w:color="ffffff"/>
+        <w:tcBorders>
+          <w:top w:val="none" w:color="000000" w:sz="4" w:space="0"/>
+          <w:left w:val="none" w:color="000000" w:sz="4" w:space="0"/>
+          <w:bottom w:val="none" w:color="000000" w:sz="4" w:space="0"/>
+          <w:right w:val="none" w:color="000000" w:sz="4" w:space="0"/>
+        </w:tcBorders>
+      </w:tcPr>
+    </w:tblStylePr>
+    <w:tblStylePr w:type="lastRow">
+      <w:rPr>
+        <w:b/>
+        <w:color w:val="404040"/>
+      </w:rPr>
+      <w:pPr>
+        <w:pBdr/>
+        <w:spacing/>
+        <w:ind/>
+      </w:pPr>
+      <w:tblPr>
+        <w:tblBorders/>
+      </w:tblPr>
+      <w:tcPr>
+        <w:shd w:val="clear" w:color="ffffff"/>
+        <w:tcBorders>
+          <w:top w:val="none" w:color="000000" w:sz="4" w:space="0"/>
+          <w:left w:val="none" w:color="000000" w:sz="4" w:space="0"/>
+          <w:bottom w:val="none" w:color="000000" w:sz="4" w:space="0"/>
+          <w:right w:val="none" w:color="000000" w:sz="4" w:space="0"/>
+        </w:tcBorders>
+      </w:tcPr>
+    </w:tblStylePr>
     <w:tblStylePr w:type="nwCell">
       <w:pPr>
         <w:pBdr/>
@@ -8272,9 +10709,9 @@
       </w:tcPr>
     </w:tblStylePr>
   </w:style>
-  <w:style w:type="table" w:styleId="35">
+  <w:style w:type="table" w:styleId="732">
     <w:name w:val="Grid Table 3 - Accent 2"/>
-    <w:basedOn w:val="665"/>
+    <w:basedOn w:val="895"/>
     <w:uiPriority w:val="99"/>
     <w:pPr>
       <w:pBdr/>
@@ -8373,29 +10810,6 @@
         <w:tblBorders/>
       </w:tblPr>
       <w:tcPr>
-        <w:shd w:color="ffffff"/>
-        <w:tcBorders>
-          <w:top w:val="none" w:color="000000" w:sz="4" w:space="0"/>
-          <w:left w:val="none" w:color="000000" w:sz="4" w:space="0"/>
-          <w:bottom w:val="none" w:color="000000" w:sz="4" w:space="0"/>
-          <w:right w:val="none" w:color="000000" w:sz="4" w:space="0"/>
-        </w:tcBorders>
-      </w:tcPr>
-    </w:tblStylePr>
-    <w:tblStylePr w:type="firstRow">
-      <w:rPr>
-        <w:b/>
-        <w:color w:val="404040"/>
-      </w:rPr>
-      <w:pPr>
-        <w:pBdr/>
-        <w:spacing/>
-        <w:ind/>
-      </w:pPr>
-      <w:tblPr>
-        <w:tblBorders/>
-      </w:tblPr>
-      <w:tcPr>
         <w:shd w:val="clear" w:color="ffffff"/>
         <w:tcBorders>
           <w:top w:val="none" w:color="000000" w:sz="4" w:space="0"/>
@@ -8405,30 +10819,7 @@
         </w:tcBorders>
       </w:tcPr>
     </w:tblStylePr>
-    <w:tblStylePr w:type="lastCol">
-      <w:rPr>
-        <w:i/>
-        <w:color w:val="404040"/>
-      </w:rPr>
-      <w:pPr>
-        <w:pBdr/>
-        <w:spacing/>
-        <w:ind/>
-      </w:pPr>
-      <w:tblPr>
-        <w:tblBorders/>
-      </w:tblPr>
-      <w:tcPr>
-        <w:shd w:color="ffffff"/>
-        <w:tcBorders>
-          <w:top w:val="none" w:color="000000" w:sz="4" w:space="0"/>
-          <w:left w:val="none" w:color="000000" w:sz="4" w:space="0"/>
-          <w:bottom w:val="none" w:color="000000" w:sz="4" w:space="0"/>
-          <w:right w:val="none" w:color="000000" w:sz="4" w:space="0"/>
-        </w:tcBorders>
-      </w:tcPr>
-    </w:tblStylePr>
-    <w:tblStylePr w:type="lastRow">
+    <w:tblStylePr w:type="firstRow">
       <w:rPr>
         <w:b/>
         <w:color w:val="404040"/>
@@ -8451,6 +10842,52 @@
         </w:tcBorders>
       </w:tcPr>
     </w:tblStylePr>
+    <w:tblStylePr w:type="lastCol">
+      <w:rPr>
+        <w:i/>
+        <w:color w:val="404040"/>
+      </w:rPr>
+      <w:pPr>
+        <w:pBdr/>
+        <w:spacing/>
+        <w:ind/>
+      </w:pPr>
+      <w:tblPr>
+        <w:tblBorders/>
+      </w:tblPr>
+      <w:tcPr>
+        <w:shd w:val="clear" w:color="ffffff"/>
+        <w:tcBorders>
+          <w:top w:val="none" w:color="000000" w:sz="4" w:space="0"/>
+          <w:left w:val="none" w:color="000000" w:sz="4" w:space="0"/>
+          <w:bottom w:val="none" w:color="000000" w:sz="4" w:space="0"/>
+          <w:right w:val="none" w:color="000000" w:sz="4" w:space="0"/>
+        </w:tcBorders>
+      </w:tcPr>
+    </w:tblStylePr>
+    <w:tblStylePr w:type="lastRow">
+      <w:rPr>
+        <w:b/>
+        <w:color w:val="404040"/>
+      </w:rPr>
+      <w:pPr>
+        <w:pBdr/>
+        <w:spacing/>
+        <w:ind/>
+      </w:pPr>
+      <w:tblPr>
+        <w:tblBorders/>
+      </w:tblPr>
+      <w:tcPr>
+        <w:shd w:val="clear" w:color="ffffff"/>
+        <w:tcBorders>
+          <w:top w:val="none" w:color="000000" w:sz="4" w:space="0"/>
+          <w:left w:val="none" w:color="000000" w:sz="4" w:space="0"/>
+          <w:bottom w:val="none" w:color="000000" w:sz="4" w:space="0"/>
+          <w:right w:val="none" w:color="000000" w:sz="4" w:space="0"/>
+        </w:tcBorders>
+      </w:tcPr>
+    </w:tblStylePr>
     <w:tblStylePr w:type="nwCell">
       <w:pPr>
         <w:pBdr/>
@@ -8517,9 +10954,9 @@
       </w:tcPr>
     </w:tblStylePr>
   </w:style>
-  <w:style w:type="table" w:styleId="36">
+  <w:style w:type="table" w:styleId="733">
     <w:name w:val="Grid Table 3 - Accent 3"/>
-    <w:basedOn w:val="665"/>
+    <w:basedOn w:val="895"/>
     <w:uiPriority w:val="99"/>
     <w:pPr>
       <w:pBdr/>
@@ -8618,29 +11055,6 @@
         <w:tblBorders/>
       </w:tblPr>
       <w:tcPr>
-        <w:shd w:color="ffffff"/>
-        <w:tcBorders>
-          <w:top w:val="none" w:color="000000" w:sz="4" w:space="0"/>
-          <w:left w:val="none" w:color="000000" w:sz="4" w:space="0"/>
-          <w:bottom w:val="none" w:color="000000" w:sz="4" w:space="0"/>
-          <w:right w:val="none" w:color="000000" w:sz="4" w:space="0"/>
-        </w:tcBorders>
-      </w:tcPr>
-    </w:tblStylePr>
-    <w:tblStylePr w:type="firstRow">
-      <w:rPr>
-        <w:b/>
-        <w:color w:val="404040"/>
-      </w:rPr>
-      <w:pPr>
-        <w:pBdr/>
-        <w:spacing/>
-        <w:ind/>
-      </w:pPr>
-      <w:tblPr>
-        <w:tblBorders/>
-      </w:tblPr>
-      <w:tcPr>
         <w:shd w:val="clear" w:color="ffffff"/>
         <w:tcBorders>
           <w:top w:val="none" w:color="000000" w:sz="4" w:space="0"/>
@@ -8650,30 +11064,7 @@
         </w:tcBorders>
       </w:tcPr>
     </w:tblStylePr>
-    <w:tblStylePr w:type="lastCol">
-      <w:rPr>
-        <w:i/>
-        <w:color w:val="404040"/>
-      </w:rPr>
-      <w:pPr>
-        <w:pBdr/>
-        <w:spacing/>
-        <w:ind/>
-      </w:pPr>
-      <w:tblPr>
-        <w:tblBorders/>
-      </w:tblPr>
-      <w:tcPr>
-        <w:shd w:color="ffffff"/>
-        <w:tcBorders>
-          <w:top w:val="none" w:color="000000" w:sz="4" w:space="0"/>
-          <w:left w:val="none" w:color="000000" w:sz="4" w:space="0"/>
-          <w:bottom w:val="none" w:color="000000" w:sz="4" w:space="0"/>
-          <w:right w:val="none" w:color="000000" w:sz="4" w:space="0"/>
-        </w:tcBorders>
-      </w:tcPr>
-    </w:tblStylePr>
-    <w:tblStylePr w:type="lastRow">
+    <w:tblStylePr w:type="firstRow">
       <w:rPr>
         <w:b/>
         <w:color w:val="404040"/>
@@ -8696,6 +11087,52 @@
         </w:tcBorders>
       </w:tcPr>
     </w:tblStylePr>
+    <w:tblStylePr w:type="lastCol">
+      <w:rPr>
+        <w:i/>
+        <w:color w:val="404040"/>
+      </w:rPr>
+      <w:pPr>
+        <w:pBdr/>
+        <w:spacing/>
+        <w:ind/>
+      </w:pPr>
+      <w:tblPr>
+        <w:tblBorders/>
+      </w:tblPr>
+      <w:tcPr>
+        <w:shd w:val="clear" w:color="ffffff"/>
+        <w:tcBorders>
+          <w:top w:val="none" w:color="000000" w:sz="4" w:space="0"/>
+          <w:left w:val="none" w:color="000000" w:sz="4" w:space="0"/>
+          <w:bottom w:val="none" w:color="000000" w:sz="4" w:space="0"/>
+          <w:right w:val="none" w:color="000000" w:sz="4" w:space="0"/>
+        </w:tcBorders>
+      </w:tcPr>
+    </w:tblStylePr>
+    <w:tblStylePr w:type="lastRow">
+      <w:rPr>
+        <w:b/>
+        <w:color w:val="404040"/>
+      </w:rPr>
+      <w:pPr>
+        <w:pBdr/>
+        <w:spacing/>
+        <w:ind/>
+      </w:pPr>
+      <w:tblPr>
+        <w:tblBorders/>
+      </w:tblPr>
+      <w:tcPr>
+        <w:shd w:val="clear" w:color="ffffff"/>
+        <w:tcBorders>
+          <w:top w:val="none" w:color="000000" w:sz="4" w:space="0"/>
+          <w:left w:val="none" w:color="000000" w:sz="4" w:space="0"/>
+          <w:bottom w:val="none" w:color="000000" w:sz="4" w:space="0"/>
+          <w:right w:val="none" w:color="000000" w:sz="4" w:space="0"/>
+        </w:tcBorders>
+      </w:tcPr>
+    </w:tblStylePr>
     <w:tblStylePr w:type="nwCell">
       <w:pPr>
         <w:pBdr/>
@@ -8762,9 +11199,9 @@
       </w:tcPr>
     </w:tblStylePr>
   </w:style>
-  <w:style w:type="table" w:styleId="37">
+  <w:style w:type="table" w:styleId="734">
     <w:name w:val="Grid Table 3 - Accent 4"/>
-    <w:basedOn w:val="665"/>
+    <w:basedOn w:val="895"/>
     <w:uiPriority w:val="99"/>
     <w:pPr>
       <w:pBdr/>
@@ -8863,29 +11300,6 @@
         <w:tblBorders/>
       </w:tblPr>
       <w:tcPr>
-        <w:shd w:color="ffffff"/>
-        <w:tcBorders>
-          <w:top w:val="none" w:color="000000" w:sz="4" w:space="0"/>
-          <w:left w:val="none" w:color="000000" w:sz="4" w:space="0"/>
-          <w:bottom w:val="none" w:color="000000" w:sz="4" w:space="0"/>
-          <w:right w:val="none" w:color="000000" w:sz="4" w:space="0"/>
-        </w:tcBorders>
-      </w:tcPr>
-    </w:tblStylePr>
-    <w:tblStylePr w:type="firstRow">
-      <w:rPr>
-        <w:b/>
-        <w:color w:val="404040"/>
-      </w:rPr>
-      <w:pPr>
-        <w:pBdr/>
-        <w:spacing/>
-        <w:ind/>
-      </w:pPr>
-      <w:tblPr>
-        <w:tblBorders/>
-      </w:tblPr>
-      <w:tcPr>
         <w:shd w:val="clear" w:color="ffffff"/>
         <w:tcBorders>
           <w:top w:val="none" w:color="000000" w:sz="4" w:space="0"/>
@@ -8895,30 +11309,7 @@
         </w:tcBorders>
       </w:tcPr>
     </w:tblStylePr>
-    <w:tblStylePr w:type="lastCol">
-      <w:rPr>
-        <w:i/>
-        <w:color w:val="404040"/>
-      </w:rPr>
-      <w:pPr>
-        <w:pBdr/>
-        <w:spacing/>
-        <w:ind/>
-      </w:pPr>
-      <w:tblPr>
-        <w:tblBorders/>
-      </w:tblPr>
-      <w:tcPr>
-        <w:shd w:color="ffffff"/>
-        <w:tcBorders>
-          <w:top w:val="none" w:color="000000" w:sz="4" w:space="0"/>
-          <w:left w:val="none" w:color="000000" w:sz="4" w:space="0"/>
-          <w:bottom w:val="none" w:color="000000" w:sz="4" w:space="0"/>
-          <w:right w:val="none" w:color="000000" w:sz="4" w:space="0"/>
-        </w:tcBorders>
-      </w:tcPr>
-    </w:tblStylePr>
-    <w:tblStylePr w:type="lastRow">
+    <w:tblStylePr w:type="firstRow">
       <w:rPr>
         <w:b/>
         <w:color w:val="404040"/>
@@ -8941,6 +11332,52 @@
         </w:tcBorders>
       </w:tcPr>
     </w:tblStylePr>
+    <w:tblStylePr w:type="lastCol">
+      <w:rPr>
+        <w:i/>
+        <w:color w:val="404040"/>
+      </w:rPr>
+      <w:pPr>
+        <w:pBdr/>
+        <w:spacing/>
+        <w:ind/>
+      </w:pPr>
+      <w:tblPr>
+        <w:tblBorders/>
+      </w:tblPr>
+      <w:tcPr>
+        <w:shd w:val="clear" w:color="ffffff"/>
+        <w:tcBorders>
+          <w:top w:val="none" w:color="000000" w:sz="4" w:space="0"/>
+          <w:left w:val="none" w:color="000000" w:sz="4" w:space="0"/>
+          <w:bottom w:val="none" w:color="000000" w:sz="4" w:space="0"/>
+          <w:right w:val="none" w:color="000000" w:sz="4" w:space="0"/>
+        </w:tcBorders>
+      </w:tcPr>
+    </w:tblStylePr>
+    <w:tblStylePr w:type="lastRow">
+      <w:rPr>
+        <w:b/>
+        <w:color w:val="404040"/>
+      </w:rPr>
+      <w:pPr>
+        <w:pBdr/>
+        <w:spacing/>
+        <w:ind/>
+      </w:pPr>
+      <w:tblPr>
+        <w:tblBorders/>
+      </w:tblPr>
+      <w:tcPr>
+        <w:shd w:val="clear" w:color="ffffff"/>
+        <w:tcBorders>
+          <w:top w:val="none" w:color="000000" w:sz="4" w:space="0"/>
+          <w:left w:val="none" w:color="000000" w:sz="4" w:space="0"/>
+          <w:bottom w:val="none" w:color="000000" w:sz="4" w:space="0"/>
+          <w:right w:val="none" w:color="000000" w:sz="4" w:space="0"/>
+        </w:tcBorders>
+      </w:tcPr>
+    </w:tblStylePr>
     <w:tblStylePr w:type="nwCell">
       <w:pPr>
         <w:pBdr/>
@@ -9007,9 +11444,9 @@
       </w:tcPr>
     </w:tblStylePr>
   </w:style>
-  <w:style w:type="table" w:styleId="38">
+  <w:style w:type="table" w:styleId="735">
     <w:name w:val="Grid Table 3 - Accent 5"/>
-    <w:basedOn w:val="665"/>
+    <w:basedOn w:val="895"/>
     <w:uiPriority w:val="99"/>
     <w:pPr>
       <w:pBdr/>
@@ -9108,29 +11545,6 @@
         <w:tblBorders/>
       </w:tblPr>
       <w:tcPr>
-        <w:shd w:color="ffffff"/>
-        <w:tcBorders>
-          <w:top w:val="none" w:color="000000" w:sz="4" w:space="0"/>
-          <w:left w:val="none" w:color="000000" w:sz="4" w:space="0"/>
-          <w:bottom w:val="none" w:color="000000" w:sz="4" w:space="0"/>
-          <w:right w:val="none" w:color="000000" w:sz="4" w:space="0"/>
-        </w:tcBorders>
-      </w:tcPr>
-    </w:tblStylePr>
-    <w:tblStylePr w:type="firstRow">
-      <w:rPr>
-        <w:b/>
-        <w:color w:val="404040"/>
-      </w:rPr>
-      <w:pPr>
-        <w:pBdr/>
-        <w:spacing/>
-        <w:ind/>
-      </w:pPr>
-      <w:tblPr>
-        <w:tblBorders/>
-      </w:tblPr>
-      <w:tcPr>
         <w:shd w:val="clear" w:color="ffffff"/>
         <w:tcBorders>
           <w:top w:val="none" w:color="000000" w:sz="4" w:space="0"/>
@@ -9140,30 +11554,7 @@
         </w:tcBorders>
       </w:tcPr>
     </w:tblStylePr>
-    <w:tblStylePr w:type="lastCol">
-      <w:rPr>
-        <w:i/>
-        <w:color w:val="404040"/>
-      </w:rPr>
-      <w:pPr>
-        <w:pBdr/>
-        <w:spacing/>
-        <w:ind/>
-      </w:pPr>
-      <w:tblPr>
-        <w:tblBorders/>
-      </w:tblPr>
-      <w:tcPr>
-        <w:shd w:color="ffffff"/>
-        <w:tcBorders>
-          <w:top w:val="none" w:color="000000" w:sz="4" w:space="0"/>
-          <w:left w:val="none" w:color="000000" w:sz="4" w:space="0"/>
-          <w:bottom w:val="none" w:color="000000" w:sz="4" w:space="0"/>
-          <w:right w:val="none" w:color="000000" w:sz="4" w:space="0"/>
-        </w:tcBorders>
-      </w:tcPr>
-    </w:tblStylePr>
-    <w:tblStylePr w:type="lastRow">
+    <w:tblStylePr w:type="firstRow">
       <w:rPr>
         <w:b/>
         <w:color w:val="404040"/>
@@ -9186,6 +11577,52 @@
         </w:tcBorders>
       </w:tcPr>
     </w:tblStylePr>
+    <w:tblStylePr w:type="lastCol">
+      <w:rPr>
+        <w:i/>
+        <w:color w:val="404040"/>
+      </w:rPr>
+      <w:pPr>
+        <w:pBdr/>
+        <w:spacing/>
+        <w:ind/>
+      </w:pPr>
+      <w:tblPr>
+        <w:tblBorders/>
+      </w:tblPr>
+      <w:tcPr>
+        <w:shd w:val="clear" w:color="ffffff"/>
+        <w:tcBorders>
+          <w:top w:val="none" w:color="000000" w:sz="4" w:space="0"/>
+          <w:left w:val="none" w:color="000000" w:sz="4" w:space="0"/>
+          <w:bottom w:val="none" w:color="000000" w:sz="4" w:space="0"/>
+          <w:right w:val="none" w:color="000000" w:sz="4" w:space="0"/>
+        </w:tcBorders>
+      </w:tcPr>
+    </w:tblStylePr>
+    <w:tblStylePr w:type="lastRow">
+      <w:rPr>
+        <w:b/>
+        <w:color w:val="404040"/>
+      </w:rPr>
+      <w:pPr>
+        <w:pBdr/>
+        <w:spacing/>
+        <w:ind/>
+      </w:pPr>
+      <w:tblPr>
+        <w:tblBorders/>
+      </w:tblPr>
+      <w:tcPr>
+        <w:shd w:val="clear" w:color="ffffff"/>
+        <w:tcBorders>
+          <w:top w:val="none" w:color="000000" w:sz="4" w:space="0"/>
+          <w:left w:val="none" w:color="000000" w:sz="4" w:space="0"/>
+          <w:bottom w:val="none" w:color="000000" w:sz="4" w:space="0"/>
+          <w:right w:val="none" w:color="000000" w:sz="4" w:space="0"/>
+        </w:tcBorders>
+      </w:tcPr>
+    </w:tblStylePr>
     <w:tblStylePr w:type="nwCell">
       <w:pPr>
         <w:pBdr/>
@@ -9252,9 +11689,9 @@
       </w:tcPr>
     </w:tblStylePr>
   </w:style>
-  <w:style w:type="table" w:styleId="39">
+  <w:style w:type="table" w:styleId="736">
     <w:name w:val="Grid Table 3 - Accent 6"/>
-    <w:basedOn w:val="665"/>
+    <w:basedOn w:val="895"/>
     <w:uiPriority w:val="99"/>
     <w:pPr>
       <w:pBdr/>
@@ -9353,29 +11790,6 @@
         <w:tblBorders/>
       </w:tblPr>
       <w:tcPr>
-        <w:shd w:color="ffffff"/>
-        <w:tcBorders>
-          <w:top w:val="none" w:color="000000" w:sz="4" w:space="0"/>
-          <w:left w:val="none" w:color="000000" w:sz="4" w:space="0"/>
-          <w:bottom w:val="none" w:color="000000" w:sz="4" w:space="0"/>
-          <w:right w:val="none" w:color="000000" w:sz="4" w:space="0"/>
-        </w:tcBorders>
-      </w:tcPr>
-    </w:tblStylePr>
-    <w:tblStylePr w:type="firstRow">
-      <w:rPr>
-        <w:b/>
-        <w:color w:val="404040"/>
-      </w:rPr>
-      <w:pPr>
-        <w:pBdr/>
-        <w:spacing/>
-        <w:ind/>
-      </w:pPr>
-      <w:tblPr>
-        <w:tblBorders/>
-      </w:tblPr>
-      <w:tcPr>
         <w:shd w:val="clear" w:color="ffffff"/>
         <w:tcBorders>
           <w:top w:val="none" w:color="000000" w:sz="4" w:space="0"/>
@@ -9385,30 +11799,7 @@
         </w:tcBorders>
       </w:tcPr>
     </w:tblStylePr>
-    <w:tblStylePr w:type="lastCol">
-      <w:rPr>
-        <w:i/>
-        <w:color w:val="404040"/>
-      </w:rPr>
-      <w:pPr>
-        <w:pBdr/>
-        <w:spacing/>
-        <w:ind/>
-      </w:pPr>
-      <w:tblPr>
-        <w:tblBorders/>
-      </w:tblPr>
-      <w:tcPr>
-        <w:shd w:color="ffffff"/>
-        <w:tcBorders>
-          <w:top w:val="none" w:color="000000" w:sz="4" w:space="0"/>
-          <w:left w:val="none" w:color="000000" w:sz="4" w:space="0"/>
-          <w:bottom w:val="none" w:color="000000" w:sz="4" w:space="0"/>
-          <w:right w:val="none" w:color="000000" w:sz="4" w:space="0"/>
-        </w:tcBorders>
-      </w:tcPr>
-    </w:tblStylePr>
-    <w:tblStylePr w:type="lastRow">
+    <w:tblStylePr w:type="firstRow">
       <w:rPr>
         <w:b/>
         <w:color w:val="404040"/>
@@ -9431,6 +11822,52 @@
         </w:tcBorders>
       </w:tcPr>
     </w:tblStylePr>
+    <w:tblStylePr w:type="lastCol">
+      <w:rPr>
+        <w:i/>
+        <w:color w:val="404040"/>
+      </w:rPr>
+      <w:pPr>
+        <w:pBdr/>
+        <w:spacing/>
+        <w:ind/>
+      </w:pPr>
+      <w:tblPr>
+        <w:tblBorders/>
+      </w:tblPr>
+      <w:tcPr>
+        <w:shd w:val="clear" w:color="ffffff"/>
+        <w:tcBorders>
+          <w:top w:val="none" w:color="000000" w:sz="4" w:space="0"/>
+          <w:left w:val="none" w:color="000000" w:sz="4" w:space="0"/>
+          <w:bottom w:val="none" w:color="000000" w:sz="4" w:space="0"/>
+          <w:right w:val="none" w:color="000000" w:sz="4" w:space="0"/>
+        </w:tcBorders>
+      </w:tcPr>
+    </w:tblStylePr>
+    <w:tblStylePr w:type="lastRow">
+      <w:rPr>
+        <w:b/>
+        <w:color w:val="404040"/>
+      </w:rPr>
+      <w:pPr>
+        <w:pBdr/>
+        <w:spacing/>
+        <w:ind/>
+      </w:pPr>
+      <w:tblPr>
+        <w:tblBorders/>
+      </w:tblPr>
+      <w:tcPr>
+        <w:shd w:val="clear" w:color="ffffff"/>
+        <w:tcBorders>
+          <w:top w:val="none" w:color="000000" w:sz="4" w:space="0"/>
+          <w:left w:val="none" w:color="000000" w:sz="4" w:space="0"/>
+          <w:bottom w:val="none" w:color="000000" w:sz="4" w:space="0"/>
+          <w:right w:val="none" w:color="000000" w:sz="4" w:space="0"/>
+        </w:tcBorders>
+      </w:tcPr>
+    </w:tblStylePr>
     <w:tblStylePr w:type="nwCell">
       <w:pPr>
         <w:pBdr/>
@@ -9497,9 +11934,9 @@
       </w:tcPr>
     </w:tblStylePr>
   </w:style>
-  <w:style w:type="table" w:styleId="40">
+  <w:style w:type="table" w:styleId="737">
     <w:name w:val="Grid Table 4"/>
-    <w:basedOn w:val="665"/>
+    <w:basedOn w:val="895"/>
     <w:uiPriority w:val="59"/>
     <w:pPr>
       <w:pBdr/>
@@ -9730,9 +12167,9 @@
       </w:tcPr>
     </w:tblStylePr>
   </w:style>
-  <w:style w:type="table" w:styleId="41">
+  <w:style w:type="table" w:styleId="738">
     <w:name w:val="Grid Table 4 - Accent 1"/>
-    <w:basedOn w:val="665"/>
+    <w:basedOn w:val="895"/>
     <w:uiPriority w:val="59"/>
     <w:pPr>
       <w:pBdr/>
@@ -9963,9 +12400,9 @@
       </w:tcPr>
     </w:tblStylePr>
   </w:style>
-  <w:style w:type="table" w:styleId="42">
+  <w:style w:type="table" w:styleId="739">
     <w:name w:val="Grid Table 4 - Accent 2"/>
-    <w:basedOn w:val="665"/>
+    <w:basedOn w:val="895"/>
     <w:uiPriority w:val="59"/>
     <w:pPr>
       <w:pBdr/>
@@ -10196,9 +12633,9 @@
       </w:tcPr>
     </w:tblStylePr>
   </w:style>
-  <w:style w:type="table" w:styleId="43">
+  <w:style w:type="table" w:styleId="740">
     <w:name w:val="Grid Table 4 - Accent 3"/>
-    <w:basedOn w:val="665"/>
+    <w:basedOn w:val="895"/>
     <w:uiPriority w:val="59"/>
     <w:pPr>
       <w:pBdr/>
@@ -10429,9 +12866,9 @@
       </w:tcPr>
     </w:tblStylePr>
   </w:style>
-  <w:style w:type="table" w:styleId="44">
+  <w:style w:type="table" w:styleId="741">
     <w:name w:val="Grid Table 4 - Accent 4"/>
-    <w:basedOn w:val="665"/>
+    <w:basedOn w:val="895"/>
     <w:uiPriority w:val="59"/>
     <w:pPr>
       <w:pBdr/>
@@ -10662,9 +13099,9 @@
       </w:tcPr>
     </w:tblStylePr>
   </w:style>
-  <w:style w:type="table" w:styleId="45">
+  <w:style w:type="table" w:styleId="742">
     <w:name w:val="Grid Table 4 - Accent 5"/>
-    <w:basedOn w:val="665"/>
+    <w:basedOn w:val="895"/>
     <w:uiPriority w:val="59"/>
     <w:pPr>
       <w:pBdr/>
@@ -10895,9 +13332,9 @@
       </w:tcPr>
     </w:tblStylePr>
   </w:style>
-  <w:style w:type="table" w:styleId="46">
+  <w:style w:type="table" w:styleId="743">
     <w:name w:val="Grid Table 4 - Accent 6"/>
-    <w:basedOn w:val="665"/>
+    <w:basedOn w:val="895"/>
     <w:uiPriority w:val="59"/>
     <w:pPr>
       <w:pBdr/>
@@ -11128,9 +13565,9 @@
       </w:tcPr>
     </w:tblStylePr>
   </w:style>
-  <w:style w:type="table" w:styleId="47">
+  <w:style w:type="table" w:styleId="744">
     <w:name w:val="Grid Table 5 Dark"/>
-    <w:basedOn w:val="665"/>
+    <w:basedOn w:val="895"/>
     <w:uiPriority w:val="99"/>
     <w:pPr>
       <w:pBdr/>
@@ -11356,9 +13793,9 @@
       </w:tcPr>
     </w:tblStylePr>
   </w:style>
-  <w:style w:type="table" w:styleId="48">
+  <w:style w:type="table" w:styleId="745">
     <w:name w:val="Grid Table 5 Dark- Accent 1"/>
-    <w:basedOn w:val="665"/>
+    <w:basedOn w:val="895"/>
     <w:uiPriority w:val="99"/>
     <w:pPr>
       <w:pBdr/>
@@ -11584,9 +14021,9 @@
       </w:tcPr>
     </w:tblStylePr>
   </w:style>
-  <w:style w:type="table" w:styleId="49">
+  <w:style w:type="table" w:styleId="746">
     <w:name w:val="Grid Table 5 Dark - Accent 2"/>
-    <w:basedOn w:val="665"/>
+    <w:basedOn w:val="895"/>
     <w:uiPriority w:val="99"/>
     <w:pPr>
       <w:pBdr/>
@@ -11812,9 +14249,9 @@
       </w:tcPr>
     </w:tblStylePr>
   </w:style>
-  <w:style w:type="table" w:styleId="50">
+  <w:style w:type="table" w:styleId="747">
     <w:name w:val="Grid Table 5 Dark - Accent 3"/>
-    <w:basedOn w:val="665"/>
+    <w:basedOn w:val="895"/>
     <w:uiPriority w:val="99"/>
     <w:pPr>
       <w:pBdr/>
@@ -12040,9 +14477,9 @@
       </w:tcPr>
     </w:tblStylePr>
   </w:style>
-  <w:style w:type="table" w:styleId="51">
+  <w:style w:type="table" w:styleId="748">
     <w:name w:val="Grid Table 5 Dark- Accent 4"/>
-    <w:basedOn w:val="665"/>
+    <w:basedOn w:val="895"/>
     <w:uiPriority w:val="99"/>
     <w:pPr>
       <w:pBdr/>
@@ -12268,9 +14705,9 @@
       </w:tcPr>
     </w:tblStylePr>
   </w:style>
-  <w:style w:type="table" w:styleId="52">
+  <w:style w:type="table" w:styleId="749">
     <w:name w:val="Grid Table 5 Dark - Accent 5"/>
-    <w:basedOn w:val="665"/>
+    <w:basedOn w:val="895"/>
     <w:uiPriority w:val="99"/>
     <w:pPr>
       <w:pBdr/>
@@ -12496,9 +14933,9 @@
       </w:tcPr>
     </w:tblStylePr>
   </w:style>
-  <w:style w:type="table" w:styleId="53">
+  <w:style w:type="table" w:styleId="750">
     <w:name w:val="Grid Table 5 Dark - Accent 6"/>
-    <w:basedOn w:val="665"/>
+    <w:basedOn w:val="895"/>
     <w:uiPriority w:val="99"/>
     <w:pPr>
       <w:pBdr/>
@@ -12724,9 +15161,9 @@
       </w:tcPr>
     </w:tblStylePr>
   </w:style>
-  <w:style w:type="table" w:styleId="54">
+  <w:style w:type="table" w:styleId="751">
     <w:name w:val="Grid Table 6 Colorful"/>
-    <w:basedOn w:val="665"/>
+    <w:basedOn w:val="895"/>
     <w:uiPriority w:val="99"/>
     <w:pPr>
       <w:pBdr/>
@@ -12954,9 +15391,9 @@
       </w:tcPr>
     </w:tblStylePr>
   </w:style>
-  <w:style w:type="table" w:styleId="55">
+  <w:style w:type="table" w:styleId="752">
     <w:name w:val="Grid Table 6 Colorful - Accent 1"/>
-    <w:basedOn w:val="665"/>
+    <w:basedOn w:val="895"/>
     <w:uiPriority w:val="99"/>
     <w:pPr>
       <w:pBdr/>
@@ -13184,9 +15621,9 @@
       </w:tcPr>
     </w:tblStylePr>
   </w:style>
-  <w:style w:type="table" w:styleId="56">
+  <w:style w:type="table" w:styleId="753">
     <w:name w:val="Grid Table 6 Colorful - Accent 2"/>
-    <w:basedOn w:val="665"/>
+    <w:basedOn w:val="895"/>
     <w:uiPriority w:val="99"/>
     <w:pPr>
       <w:pBdr/>
@@ -13414,9 +15851,9 @@
       </w:tcPr>
     </w:tblStylePr>
   </w:style>
-  <w:style w:type="table" w:styleId="57">
+  <w:style w:type="table" w:styleId="754">
     <w:name w:val="Grid Table 6 Colorful - Accent 3"/>
-    <w:basedOn w:val="665"/>
+    <w:basedOn w:val="895"/>
     <w:uiPriority w:val="99"/>
     <w:pPr>
       <w:pBdr/>
@@ -13644,9 +16081,9 @@
       </w:tcPr>
     </w:tblStylePr>
   </w:style>
-  <w:style w:type="table" w:styleId="58">
+  <w:style w:type="table" w:styleId="755">
     <w:name w:val="Grid Table 6 Colorful - Accent 4"/>
-    <w:basedOn w:val="665"/>
+    <w:basedOn w:val="895"/>
     <w:uiPriority w:val="99"/>
     <w:pPr>
       <w:pBdr/>
@@ -13874,9 +16311,9 @@
       </w:tcPr>
     </w:tblStylePr>
   </w:style>
-  <w:style w:type="table" w:styleId="59">
+  <w:style w:type="table" w:styleId="756">
     <w:name w:val="Grid Table 6 Colorful - Accent 5"/>
-    <w:basedOn w:val="665"/>
+    <w:basedOn w:val="895"/>
     <w:uiPriority w:val="99"/>
     <w:pPr>
       <w:pBdr/>
@@ -14104,9 +16541,9 @@
       </w:tcPr>
     </w:tblStylePr>
   </w:style>
-  <w:style w:type="table" w:styleId="60">
+  <w:style w:type="table" w:styleId="757">
     <w:name w:val="Grid Table 6 Colorful - Accent 6"/>
-    <w:basedOn w:val="665"/>
+    <w:basedOn w:val="895"/>
     <w:uiPriority w:val="99"/>
     <w:pPr>
       <w:pBdr/>
@@ -14334,9 +16771,9 @@
       </w:tcPr>
     </w:tblStylePr>
   </w:style>
-  <w:style w:type="table" w:styleId="61">
+  <w:style w:type="table" w:styleId="758">
     <w:name w:val="Grid Table 7 Colorful"/>
-    <w:basedOn w:val="665"/>
+    <w:basedOn w:val="895"/>
     <w:uiPriority w:val="99"/>
     <w:pPr>
       <w:pBdr/>
@@ -14438,11 +16875,11 @@
         <w:tblBorders/>
       </w:tblPr>
       <w:tcPr>
-        <w:shd w:color="ffffff"/>
+        <w:shd w:val="clear" w:color="ffffff"/>
         <w:tcBorders>
-          <w:top w:val="none"/>
-          <w:left w:val="none"/>
-          <w:bottom w:val="none"/>
+          <w:top w:val="none" w:color="000000" w:sz="4" w:space="0"/>
+          <w:left w:val="none" w:color="000000" w:sz="4" w:space="0"/>
+          <w:bottom w:val="none" w:color="000000" w:sz="4" w:space="0"/>
           <w:right w:val="single" w:color="000000" w:themeColor="text1" w:themeTint="80" w:sz="4" w:space="0"/>
         </w:tcBorders>
       </w:tcPr>
@@ -14465,10 +16902,10 @@
       <w:tcPr>
         <w:shd w:val="clear" w:color="ffffff" w:themeColor="light1" w:fill="ffffff" w:themeFill="light1"/>
         <w:tcBorders>
-          <w:top w:val="none"/>
-          <w:left w:val="none"/>
+          <w:top w:val="none" w:color="000000" w:sz="4" w:space="0"/>
+          <w:left w:val="none" w:color="000000" w:sz="4" w:space="0"/>
           <w:bottom w:val="single" w:color="000000" w:themeColor="text1" w:themeTint="80" w:sz="4" w:space="0"/>
-          <w:right w:val="none"/>
+          <w:right w:val="none" w:color="000000" w:sz="4" w:space="0"/>
         </w:tcBorders>
       </w:tcPr>
     </w:tblStylePr>
@@ -14488,12 +16925,12 @@
         <w:tblBorders/>
       </w:tblPr>
       <w:tcPr>
-        <w:shd w:color="ffffff"/>
+        <w:shd w:val="clear" w:color="ffffff"/>
         <w:tcBorders>
-          <w:top w:val="none"/>
+          <w:top w:val="none" w:color="000000" w:sz="4" w:space="0"/>
           <w:left w:val="single" w:color="000000" w:themeColor="text1" w:themeTint="80" w:sz="4" w:space="0"/>
-          <w:bottom w:val="none"/>
-          <w:right w:val="none"/>
+          <w:bottom w:val="none" w:color="000000" w:sz="4" w:space="0"/>
+          <w:right w:val="none" w:color="000000" w:sz="4" w:space="0"/>
         </w:tcBorders>
       </w:tcPr>
     </w:tblStylePr>
@@ -14516,9 +16953,9 @@
         <w:shd w:val="clear" w:color="ffffff" w:themeColor="light1" w:fill="ffffff" w:themeFill="light1"/>
         <w:tcBorders>
           <w:top w:val="single" w:color="000000" w:themeColor="text1" w:themeTint="80" w:sz="4" w:space="0"/>
-          <w:left w:val="none"/>
-          <w:bottom w:val="none"/>
-          <w:right w:val="none"/>
+          <w:left w:val="none" w:color="000000" w:sz="4" w:space="0"/>
+          <w:bottom w:val="none" w:color="000000" w:sz="4" w:space="0"/>
+          <w:right w:val="none" w:color="000000" w:sz="4" w:space="0"/>
         </w:tcBorders>
       </w:tcPr>
     </w:tblStylePr>
@@ -14588,9 +17025,9 @@
       </w:tcPr>
     </w:tblStylePr>
   </w:style>
-  <w:style w:type="table" w:styleId="62">
+  <w:style w:type="table" w:styleId="759">
     <w:name w:val="Grid Table 7 Colorful - Accent 1"/>
-    <w:basedOn w:val="665"/>
+    <w:basedOn w:val="895"/>
     <w:uiPriority w:val="99"/>
     <w:pPr>
       <w:pBdr/>
@@ -14692,11 +17129,11 @@
         <w:tblBorders/>
       </w:tblPr>
       <w:tcPr>
-        <w:shd w:color="ffffff"/>
+        <w:shd w:val="clear" w:color="ffffff"/>
         <w:tcBorders>
-          <w:top w:val="none"/>
-          <w:left w:val="none"/>
-          <w:bottom w:val="none"/>
+          <w:top w:val="none" w:color="000000" w:sz="4" w:space="0"/>
+          <w:left w:val="none" w:color="000000" w:sz="4" w:space="0"/>
+          <w:bottom w:val="none" w:color="000000" w:sz="4" w:space="0"/>
           <w:right w:val="single" w:color="000000" w:themeColor="accent1" w:themeTint="80" w:sz="4" w:space="0"/>
         </w:tcBorders>
       </w:tcPr>
@@ -14719,10 +17156,10 @@
       <w:tcPr>
         <w:shd w:val="clear" w:color="ffffff" w:themeColor="light1" w:fill="ffffff" w:themeFill="light1"/>
         <w:tcBorders>
-          <w:top w:val="none"/>
-          <w:left w:val="none"/>
+          <w:top w:val="none" w:color="000000" w:sz="4" w:space="0"/>
+          <w:left w:val="none" w:color="000000" w:sz="4" w:space="0"/>
           <w:bottom w:val="single" w:color="000000" w:themeColor="accent1" w:themeTint="80" w:sz="4" w:space="0"/>
-          <w:right w:val="none"/>
+          <w:right w:val="none" w:color="000000" w:sz="4" w:space="0"/>
         </w:tcBorders>
       </w:tcPr>
     </w:tblStylePr>
@@ -14742,12 +17179,12 @@
         <w:tblBorders/>
       </w:tblPr>
       <w:tcPr>
-        <w:shd w:color="ffffff"/>
+        <w:shd w:val="clear" w:color="ffffff"/>
         <w:tcBorders>
-          <w:top w:val="none"/>
+          <w:top w:val="none" w:color="000000" w:sz="4" w:space="0"/>
           <w:left w:val="single" w:color="000000" w:themeColor="accent1" w:themeTint="80" w:sz="4" w:space="0"/>
-          <w:bottom w:val="none"/>
-          <w:right w:val="none"/>
+          <w:bottom w:val="none" w:color="000000" w:sz="4" w:space="0"/>
+          <w:right w:val="none" w:color="000000" w:sz="4" w:space="0"/>
         </w:tcBorders>
       </w:tcPr>
     </w:tblStylePr>
@@ -14770,9 +17207,9 @@
         <w:shd w:val="clear" w:color="ffffff" w:themeColor="light1" w:fill="ffffff" w:themeFill="light1"/>
         <w:tcBorders>
           <w:top w:val="single" w:color="000000" w:themeColor="accent1" w:themeTint="80" w:sz="4" w:space="0"/>
-          <w:left w:val="none"/>
-          <w:bottom w:val="none"/>
-          <w:right w:val="none"/>
+          <w:left w:val="none" w:color="000000" w:sz="4" w:space="0"/>
+          <w:bottom w:val="none" w:color="000000" w:sz="4" w:space="0"/>
+          <w:right w:val="none" w:color="000000" w:sz="4" w:space="0"/>
         </w:tcBorders>
       </w:tcPr>
     </w:tblStylePr>
@@ -14842,9 +17279,9 @@
       </w:tcPr>
     </w:tblStylePr>
   </w:style>
-  <w:style w:type="table" w:styleId="63">
+  <w:style w:type="table" w:styleId="760">
     <w:name w:val="Grid Table 7 Colorful - Accent 2"/>
-    <w:basedOn w:val="665"/>
+    <w:basedOn w:val="895"/>
     <w:uiPriority w:val="99"/>
     <w:pPr>
       <w:pBdr/>
@@ -14946,11 +17383,11 @@
         <w:tblBorders/>
       </w:tblPr>
       <w:tcPr>
-        <w:shd w:color="ffffff"/>
+        <w:shd w:val="clear" w:color="ffffff"/>
         <w:tcBorders>
-          <w:top w:val="none"/>
-          <w:left w:val="none"/>
-          <w:bottom w:val="none"/>
+          <w:top w:val="none" w:color="000000" w:sz="4" w:space="0"/>
+          <w:left w:val="none" w:color="000000" w:sz="4" w:space="0"/>
+          <w:bottom w:val="none" w:color="000000" w:sz="4" w:space="0"/>
           <w:right w:val="single" w:color="000000" w:themeColor="accent2" w:themeTint="97" w:sz="4" w:space="0"/>
         </w:tcBorders>
       </w:tcPr>
@@ -14973,10 +17410,10 @@
       <w:tcPr>
         <w:shd w:val="clear" w:color="ffffff" w:themeColor="light1" w:fill="ffffff" w:themeFill="light1"/>
         <w:tcBorders>
-          <w:top w:val="none"/>
-          <w:left w:val="none"/>
+          <w:top w:val="none" w:color="000000" w:sz="4" w:space="0"/>
+          <w:left w:val="none" w:color="000000" w:sz="4" w:space="0"/>
           <w:bottom w:val="single" w:color="000000" w:themeColor="accent2" w:themeTint="97" w:sz="4" w:space="0"/>
-          <w:right w:val="none"/>
+          <w:right w:val="none" w:color="000000" w:sz="4" w:space="0"/>
         </w:tcBorders>
       </w:tcPr>
     </w:tblStylePr>
@@ -14996,12 +17433,12 @@
         <w:tblBorders/>
       </w:tblPr>
       <w:tcPr>
-        <w:shd w:color="ffffff"/>
+        <w:shd w:val="clear" w:color="ffffff"/>
         <w:tcBorders>
-          <w:top w:val="none"/>
+          <w:top w:val="none" w:color="000000" w:sz="4" w:space="0"/>
           <w:left w:val="single" w:color="000000" w:themeColor="accent2" w:themeTint="97" w:sz="4" w:space="0"/>
-          <w:bottom w:val="none"/>
-          <w:right w:val="none"/>
+          <w:bottom w:val="none" w:color="000000" w:sz="4" w:space="0"/>
+          <w:right w:val="none" w:color="000000" w:sz="4" w:space="0"/>
         </w:tcBorders>
       </w:tcPr>
     </w:tblStylePr>
@@ -15024,9 +17461,9 @@
         <w:shd w:val="clear" w:color="ffffff" w:themeColor="light1" w:fill="ffffff" w:themeFill="light1"/>
         <w:tcBorders>
           <w:top w:val="single" w:color="000000" w:themeColor="accent2" w:themeTint="97" w:sz="4" w:space="0"/>
-          <w:left w:val="none"/>
-          <w:bottom w:val="none"/>
-          <w:right w:val="none"/>
+          <w:left w:val="none" w:color="000000" w:sz="4" w:space="0"/>
+          <w:bottom w:val="none" w:color="000000" w:sz="4" w:space="0"/>
+          <w:right w:val="none" w:color="000000" w:sz="4" w:space="0"/>
         </w:tcBorders>
       </w:tcPr>
     </w:tblStylePr>
@@ -15096,9 +17533,9 @@
       </w:tcPr>
     </w:tblStylePr>
   </w:style>
-  <w:style w:type="table" w:styleId="64">
+  <w:style w:type="table" w:styleId="761">
     <w:name w:val="Grid Table 7 Colorful - Accent 3"/>
-    <w:basedOn w:val="665"/>
+    <w:basedOn w:val="895"/>
     <w:uiPriority w:val="99"/>
     <w:pPr>
       <w:pBdr/>
@@ -15200,11 +17637,11 @@
         <w:tblBorders/>
       </w:tblPr>
       <w:tcPr>
-        <w:shd w:color="ffffff"/>
+        <w:shd w:val="clear" w:color="ffffff"/>
         <w:tcBorders>
-          <w:top w:val="none"/>
-          <w:left w:val="none"/>
-          <w:bottom w:val="none"/>
+          <w:top w:val="none" w:color="000000" w:sz="4" w:space="0"/>
+          <w:left w:val="none" w:color="000000" w:sz="4" w:space="0"/>
+          <w:bottom w:val="none" w:color="000000" w:sz="4" w:space="0"/>
           <w:right w:val="single" w:color="000000" w:themeColor="accent3" w:themeTint="FE" w:sz="4" w:space="0"/>
         </w:tcBorders>
       </w:tcPr>
@@ -15227,10 +17664,10 @@
       <w:tcPr>
         <w:shd w:val="clear" w:color="ffffff" w:themeColor="light1" w:fill="ffffff" w:themeFill="light1"/>
         <w:tcBorders>
-          <w:top w:val="none"/>
-          <w:left w:val="none"/>
+          <w:top w:val="none" w:color="000000" w:sz="4" w:space="0"/>
+          <w:left w:val="none" w:color="000000" w:sz="4" w:space="0"/>
           <w:bottom w:val="single" w:color="000000" w:themeColor="accent3" w:themeTint="FE" w:sz="4" w:space="0"/>
-          <w:right w:val="none"/>
+          <w:right w:val="none" w:color="000000" w:sz="4" w:space="0"/>
         </w:tcBorders>
       </w:tcPr>
     </w:tblStylePr>
@@ -15250,12 +17687,12 @@
         <w:tblBorders/>
       </w:tblPr>
       <w:tcPr>
-        <w:shd w:color="ffffff"/>
+        <w:shd w:val="clear" w:color="ffffff"/>
         <w:tcBorders>
-          <w:top w:val="none"/>
+          <w:top w:val="none" w:color="000000" w:sz="4" w:space="0"/>
           <w:left w:val="single" w:color="000000" w:themeColor="accent3" w:themeTint="FE" w:sz="4" w:space="0"/>
-          <w:bottom w:val="none"/>
-          <w:right w:val="none"/>
+          <w:bottom w:val="none" w:color="000000" w:sz="4" w:space="0"/>
+          <w:right w:val="none" w:color="000000" w:sz="4" w:space="0"/>
         </w:tcBorders>
       </w:tcPr>
     </w:tblStylePr>
@@ -15278,9 +17715,9 @@
         <w:shd w:val="clear" w:color="ffffff" w:themeColor="light1" w:fill="ffffff" w:themeFill="light1"/>
         <w:tcBorders>
           <w:top w:val="single" w:color="000000" w:themeColor="accent3" w:themeTint="FE" w:sz="4" w:space="0"/>
-          <w:left w:val="none"/>
-          <w:bottom w:val="none"/>
-          <w:right w:val="none"/>
+          <w:left w:val="none" w:color="000000" w:sz="4" w:space="0"/>
+          <w:bottom w:val="none" w:color="000000" w:sz="4" w:space="0"/>
+          <w:right w:val="none" w:color="000000" w:sz="4" w:space="0"/>
         </w:tcBorders>
       </w:tcPr>
     </w:tblStylePr>
@@ -15350,9 +17787,9 @@
       </w:tcPr>
     </w:tblStylePr>
   </w:style>
-  <w:style w:type="table" w:styleId="65">
+  <w:style w:type="table" w:styleId="762">
     <w:name w:val="Grid Table 7 Colorful - Accent 4"/>
-    <w:basedOn w:val="665"/>
+    <w:basedOn w:val="895"/>
     <w:uiPriority w:val="99"/>
     <w:pPr>
       <w:pBdr/>
@@ -15454,11 +17891,11 @@
         <w:tblBorders/>
       </w:tblPr>
       <w:tcPr>
-        <w:shd w:color="ffffff"/>
+        <w:shd w:val="clear" w:color="ffffff"/>
         <w:tcBorders>
-          <w:top w:val="none"/>
-          <w:left w:val="none"/>
-          <w:bottom w:val="none"/>
+          <w:top w:val="none" w:color="000000" w:sz="4" w:space="0"/>
+          <w:left w:val="none" w:color="000000" w:sz="4" w:space="0"/>
+          <w:bottom w:val="none" w:color="000000" w:sz="4" w:space="0"/>
           <w:right w:val="single" w:color="000000" w:themeColor="accent4" w:themeTint="9A" w:sz="4" w:space="0"/>
         </w:tcBorders>
       </w:tcPr>
@@ -15481,10 +17918,10 @@
       <w:tcPr>
         <w:shd w:val="clear" w:color="ffffff" w:themeColor="light1" w:fill="ffffff" w:themeFill="light1"/>
         <w:tcBorders>
-          <w:top w:val="none"/>
-          <w:left w:val="none"/>
+          <w:top w:val="none" w:color="000000" w:sz="4" w:space="0"/>
+          <w:left w:val="none" w:color="000000" w:sz="4" w:space="0"/>
           <w:bottom w:val="single" w:color="000000" w:themeColor="accent4" w:themeTint="9A" w:sz="4" w:space="0"/>
-          <w:right w:val="none"/>
+          <w:right w:val="none" w:color="000000" w:sz="4" w:space="0"/>
         </w:tcBorders>
       </w:tcPr>
     </w:tblStylePr>
@@ -15504,12 +17941,12 @@
         <w:tblBorders/>
       </w:tblPr>
       <w:tcPr>
-        <w:shd w:color="ffffff"/>
+        <w:shd w:val="clear" w:color="ffffff"/>
         <w:tcBorders>
-          <w:top w:val="none"/>
+          <w:top w:val="none" w:color="000000" w:sz="4" w:space="0"/>
           <w:left w:val="single" w:color="000000" w:themeColor="accent4" w:themeTint="9A" w:sz="4" w:space="0"/>
-          <w:bottom w:val="none"/>
-          <w:right w:val="none"/>
+          <w:bottom w:val="none" w:color="000000" w:sz="4" w:space="0"/>
+          <w:right w:val="none" w:color="000000" w:sz="4" w:space="0"/>
         </w:tcBorders>
       </w:tcPr>
     </w:tblStylePr>
@@ -15532,9 +17969,9 @@
         <w:shd w:val="clear" w:color="ffffff" w:themeColor="light1" w:fill="ffffff" w:themeFill="light1"/>
         <w:tcBorders>
           <w:top w:val="single" w:color="000000" w:themeColor="accent4" w:themeTint="9A" w:sz="4" w:space="0"/>
-          <w:left w:val="none"/>
-          <w:bottom w:val="none"/>
-          <w:right w:val="none"/>
+          <w:left w:val="none" w:color="000000" w:sz="4" w:space="0"/>
+          <w:bottom w:val="none" w:color="000000" w:sz="4" w:space="0"/>
+          <w:right w:val="none" w:color="000000" w:sz="4" w:space="0"/>
         </w:tcBorders>
       </w:tcPr>
     </w:tblStylePr>
@@ -15604,9 +18041,9 @@
       </w:tcPr>
     </w:tblStylePr>
   </w:style>
-  <w:style w:type="table" w:styleId="66">
+  <w:style w:type="table" w:styleId="763">
     <w:name w:val="Grid Table 7 Colorful - Accent 5"/>
-    <w:basedOn w:val="665"/>
+    <w:basedOn w:val="895"/>
     <w:uiPriority w:val="99"/>
     <w:pPr>
       <w:pBdr/>
@@ -15708,11 +18145,11 @@
         <w:tblBorders/>
       </w:tblPr>
       <w:tcPr>
-        <w:shd w:color="ffffff"/>
+        <w:shd w:val="clear" w:color="ffffff"/>
         <w:tcBorders>
-          <w:top w:val="none"/>
-          <w:left w:val="none"/>
-          <w:bottom w:val="none"/>
+          <w:top w:val="none" w:color="000000" w:sz="4" w:space="0"/>
+          <w:left w:val="none" w:color="000000" w:sz="4" w:space="0"/>
+          <w:bottom w:val="none" w:color="000000" w:sz="4" w:space="0"/>
           <w:right w:val="single" w:color="000000" w:themeColor="accent5" w:themeTint="90" w:sz="4" w:space="0"/>
         </w:tcBorders>
       </w:tcPr>
@@ -15735,10 +18172,10 @@
       <w:tcPr>
         <w:shd w:val="clear" w:color="ffffff" w:themeColor="light1" w:fill="ffffff" w:themeFill="light1"/>
         <w:tcBorders>
-          <w:top w:val="none"/>
-          <w:left w:val="none"/>
+          <w:top w:val="none" w:color="000000" w:sz="4" w:space="0"/>
+          <w:left w:val="none" w:color="000000" w:sz="4" w:space="0"/>
           <w:bottom w:val="single" w:color="000000" w:themeColor="accent5" w:themeTint="90" w:sz="4" w:space="0"/>
-          <w:right w:val="none"/>
+          <w:right w:val="none" w:color="000000" w:sz="4" w:space="0"/>
         </w:tcBorders>
       </w:tcPr>
     </w:tblStylePr>
@@ -15758,12 +18195,12 @@
         <w:tblBorders/>
       </w:tblPr>
       <w:tcPr>
-        <w:shd w:color="ffffff"/>
+        <w:shd w:val="clear" w:color="ffffff"/>
         <w:tcBorders>
-          <w:top w:val="none"/>
+          <w:top w:val="none" w:color="000000" w:sz="4" w:space="0"/>
           <w:left w:val="single" w:color="000000" w:themeColor="accent5" w:themeTint="90" w:sz="4" w:space="0"/>
-          <w:bottom w:val="none"/>
-          <w:right w:val="none"/>
+          <w:bottom w:val="none" w:color="000000" w:sz="4" w:space="0"/>
+          <w:right w:val="none" w:color="000000" w:sz="4" w:space="0"/>
         </w:tcBorders>
       </w:tcPr>
     </w:tblStylePr>
@@ -15786,9 +18223,9 @@
         <w:shd w:val="clear" w:color="ffffff" w:themeColor="light1" w:fill="ffffff" w:themeFill="light1"/>
         <w:tcBorders>
           <w:top w:val="single" w:color="000000" w:themeColor="accent5" w:themeTint="90" w:sz="4" w:space="0"/>
-          <w:left w:val="none"/>
-          <w:bottom w:val="none"/>
-          <w:right w:val="none"/>
+          <w:left w:val="none" w:color="000000" w:sz="4" w:space="0"/>
+          <w:bottom w:val="none" w:color="000000" w:sz="4" w:space="0"/>
+          <w:right w:val="none" w:color="000000" w:sz="4" w:space="0"/>
         </w:tcBorders>
       </w:tcPr>
     </w:tblStylePr>
@@ -15858,9 +18295,9 @@
       </w:tcPr>
     </w:tblStylePr>
   </w:style>
-  <w:style w:type="table" w:styleId="67">
+  <w:style w:type="table" w:styleId="764">
     <w:name w:val="Grid Table 7 Colorful - Accent 6"/>
-    <w:basedOn w:val="665"/>
+    <w:basedOn w:val="895"/>
     <w:uiPriority w:val="99"/>
     <w:pPr>
       <w:pBdr/>
@@ -15962,11 +18399,11 @@
         <w:tblBorders/>
       </w:tblPr>
       <w:tcPr>
-        <w:shd w:color="ffffff"/>
+        <w:shd w:val="clear" w:color="ffffff"/>
         <w:tcBorders>
-          <w:top w:val="none"/>
-          <w:left w:val="none"/>
-          <w:bottom w:val="none"/>
+          <w:top w:val="none" w:color="000000" w:sz="4" w:space="0"/>
+          <w:left w:val="none" w:color="000000" w:sz="4" w:space="0"/>
+          <w:bottom w:val="none" w:color="000000" w:sz="4" w:space="0"/>
           <w:right w:val="single" w:color="000000" w:themeColor="accent6" w:themeTint="90" w:sz="4" w:space="0"/>
         </w:tcBorders>
       </w:tcPr>
@@ -15989,10 +18426,10 @@
       <w:tcPr>
         <w:shd w:val="clear" w:color="ffffff" w:themeColor="light1" w:fill="ffffff" w:themeFill="light1"/>
         <w:tcBorders>
-          <w:top w:val="none"/>
-          <w:left w:val="none"/>
+          <w:top w:val="none" w:color="000000" w:sz="4" w:space="0"/>
+          <w:left w:val="none" w:color="000000" w:sz="4" w:space="0"/>
           <w:bottom w:val="single" w:color="000000" w:themeColor="accent6" w:themeTint="90" w:sz="4" w:space="0"/>
-          <w:right w:val="none"/>
+          <w:right w:val="none" w:color="000000" w:sz="4" w:space="0"/>
         </w:tcBorders>
       </w:tcPr>
     </w:tblStylePr>
@@ -16012,12 +18449,12 @@
         <w:tblBorders/>
       </w:tblPr>
       <w:tcPr>
-        <w:shd w:color="ffffff"/>
+        <w:shd w:val="clear" w:color="ffffff"/>
         <w:tcBorders>
-          <w:top w:val="none"/>
+          <w:top w:val="none" w:color="000000" w:sz="4" w:space="0"/>
           <w:left w:val="single" w:color="000000" w:themeColor="accent6" w:themeTint="90" w:sz="4" w:space="0"/>
-          <w:bottom w:val="none"/>
-          <w:right w:val="none"/>
+          <w:bottom w:val="none" w:color="000000" w:sz="4" w:space="0"/>
+          <w:right w:val="none" w:color="000000" w:sz="4" w:space="0"/>
         </w:tcBorders>
       </w:tcPr>
     </w:tblStylePr>
@@ -16040,9 +18477,9 @@
         <w:shd w:val="clear" w:color="ffffff" w:themeColor="light1" w:fill="ffffff" w:themeFill="light1"/>
         <w:tcBorders>
           <w:top w:val="single" w:color="000000" w:themeColor="accent6" w:themeTint="90" w:sz="4" w:space="0"/>
-          <w:left w:val="none"/>
-          <w:bottom w:val="none"/>
-          <w:right w:val="none"/>
+          <w:left w:val="none" w:color="000000" w:sz="4" w:space="0"/>
+          <w:bottom w:val="none" w:color="000000" w:sz="4" w:space="0"/>
+          <w:right w:val="none" w:color="000000" w:sz="4" w:space="0"/>
         </w:tcBorders>
       </w:tcPr>
     </w:tblStylePr>
@@ -16112,9 +18549,9 @@
       </w:tcPr>
     </w:tblStylePr>
   </w:style>
-  <w:style w:type="table" w:styleId="68">
+  <w:style w:type="table" w:styleId="765">
     <w:name w:val="List Table 1 Light"/>
-    <w:basedOn w:val="665"/>
+    <w:basedOn w:val="895"/>
     <w:uiPriority w:val="99"/>
     <w:pPr>
       <w:pBdr/>
@@ -16328,9 +18765,9 @@
       </w:tcPr>
     </w:tblStylePr>
   </w:style>
-  <w:style w:type="table" w:styleId="69">
+  <w:style w:type="table" w:styleId="766">
     <w:name w:val="List Table 1 Light - Accent 1"/>
-    <w:basedOn w:val="665"/>
+    <w:basedOn w:val="895"/>
     <w:uiPriority w:val="99"/>
     <w:pPr>
       <w:pBdr/>
@@ -16544,9 +18981,9 @@
       </w:tcPr>
     </w:tblStylePr>
   </w:style>
-  <w:style w:type="table" w:styleId="70">
+  <w:style w:type="table" w:styleId="767">
     <w:name w:val="List Table 1 Light - Accent 2"/>
-    <w:basedOn w:val="665"/>
+    <w:basedOn w:val="895"/>
     <w:uiPriority w:val="99"/>
     <w:pPr>
       <w:pBdr/>
@@ -16760,9 +19197,9 @@
       </w:tcPr>
     </w:tblStylePr>
   </w:style>
-  <w:style w:type="table" w:styleId="71">
+  <w:style w:type="table" w:styleId="768">
     <w:name w:val="List Table 1 Light - Accent 3"/>
-    <w:basedOn w:val="665"/>
+    <w:basedOn w:val="895"/>
     <w:uiPriority w:val="99"/>
     <w:pPr>
       <w:pBdr/>
@@ -16976,9 +19413,9 @@
       </w:tcPr>
     </w:tblStylePr>
   </w:style>
-  <w:style w:type="table" w:styleId="72">
+  <w:style w:type="table" w:styleId="769">
     <w:name w:val="List Table 1 Light - Accent 4"/>
-    <w:basedOn w:val="665"/>
+    <w:basedOn w:val="895"/>
     <w:uiPriority w:val="99"/>
     <w:pPr>
       <w:pBdr/>
@@ -17192,9 +19629,9 @@
       </w:tcPr>
     </w:tblStylePr>
   </w:style>
-  <w:style w:type="table" w:styleId="73">
+  <w:style w:type="table" w:styleId="770">
     <w:name w:val="List Table 1 Light - Accent 5"/>
-    <w:basedOn w:val="665"/>
+    <w:basedOn w:val="895"/>
     <w:uiPriority w:val="99"/>
     <w:pPr>
       <w:pBdr/>
@@ -17408,9 +19845,9 @@
       </w:tcPr>
     </w:tblStylePr>
   </w:style>
-  <w:style w:type="table" w:styleId="74">
+  <w:style w:type="table" w:styleId="771">
     <w:name w:val="List Table 1 Light - Accent 6"/>
-    <w:basedOn w:val="665"/>
+    <w:basedOn w:val="895"/>
     <w:uiPriority w:val="99"/>
     <w:pPr>
       <w:pBdr/>
@@ -17624,9 +20061,9 @@
       </w:tcPr>
     </w:tblStylePr>
   </w:style>
-  <w:style w:type="table" w:styleId="75">
+  <w:style w:type="table" w:styleId="772">
     <w:name w:val="List Table 2"/>
-    <w:basedOn w:val="665"/>
+    <w:basedOn w:val="895"/>
     <w:uiPriority w:val="99"/>
     <w:pPr>
       <w:pBdr/>
@@ -17862,9 +20299,9 @@
       </w:tcPr>
     </w:tblStylePr>
   </w:style>
-  <w:style w:type="table" w:styleId="76">
+  <w:style w:type="table" w:styleId="773">
     <w:name w:val="List Table 2 - Accent 1"/>
-    <w:basedOn w:val="665"/>
+    <w:basedOn w:val="895"/>
     <w:uiPriority w:val="99"/>
     <w:pPr>
       <w:pBdr/>
@@ -18100,9 +20537,9 @@
       </w:tcPr>
     </w:tblStylePr>
   </w:style>
-  <w:style w:type="table" w:styleId="77">
+  <w:style w:type="table" w:styleId="774">
     <w:name w:val="List Table 2 - Accent 2"/>
-    <w:basedOn w:val="665"/>
+    <w:basedOn w:val="895"/>
     <w:uiPriority w:val="99"/>
     <w:pPr>
       <w:pBdr/>
@@ -18338,9 +20775,9 @@
       </w:tcPr>
     </w:tblStylePr>
   </w:style>
-  <w:style w:type="table" w:styleId="78">
+  <w:style w:type="table" w:styleId="775">
     <w:name w:val="List Table 2 - Accent 3"/>
-    <w:basedOn w:val="665"/>
+    <w:basedOn w:val="895"/>
     <w:uiPriority w:val="99"/>
     <w:pPr>
       <w:pBdr/>
@@ -18576,9 +21013,9 @@
       </w:tcPr>
     </w:tblStylePr>
   </w:style>
-  <w:style w:type="table" w:styleId="79">
+  <w:style w:type="table" w:styleId="776">
     <w:name w:val="List Table 2 - Accent 4"/>
-    <w:basedOn w:val="665"/>
+    <w:basedOn w:val="895"/>
     <w:uiPriority w:val="99"/>
     <w:pPr>
       <w:pBdr/>
@@ -18814,9 +21251,9 @@
       </w:tcPr>
     </w:tblStylePr>
   </w:style>
-  <w:style w:type="table" w:styleId="80">
+  <w:style w:type="table" w:styleId="777">
     <w:name w:val="List Table 2 - Accent 5"/>
-    <w:basedOn w:val="665"/>
+    <w:basedOn w:val="895"/>
     <w:uiPriority w:val="99"/>
     <w:pPr>
       <w:pBdr/>
@@ -19052,9 +21489,9 @@
       </w:tcPr>
     </w:tblStylePr>
   </w:style>
-  <w:style w:type="table" w:styleId="81">
+  <w:style w:type="table" w:styleId="778">
     <w:name w:val="List Table 2 - Accent 6"/>
-    <w:basedOn w:val="665"/>
+    <w:basedOn w:val="895"/>
     <w:uiPriority w:val="99"/>
     <w:pPr>
       <w:pBdr/>
@@ -19290,9 +21727,9 @@
       </w:tcPr>
     </w:tblStylePr>
   </w:style>
-  <w:style w:type="table" w:styleId="82">
+  <w:style w:type="table" w:styleId="779">
     <w:name w:val="List Table 3"/>
-    <w:basedOn w:val="665"/>
+    <w:basedOn w:val="895"/>
     <w:uiPriority w:val="99"/>
     <w:pPr>
       <w:pBdr/>
@@ -19518,9 +21955,9 @@
       </w:tcPr>
     </w:tblStylePr>
   </w:style>
-  <w:style w:type="table" w:styleId="83">
+  <w:style w:type="table" w:styleId="780">
     <w:name w:val="List Table 3 - Accent 1"/>
-    <w:basedOn w:val="665"/>
+    <w:basedOn w:val="895"/>
     <w:uiPriority w:val="99"/>
     <w:pPr>
       <w:pBdr/>
@@ -19746,9 +22183,9 @@
       </w:tcPr>
     </w:tblStylePr>
   </w:style>
-  <w:style w:type="table" w:styleId="84">
+  <w:style w:type="table" w:styleId="781">
     <w:name w:val="List Table 3 - Accent 2"/>
-    <w:basedOn w:val="665"/>
+    <w:basedOn w:val="895"/>
     <w:uiPriority w:val="99"/>
     <w:pPr>
       <w:pBdr/>
@@ -19974,9 +22411,9 @@
       </w:tcPr>
     </w:tblStylePr>
   </w:style>
-  <w:style w:type="table" w:styleId="85">
+  <w:style w:type="table" w:styleId="782">
     <w:name w:val="List Table 3 - Accent 3"/>
-    <w:basedOn w:val="665"/>
+    <w:basedOn w:val="895"/>
     <w:uiPriority w:val="99"/>
     <w:pPr>
       <w:pBdr/>
@@ -20202,9 +22639,9 @@
       </w:tcPr>
     </w:tblStylePr>
   </w:style>
-  <w:style w:type="table" w:styleId="86">
+  <w:style w:type="table" w:styleId="783">
     <w:name w:val="List Table 3 - Accent 4"/>
-    <w:basedOn w:val="665"/>
+    <w:basedOn w:val="895"/>
     <w:uiPriority w:val="99"/>
     <w:pPr>
       <w:pBdr/>
@@ -20430,9 +22867,9 @@
       </w:tcPr>
     </w:tblStylePr>
   </w:style>
-  <w:style w:type="table" w:styleId="87">
+  <w:style w:type="table" w:styleId="784">
     <w:name w:val="List Table 3 - Accent 5"/>
-    <w:basedOn w:val="665"/>
+    <w:basedOn w:val="895"/>
     <w:uiPriority w:val="99"/>
     <w:pPr>
       <w:pBdr/>
@@ -20658,9 +23095,9 @@
       </w:tcPr>
     </w:tblStylePr>
   </w:style>
-  <w:style w:type="table" w:styleId="88">
+  <w:style w:type="table" w:styleId="785">
     <w:name w:val="List Table 3 - Accent 6"/>
-    <w:basedOn w:val="665"/>
+    <w:basedOn w:val="895"/>
     <w:uiPriority w:val="99"/>
     <w:pPr>
       <w:pBdr/>
@@ -20886,9 +23323,9 @@
       </w:tcPr>
     </w:tblStylePr>
   </w:style>
-  <w:style w:type="table" w:styleId="89">
+  <w:style w:type="table" w:styleId="786">
     <w:name w:val="List Table 4"/>
-    <w:basedOn w:val="665"/>
+    <w:basedOn w:val="895"/>
     <w:uiPriority w:val="99"/>
     <w:pPr>
       <w:pBdr/>
@@ -21111,9 +23548,9 @@
       </w:tcPr>
     </w:tblStylePr>
   </w:style>
-  <w:style w:type="table" w:styleId="90">
+  <w:style w:type="table" w:styleId="787">
     <w:name w:val="List Table 4 - Accent 1"/>
-    <w:basedOn w:val="665"/>
+    <w:basedOn w:val="895"/>
     <w:uiPriority w:val="99"/>
     <w:pPr>
       <w:pBdr/>
@@ -21336,9 +23773,9 @@
       </w:tcPr>
     </w:tblStylePr>
   </w:style>
-  <w:style w:type="table" w:styleId="91">
+  <w:style w:type="table" w:styleId="788">
     <w:name w:val="List Table 4 - Accent 2"/>
-    <w:basedOn w:val="665"/>
+    <w:basedOn w:val="895"/>
     <w:uiPriority w:val="99"/>
     <w:pPr>
       <w:pBdr/>
@@ -21561,9 +23998,9 @@
       </w:tcPr>
     </w:tblStylePr>
   </w:style>
-  <w:style w:type="table" w:styleId="92">
+  <w:style w:type="table" w:styleId="789">
     <w:name w:val="List Table 4 - Accent 3"/>
-    <w:basedOn w:val="665"/>
+    <w:basedOn w:val="895"/>
     <w:uiPriority w:val="99"/>
     <w:pPr>
       <w:pBdr/>
@@ -21786,9 +24223,9 @@
       </w:tcPr>
     </w:tblStylePr>
   </w:style>
-  <w:style w:type="table" w:styleId="93">
+  <w:style w:type="table" w:styleId="790">
     <w:name w:val="List Table 4 - Accent 4"/>
-    <w:basedOn w:val="665"/>
+    <w:basedOn w:val="895"/>
     <w:uiPriority w:val="99"/>
     <w:pPr>
       <w:pBdr/>
@@ -22011,9 +24448,9 @@
       </w:tcPr>
     </w:tblStylePr>
   </w:style>
-  <w:style w:type="table" w:styleId="94">
+  <w:style w:type="table" w:styleId="791">
     <w:name w:val="List Table 4 - Accent 5"/>
-    <w:basedOn w:val="665"/>
+    <w:basedOn w:val="895"/>
     <w:uiPriority w:val="99"/>
     <w:pPr>
       <w:pBdr/>
@@ -22236,9 +24673,9 @@
       </w:tcPr>
     </w:tblStylePr>
   </w:style>
-  <w:style w:type="table" w:styleId="95">
+  <w:style w:type="table" w:styleId="792">
     <w:name w:val="List Table 4 - Accent 6"/>
-    <w:basedOn w:val="665"/>
+    <w:basedOn w:val="895"/>
     <w:uiPriority w:val="99"/>
     <w:pPr>
       <w:pBdr/>
@@ -22461,9 +24898,9 @@
       </w:tcPr>
     </w:tblStylePr>
   </w:style>
-  <w:style w:type="table" w:styleId="96">
+  <w:style w:type="table" w:styleId="793">
     <w:name w:val="List Table 5 Dark"/>
-    <w:basedOn w:val="665"/>
+    <w:basedOn w:val="895"/>
     <w:uiPriority w:val="99"/>
     <w:pPr>
       <w:pBdr/>
@@ -22703,9 +25140,9 @@
       </w:tcPr>
     </w:tblStylePr>
   </w:style>
-  <w:style w:type="table" w:styleId="97">
+  <w:style w:type="table" w:styleId="794">
     <w:name w:val="List Table 5 Dark - Accent 1"/>
-    <w:basedOn w:val="665"/>
+    <w:basedOn w:val="895"/>
     <w:uiPriority w:val="99"/>
     <w:pPr>
       <w:pBdr/>
@@ -22945,9 +25382,9 @@
       </w:tcPr>
     </w:tblStylePr>
   </w:style>
-  <w:style w:type="table" w:styleId="98">
+  <w:style w:type="table" w:styleId="795">
     <w:name w:val="List Table 5 Dark - Accent 2"/>
-    <w:basedOn w:val="665"/>
+    <w:basedOn w:val="895"/>
     <w:uiPriority w:val="99"/>
     <w:pPr>
       <w:pBdr/>
@@ -23187,9 +25624,9 @@
       </w:tcPr>
     </w:tblStylePr>
   </w:style>
-  <w:style w:type="table" w:styleId="99">
+  <w:style w:type="table" w:styleId="796">
     <w:name w:val="List Table 5 Dark - Accent 3"/>
-    <w:basedOn w:val="665"/>
+    <w:basedOn w:val="895"/>
     <w:uiPriority w:val="99"/>
     <w:pPr>
       <w:pBdr/>
@@ -23429,9 +25866,9 @@
       </w:tcPr>
     </w:tblStylePr>
   </w:style>
-  <w:style w:type="table" w:styleId="100">
+  <w:style w:type="table" w:styleId="797">
     <w:name w:val="List Table 5 Dark - Accent 4"/>
-    <w:basedOn w:val="665"/>
+    <w:basedOn w:val="895"/>
     <w:uiPriority w:val="99"/>
     <w:pPr>
       <w:pBdr/>
@@ -23671,9 +26108,9 @@
       </w:tcPr>
     </w:tblStylePr>
   </w:style>
-  <w:style w:type="table" w:styleId="101">
+  <w:style w:type="table" w:styleId="798">
     <w:name w:val="List Table 5 Dark - Accent 5"/>
-    <w:basedOn w:val="665"/>
+    <w:basedOn w:val="895"/>
     <w:uiPriority w:val="99"/>
     <w:pPr>
       <w:pBdr/>
@@ -23913,9 +26350,9 @@
       </w:tcPr>
     </w:tblStylePr>
   </w:style>
-  <w:style w:type="table" w:styleId="102">
+  <w:style w:type="table" w:styleId="799">
     <w:name w:val="List Table 5 Dark - Accent 6"/>
-    <w:basedOn w:val="665"/>
+    <w:basedOn w:val="895"/>
     <w:uiPriority w:val="99"/>
     <w:pPr>
       <w:pBdr/>
@@ -24155,9 +26592,9 @@
       </w:tcPr>
     </w:tblStylePr>
   </w:style>
-  <w:style w:type="table" w:styleId="103">
+  <w:style w:type="table" w:styleId="800">
     <w:name w:val="List Table 6 Colorful"/>
-    <w:basedOn w:val="665"/>
+    <w:basedOn w:val="895"/>
     <w:uiPriority w:val="99"/>
     <w:pPr>
       <w:pBdr/>
@@ -24378,9 +26815,9 @@
       </w:tcPr>
     </w:tblStylePr>
   </w:style>
-  <w:style w:type="table" w:styleId="104">
+  <w:style w:type="table" w:styleId="801">
     <w:name w:val="List Table 6 Colorful - Accent 1"/>
-    <w:basedOn w:val="665"/>
+    <w:basedOn w:val="895"/>
     <w:uiPriority w:val="99"/>
     <w:pPr>
       <w:pBdr/>
@@ -24601,9 +27038,9 @@
       </w:tcPr>
     </w:tblStylePr>
   </w:style>
-  <w:style w:type="table" w:styleId="105">
+  <w:style w:type="table" w:styleId="802">
     <w:name w:val="List Table 6 Colorful - Accent 2"/>
-    <w:basedOn w:val="665"/>
+    <w:basedOn w:val="895"/>
     <w:uiPriority w:val="99"/>
     <w:pPr>
       <w:pBdr/>
@@ -24824,9 +27261,9 @@
       </w:tcPr>
     </w:tblStylePr>
   </w:style>
-  <w:style w:type="table" w:styleId="106">
+  <w:style w:type="table" w:styleId="803">
     <w:name w:val="List Table 6 Colorful - Accent 3"/>
-    <w:basedOn w:val="665"/>
+    <w:basedOn w:val="895"/>
     <w:uiPriority w:val="99"/>
     <w:pPr>
       <w:pBdr/>
@@ -25047,9 +27484,9 @@
       </w:tcPr>
     </w:tblStylePr>
   </w:style>
-  <w:style w:type="table" w:styleId="107">
+  <w:style w:type="table" w:styleId="804">
     <w:name w:val="List Table 6 Colorful - Accent 4"/>
-    <w:basedOn w:val="665"/>
+    <w:basedOn w:val="895"/>
     <w:uiPriority w:val="99"/>
     <w:pPr>
       <w:pBdr/>
@@ -25270,9 +27707,9 @@
       </w:tcPr>
     </w:tblStylePr>
   </w:style>
-  <w:style w:type="table" w:styleId="108">
+  <w:style w:type="table" w:styleId="805">
     <w:name w:val="List Table 6 Colorful - Accent 5"/>
-    <w:basedOn w:val="665"/>
+    <w:basedOn w:val="895"/>
     <w:uiPriority w:val="99"/>
     <w:pPr>
       <w:pBdr/>
@@ -25493,9 +27930,9 @@
       </w:tcPr>
     </w:tblStylePr>
   </w:style>
-  <w:style w:type="table" w:styleId="109">
+  <w:style w:type="table" w:styleId="806">
     <w:name w:val="List Table 6 Colorful - Accent 6"/>
-    <w:basedOn w:val="665"/>
+    <w:basedOn w:val="895"/>
     <w:uiPriority w:val="99"/>
     <w:pPr>
       <w:pBdr/>
@@ -25716,9 +28153,9 @@
       </w:tcPr>
     </w:tblStylePr>
   </w:style>
-  <w:style w:type="table" w:styleId="110">
+  <w:style w:type="table" w:styleId="807">
     <w:name w:val="List Table 7 Colorful"/>
-    <w:basedOn w:val="665"/>
+    <w:basedOn w:val="895"/>
     <w:uiPriority w:val="99"/>
     <w:pPr>
       <w:pBdr/>
@@ -25817,11 +28254,11 @@
         <w:tblBorders/>
       </w:tblPr>
       <w:tcPr>
-        <w:shd w:color="ffffff"/>
+        <w:shd w:val="clear" w:color="ffffff"/>
         <w:tcBorders>
-          <w:top w:val="none"/>
-          <w:left w:val="none"/>
-          <w:bottom w:val="none"/>
+          <w:top w:val="none" w:color="000000" w:sz="4" w:space="0"/>
+          <w:left w:val="none" w:color="000000" w:sz="4" w:space="0"/>
+          <w:bottom w:val="none" w:color="000000" w:sz="4" w:space="0"/>
           <w:right w:val="single" w:color="000000" w:themeColor="text1" w:themeTint="80" w:sz="4" w:space="0"/>
         </w:tcBorders>
       </w:tcPr>
@@ -25844,10 +28281,10 @@
       <w:tcPr>
         <w:shd w:val="clear" w:color="ffffff" w:themeColor="light1" w:fill="ffffff" w:themeFill="light1"/>
         <w:tcBorders>
-          <w:top w:val="none"/>
-          <w:left w:val="none"/>
+          <w:top w:val="none" w:color="000000" w:sz="4" w:space="0"/>
+          <w:left w:val="none" w:color="000000" w:sz="4" w:space="0"/>
           <w:bottom w:val="single" w:color="000000" w:themeColor="text1" w:themeTint="80" w:sz="4" w:space="0"/>
-          <w:right w:val="none"/>
+          <w:right w:val="none" w:color="000000" w:sz="4" w:space="0"/>
         </w:tcBorders>
       </w:tcPr>
     </w:tblStylePr>
@@ -25867,12 +28304,12 @@
         <w:tblBorders/>
       </w:tblPr>
       <w:tcPr>
-        <w:shd w:color="ffffff"/>
+        <w:shd w:val="clear" w:color="ffffff"/>
         <w:tcBorders>
-          <w:top w:val="none"/>
+          <w:top w:val="none" w:color="000000" w:sz="4" w:space="0"/>
           <w:left w:val="single" w:color="000000" w:themeColor="text1" w:themeTint="80" w:sz="4" w:space="0"/>
-          <w:bottom w:val="none"/>
-          <w:right w:val="none"/>
+          <w:bottom w:val="none" w:color="000000" w:sz="4" w:space="0"/>
+          <w:right w:val="none" w:color="000000" w:sz="4" w:space="0"/>
         </w:tcBorders>
       </w:tcPr>
     </w:tblStylePr>
@@ -25895,9 +28332,9 @@
         <w:shd w:val="clear" w:color="ffffff" w:themeColor="light1" w:fill="ffffff" w:themeFill="light1"/>
         <w:tcBorders>
           <w:top w:val="single" w:color="000000" w:themeColor="text1" w:themeTint="80" w:sz="4" w:space="0"/>
-          <w:left w:val="none"/>
-          <w:bottom w:val="none"/>
-          <w:right w:val="none"/>
+          <w:left w:val="none" w:color="000000" w:sz="4" w:space="0"/>
+          <w:bottom w:val="none" w:color="000000" w:sz="4" w:space="0"/>
+          <w:right w:val="none" w:color="000000" w:sz="4" w:space="0"/>
         </w:tcBorders>
       </w:tcPr>
     </w:tblStylePr>
@@ -25972,9 +28409,9 @@
       </w:tcPr>
     </w:tblStylePr>
   </w:style>
-  <w:style w:type="table" w:styleId="111">
+  <w:style w:type="table" w:styleId="808">
     <w:name w:val="List Table 7 Colorful - Accent 1"/>
-    <w:basedOn w:val="665"/>
+    <w:basedOn w:val="895"/>
     <w:uiPriority w:val="99"/>
     <w:pPr>
       <w:pBdr/>
@@ -26073,11 +28510,11 @@
         <w:tblBorders/>
       </w:tblPr>
       <w:tcPr>
-        <w:shd w:color="ffffff"/>
+        <w:shd w:val="clear" w:color="ffffff"/>
         <w:tcBorders>
-          <w:top w:val="none"/>
-          <w:left w:val="none"/>
-          <w:bottom w:val="none"/>
+          <w:top w:val="none" w:color="000000" w:sz="4" w:space="0"/>
+          <w:left w:val="none" w:color="000000" w:sz="4" w:space="0"/>
+          <w:bottom w:val="none" w:color="000000" w:sz="4" w:space="0"/>
           <w:right w:val="single" w:color="000000" w:themeColor="accent1" w:sz="4" w:space="0"/>
         </w:tcBorders>
       </w:tcPr>
@@ -26100,10 +28537,10 @@
       <w:tcPr>
         <w:shd w:val="clear" w:color="ffffff" w:themeColor="light1" w:fill="ffffff" w:themeFill="light1"/>
         <w:tcBorders>
-          <w:top w:val="none"/>
-          <w:left w:val="none"/>
+          <w:top w:val="none" w:color="000000" w:sz="4" w:space="0"/>
+          <w:left w:val="none" w:color="000000" w:sz="4" w:space="0"/>
           <w:bottom w:val="single" w:color="000000" w:themeColor="accent1" w:sz="4" w:space="0"/>
-          <w:right w:val="none"/>
+          <w:right w:val="none" w:color="000000" w:sz="4" w:space="0"/>
         </w:tcBorders>
       </w:tcPr>
     </w:tblStylePr>
@@ -26123,12 +28560,12 @@
         <w:tblBorders/>
       </w:tblPr>
       <w:tcPr>
-        <w:shd w:color="ffffff"/>
+        <w:shd w:val="clear" w:color="ffffff"/>
         <w:tcBorders>
-          <w:top w:val="none"/>
+          <w:top w:val="none" w:color="000000" w:sz="4" w:space="0"/>
           <w:left w:val="single" w:color="000000" w:themeColor="accent1" w:sz="4" w:space="0"/>
-          <w:bottom w:val="none"/>
-          <w:right w:val="none"/>
+          <w:bottom w:val="none" w:color="000000" w:sz="4" w:space="0"/>
+          <w:right w:val="none" w:color="000000" w:sz="4" w:space="0"/>
         </w:tcBorders>
       </w:tcPr>
     </w:tblStylePr>
@@ -26151,9 +28588,9 @@
         <w:shd w:val="clear" w:color="ffffff" w:themeColor="light1" w:fill="ffffff" w:themeFill="light1"/>
         <w:tcBorders>
           <w:top w:val="single" w:color="000000" w:themeColor="accent1" w:sz="4" w:space="0"/>
-          <w:left w:val="none"/>
-          <w:bottom w:val="none"/>
-          <w:right w:val="none"/>
+          <w:left w:val="none" w:color="000000" w:sz="4" w:space="0"/>
+          <w:bottom w:val="none" w:color="000000" w:sz="4" w:space="0"/>
+          <w:right w:val="none" w:color="000000" w:sz="4" w:space="0"/>
         </w:tcBorders>
       </w:tcPr>
     </w:tblStylePr>
@@ -26228,9 +28665,9 @@
       </w:tcPr>
     </w:tblStylePr>
   </w:style>
-  <w:style w:type="table" w:styleId="112">
+  <w:style w:type="table" w:styleId="809">
     <w:name w:val="List Table 7 Colorful - Accent 2"/>
-    <w:basedOn w:val="665"/>
+    <w:basedOn w:val="895"/>
     <w:uiPriority w:val="99"/>
     <w:pPr>
       <w:pBdr/>
@@ -26329,11 +28766,11 @@
         <w:tblBorders/>
       </w:tblPr>
       <w:tcPr>
-        <w:shd w:color="ffffff"/>
+        <w:shd w:val="clear" w:color="ffffff"/>
         <w:tcBorders>
-          <w:top w:val="none"/>
-          <w:left w:val="none"/>
-          <w:bottom w:val="none"/>
+          <w:top w:val="none" w:color="000000" w:sz="4" w:space="0"/>
+          <w:left w:val="none" w:color="000000" w:sz="4" w:space="0"/>
+          <w:bottom w:val="none" w:color="000000" w:sz="4" w:space="0"/>
           <w:right w:val="single" w:color="000000" w:themeColor="accent2" w:themeTint="97" w:sz="4" w:space="0"/>
         </w:tcBorders>
       </w:tcPr>
@@ -26356,10 +28793,10 @@
       <w:tcPr>
         <w:shd w:val="clear" w:color="ffffff" w:themeColor="light1" w:fill="ffffff" w:themeFill="light1"/>
         <w:tcBorders>
-          <w:top w:val="none"/>
-          <w:left w:val="none"/>
+          <w:top w:val="none" w:color="000000" w:sz="4" w:space="0"/>
+          <w:left w:val="none" w:color="000000" w:sz="4" w:space="0"/>
           <w:bottom w:val="single" w:color="000000" w:themeColor="accent2" w:themeTint="97" w:sz="4" w:space="0"/>
-          <w:right w:val="none"/>
+          <w:right w:val="none" w:color="000000" w:sz="4" w:space="0"/>
         </w:tcBorders>
       </w:tcPr>
     </w:tblStylePr>
@@ -26379,12 +28816,12 @@
         <w:tblBorders/>
       </w:tblPr>
       <w:tcPr>
-        <w:shd w:color="ffffff"/>
+        <w:shd w:val="clear" w:color="ffffff"/>
         <w:tcBorders>
-          <w:top w:val="none"/>
+          <w:top w:val="none" w:color="000000" w:sz="4" w:space="0"/>
           <w:left w:val="single" w:color="000000" w:themeColor="accent2" w:themeTint="97" w:sz="4" w:space="0"/>
-          <w:bottom w:val="none"/>
-          <w:right w:val="none"/>
+          <w:bottom w:val="none" w:color="000000" w:sz="4" w:space="0"/>
+          <w:right w:val="none" w:color="000000" w:sz="4" w:space="0"/>
         </w:tcBorders>
       </w:tcPr>
     </w:tblStylePr>
@@ -26407,9 +28844,9 @@
         <w:shd w:val="clear" w:color="ffffff" w:themeColor="light1" w:fill="ffffff" w:themeFill="light1"/>
         <w:tcBorders>
           <w:top w:val="single" w:color="000000" w:themeColor="accent2" w:themeTint="97" w:sz="4" w:space="0"/>
-          <w:left w:val="none"/>
-          <w:bottom w:val="none"/>
-          <w:right w:val="none"/>
+          <w:left w:val="none" w:color="000000" w:sz="4" w:space="0"/>
+          <w:bottom w:val="none" w:color="000000" w:sz="4" w:space="0"/>
+          <w:right w:val="none" w:color="000000" w:sz="4" w:space="0"/>
         </w:tcBorders>
       </w:tcPr>
     </w:tblStylePr>
@@ -26484,9 +28921,9 @@
       </w:tcPr>
     </w:tblStylePr>
   </w:style>
-  <w:style w:type="table" w:styleId="113">
+  <w:style w:type="table" w:styleId="810">
     <w:name w:val="List Table 7 Colorful - Accent 3"/>
-    <w:basedOn w:val="665"/>
+    <w:basedOn w:val="895"/>
     <w:uiPriority w:val="99"/>
     <w:pPr>
       <w:pBdr/>
@@ -26585,11 +29022,11 @@
         <w:tblBorders/>
       </w:tblPr>
       <w:tcPr>
-        <w:shd w:color="ffffff"/>
+        <w:shd w:val="clear" w:color="ffffff"/>
         <w:tcBorders>
-          <w:top w:val="none"/>
-          <w:left w:val="none"/>
-          <w:bottom w:val="none"/>
+          <w:top w:val="none" w:color="000000" w:sz="4" w:space="0"/>
+          <w:left w:val="none" w:color="000000" w:sz="4" w:space="0"/>
+          <w:bottom w:val="none" w:color="000000" w:sz="4" w:space="0"/>
           <w:right w:val="single" w:color="000000" w:themeColor="accent3" w:themeTint="98" w:sz="4" w:space="0"/>
         </w:tcBorders>
       </w:tcPr>
@@ -26612,10 +29049,10 @@
       <w:tcPr>
         <w:shd w:val="clear" w:color="ffffff" w:themeColor="light1" w:fill="ffffff" w:themeFill="light1"/>
         <w:tcBorders>
-          <w:top w:val="none"/>
-          <w:left w:val="none"/>
+          <w:top w:val="none" w:color="000000" w:sz="4" w:space="0"/>
+          <w:left w:val="none" w:color="000000" w:sz="4" w:space="0"/>
           <w:bottom w:val="single" w:color="000000" w:themeColor="accent3" w:themeTint="98" w:sz="4" w:space="0"/>
-          <w:right w:val="none"/>
+          <w:right w:val="none" w:color="000000" w:sz="4" w:space="0"/>
         </w:tcBorders>
       </w:tcPr>
     </w:tblStylePr>
@@ -26635,12 +29072,12 @@
         <w:tblBorders/>
       </w:tblPr>
       <w:tcPr>
-        <w:shd w:color="ffffff"/>
+        <w:shd w:val="clear" w:color="ffffff"/>
         <w:tcBorders>
-          <w:top w:val="none"/>
+          <w:top w:val="none" w:color="000000" w:sz="4" w:space="0"/>
           <w:left w:val="single" w:color="000000" w:themeColor="accent3" w:themeTint="98" w:sz="4" w:space="0"/>
-          <w:bottom w:val="none"/>
-          <w:right w:val="none"/>
+          <w:bottom w:val="none" w:color="000000" w:sz="4" w:space="0"/>
+          <w:right w:val="none" w:color="000000" w:sz="4" w:space="0"/>
         </w:tcBorders>
       </w:tcPr>
     </w:tblStylePr>
@@ -26663,9 +29100,9 @@
         <w:shd w:val="clear" w:color="ffffff" w:themeColor="light1" w:fill="ffffff" w:themeFill="light1"/>
         <w:tcBorders>
           <w:top w:val="single" w:color="000000" w:themeColor="accent3" w:themeTint="98" w:sz="4" w:space="0"/>
-          <w:left w:val="none"/>
-          <w:bottom w:val="none"/>
-          <w:right w:val="none"/>
+          <w:left w:val="none" w:color="000000" w:sz="4" w:space="0"/>
+          <w:bottom w:val="none" w:color="000000" w:sz="4" w:space="0"/>
+          <w:right w:val="none" w:color="000000" w:sz="4" w:space="0"/>
         </w:tcBorders>
       </w:tcPr>
     </w:tblStylePr>
@@ -26740,9 +29177,9 @@
       </w:tcPr>
     </w:tblStylePr>
   </w:style>
-  <w:style w:type="table" w:styleId="114">
+  <w:style w:type="table" w:styleId="811">
     <w:name w:val="List Table 7 Colorful - Accent 4"/>
-    <w:basedOn w:val="665"/>
+    <w:basedOn w:val="895"/>
     <w:uiPriority w:val="99"/>
     <w:pPr>
       <w:pBdr/>
@@ -26841,11 +29278,11 @@
         <w:tblBorders/>
       </w:tblPr>
       <w:tcPr>
-        <w:shd w:color="ffffff"/>
+        <w:shd w:val="clear" w:color="ffffff"/>
         <w:tcBorders>
-          <w:top w:val="none"/>
-          <w:left w:val="none"/>
-          <w:bottom w:val="none"/>
+          <w:top w:val="none" w:color="000000" w:sz="4" w:space="0"/>
+          <w:left w:val="none" w:color="000000" w:sz="4" w:space="0"/>
+          <w:bottom w:val="none" w:color="000000" w:sz="4" w:space="0"/>
           <w:right w:val="single" w:color="000000" w:themeColor="accent4" w:themeTint="9A" w:sz="4" w:space="0"/>
         </w:tcBorders>
       </w:tcPr>
@@ -26868,10 +29305,10 @@
       <w:tcPr>
         <w:shd w:val="clear" w:color="ffffff" w:themeColor="light1" w:fill="ffffff" w:themeFill="light1"/>
         <w:tcBorders>
-          <w:top w:val="none"/>
-          <w:left w:val="none"/>
+          <w:top w:val="none" w:color="000000" w:sz="4" w:space="0"/>
+          <w:left w:val="none" w:color="000000" w:sz="4" w:space="0"/>
           <w:bottom w:val="single" w:color="000000" w:themeColor="accent4" w:themeTint="9A" w:sz="4" w:space="0"/>
-          <w:right w:val="none"/>
+          <w:right w:val="none" w:color="000000" w:sz="4" w:space="0"/>
         </w:tcBorders>
       </w:tcPr>
     </w:tblStylePr>
@@ -26891,12 +29328,12 @@
         <w:tblBorders/>
       </w:tblPr>
       <w:tcPr>
-        <w:shd w:color="ffffff"/>
+        <w:shd w:val="clear" w:color="ffffff"/>
         <w:tcBorders>
-          <w:top w:val="none"/>
+          <w:top w:val="none" w:color="000000" w:sz="4" w:space="0"/>
           <w:left w:val="single" w:color="000000" w:themeColor="accent4" w:themeTint="9A" w:sz="4" w:space="0"/>
-          <w:bottom w:val="none"/>
-          <w:right w:val="none"/>
+          <w:bottom w:val="none" w:color="000000" w:sz="4" w:space="0"/>
+          <w:right w:val="none" w:color="000000" w:sz="4" w:space="0"/>
         </w:tcBorders>
       </w:tcPr>
     </w:tblStylePr>
@@ -26919,9 +29356,9 @@
         <w:shd w:val="clear" w:color="ffffff" w:themeColor="light1" w:fill="ffffff" w:themeFill="light1"/>
         <w:tcBorders>
           <w:top w:val="single" w:color="000000" w:themeColor="accent4" w:themeTint="9A" w:sz="4" w:space="0"/>
-          <w:left w:val="none"/>
-          <w:bottom w:val="none"/>
-          <w:right w:val="none"/>
+          <w:left w:val="none" w:color="000000" w:sz="4" w:space="0"/>
+          <w:bottom w:val="none" w:color="000000" w:sz="4" w:space="0"/>
+          <w:right w:val="none" w:color="000000" w:sz="4" w:space="0"/>
         </w:tcBorders>
       </w:tcPr>
     </w:tblStylePr>
@@ -26996,9 +29433,9 @@
       </w:tcPr>
     </w:tblStylePr>
   </w:style>
-  <w:style w:type="table" w:styleId="115">
+  <w:style w:type="table" w:styleId="812">
     <w:name w:val="List Table 7 Colorful - Accent 5"/>
-    <w:basedOn w:val="665"/>
+    <w:basedOn w:val="895"/>
     <w:uiPriority w:val="99"/>
     <w:pPr>
       <w:pBdr/>
@@ -27097,11 +29534,11 @@
         <w:tblBorders/>
       </w:tblPr>
       <w:tcPr>
-        <w:shd w:color="ffffff"/>
+        <w:shd w:val="clear" w:color="ffffff"/>
         <w:tcBorders>
-          <w:top w:val="none"/>
-          <w:left w:val="none"/>
-          <w:bottom w:val="none"/>
+          <w:top w:val="none" w:color="000000" w:sz="4" w:space="0"/>
+          <w:left w:val="none" w:color="000000" w:sz="4" w:space="0"/>
+          <w:bottom w:val="none" w:color="000000" w:sz="4" w:space="0"/>
           <w:right w:val="single" w:color="000000" w:themeColor="accent5" w:themeTint="9A" w:sz="4" w:space="0"/>
         </w:tcBorders>
       </w:tcPr>
@@ -27124,10 +29561,10 @@
       <w:tcPr>
         <w:shd w:val="clear" w:color="ffffff" w:themeColor="light1" w:fill="ffffff" w:themeFill="light1"/>
         <w:tcBorders>
-          <w:top w:val="none"/>
-          <w:left w:val="none"/>
+          <w:top w:val="none" w:color="000000" w:sz="4" w:space="0"/>
+          <w:left w:val="none" w:color="000000" w:sz="4" w:space="0"/>
           <w:bottom w:val="single" w:color="000000" w:themeColor="accent5" w:themeTint="9A" w:sz="4" w:space="0"/>
-          <w:right w:val="none"/>
+          <w:right w:val="none" w:color="000000" w:sz="4" w:space="0"/>
         </w:tcBorders>
       </w:tcPr>
     </w:tblStylePr>
@@ -27147,12 +29584,12 @@
         <w:tblBorders/>
       </w:tblPr>
       <w:tcPr>
-        <w:shd w:color="ffffff"/>
+        <w:shd w:val="clear" w:color="ffffff"/>
         <w:tcBorders>
-          <w:top w:val="none"/>
+          <w:top w:val="none" w:color="000000" w:sz="4" w:space="0"/>
           <w:left w:val="single" w:color="000000" w:themeColor="accent5" w:themeTint="9A" w:sz="4" w:space="0"/>
-          <w:bottom w:val="none"/>
-          <w:right w:val="none"/>
+          <w:bottom w:val="none" w:color="000000" w:sz="4" w:space="0"/>
+          <w:right w:val="none" w:color="000000" w:sz="4" w:space="0"/>
         </w:tcBorders>
       </w:tcPr>
     </w:tblStylePr>
@@ -27175,9 +29612,9 @@
         <w:shd w:val="clear" w:color="ffffff" w:themeColor="light1" w:fill="ffffff" w:themeFill="light1"/>
         <w:tcBorders>
           <w:top w:val="single" w:color="000000" w:themeColor="accent5" w:themeTint="9A" w:sz="4" w:space="0"/>
-          <w:left w:val="none"/>
-          <w:bottom w:val="none"/>
-          <w:right w:val="none"/>
+          <w:left w:val="none" w:color="000000" w:sz="4" w:space="0"/>
+          <w:bottom w:val="none" w:color="000000" w:sz="4" w:space="0"/>
+          <w:right w:val="none" w:color="000000" w:sz="4" w:space="0"/>
         </w:tcBorders>
       </w:tcPr>
     </w:tblStylePr>
@@ -27252,9 +29689,9 @@
       </w:tcPr>
     </w:tblStylePr>
   </w:style>
-  <w:style w:type="table" w:styleId="116">
+  <w:style w:type="table" w:styleId="813">
     <w:name w:val="List Table 7 Colorful - Accent 6"/>
-    <w:basedOn w:val="665"/>
+    <w:basedOn w:val="895"/>
     <w:uiPriority w:val="99"/>
     <w:pPr>
       <w:pBdr/>
@@ -27353,11 +29790,11 @@
         <w:tblBorders/>
       </w:tblPr>
       <w:tcPr>
-        <w:shd w:color="ffffff"/>
+        <w:shd w:val="clear" w:color="ffffff"/>
         <w:tcBorders>
-          <w:top w:val="none"/>
-          <w:left w:val="none"/>
-          <w:bottom w:val="none"/>
+          <w:top w:val="none" w:color="000000" w:sz="4" w:space="0"/>
+          <w:left w:val="none" w:color="000000" w:sz="4" w:space="0"/>
+          <w:bottom w:val="none" w:color="000000" w:sz="4" w:space="0"/>
           <w:right w:val="single" w:color="000000" w:themeColor="accent6" w:themeTint="98" w:sz="4" w:space="0"/>
         </w:tcBorders>
       </w:tcPr>
@@ -27380,10 +29817,10 @@
       <w:tcPr>
         <w:shd w:val="clear" w:color="ffffff" w:themeColor="light1" w:fill="ffffff" w:themeFill="light1"/>
         <w:tcBorders>
-          <w:top w:val="none"/>
-          <w:left w:val="none"/>
+          <w:top w:val="none" w:color="000000" w:sz="4" w:space="0"/>
+          <w:left w:val="none" w:color="000000" w:sz="4" w:space="0"/>
           <w:bottom w:val="single" w:color="000000" w:themeColor="accent6" w:themeTint="98" w:sz="4" w:space="0"/>
-          <w:right w:val="none"/>
+          <w:right w:val="none" w:color="000000" w:sz="4" w:space="0"/>
         </w:tcBorders>
       </w:tcPr>
     </w:tblStylePr>
@@ -27403,12 +29840,12 @@
         <w:tblBorders/>
       </w:tblPr>
       <w:tcPr>
-        <w:shd w:color="ffffff"/>
+        <w:shd w:val="clear" w:color="ffffff"/>
         <w:tcBorders>
-          <w:top w:val="none"/>
+          <w:top w:val="none" w:color="000000" w:sz="4" w:space="0"/>
           <w:left w:val="single" w:color="000000" w:themeColor="accent6" w:themeTint="98" w:sz="4" w:space="0"/>
-          <w:bottom w:val="none"/>
-          <w:right w:val="none"/>
+          <w:bottom w:val="none" w:color="000000" w:sz="4" w:space="0"/>
+          <w:right w:val="none" w:color="000000" w:sz="4" w:space="0"/>
         </w:tcBorders>
       </w:tcPr>
     </w:tblStylePr>
@@ -27431,9 +29868,9 @@
         <w:shd w:val="clear" w:color="ffffff" w:themeColor="light1" w:fill="ffffff" w:themeFill="light1"/>
         <w:tcBorders>
           <w:top w:val="single" w:color="000000" w:themeColor="accent6" w:themeTint="98" w:sz="4" w:space="0"/>
-          <w:left w:val="none"/>
-          <w:bottom w:val="none"/>
-          <w:right w:val="none"/>
+          <w:left w:val="none" w:color="000000" w:sz="4" w:space="0"/>
+          <w:bottom w:val="none" w:color="000000" w:sz="4" w:space="0"/>
+          <w:right w:val="none" w:color="000000" w:sz="4" w:space="0"/>
         </w:tcBorders>
       </w:tcPr>
     </w:tblStylePr>
@@ -27508,9 +29945,9 @@
       </w:tcPr>
     </w:tblStylePr>
   </w:style>
-  <w:style w:type="table" w:styleId="117">
+  <w:style w:type="table" w:styleId="814">
     <w:name w:val="Lined - Accent"/>
-    <w:basedOn w:val="665"/>
+    <w:basedOn w:val="895"/>
     <w:uiPriority w:val="99"/>
     <w:pPr>
       <w:pBdr/>
@@ -27745,9 +30182,9 @@
       </w:tcPr>
     </w:tblStylePr>
   </w:style>
-  <w:style w:type="table" w:styleId="118">
+  <w:style w:type="table" w:styleId="815">
     <w:name w:val="Lined - Accent 1"/>
-    <w:basedOn w:val="665"/>
+    <w:basedOn w:val="895"/>
     <w:uiPriority w:val="99"/>
     <w:pPr>
       <w:pBdr/>
@@ -27982,9 +30419,9 @@
       </w:tcPr>
     </w:tblStylePr>
   </w:style>
-  <w:style w:type="table" w:styleId="119">
+  <w:style w:type="table" w:styleId="816">
     <w:name w:val="Lined - Accent 2"/>
-    <w:basedOn w:val="665"/>
+    <w:basedOn w:val="895"/>
     <w:uiPriority w:val="99"/>
     <w:pPr>
       <w:pBdr/>
@@ -28219,9 +30656,9 @@
       </w:tcPr>
     </w:tblStylePr>
   </w:style>
-  <w:style w:type="table" w:styleId="120">
+  <w:style w:type="table" w:styleId="817">
     <w:name w:val="Lined - Accent 3"/>
-    <w:basedOn w:val="665"/>
+    <w:basedOn w:val="895"/>
     <w:uiPriority w:val="99"/>
     <w:pPr>
       <w:pBdr/>
@@ -28456,9 +30893,9 @@
       </w:tcPr>
     </w:tblStylePr>
   </w:style>
-  <w:style w:type="table" w:styleId="121">
+  <w:style w:type="table" w:styleId="818">
     <w:name w:val="Lined - Accent 4"/>
-    <w:basedOn w:val="665"/>
+    <w:basedOn w:val="895"/>
     <w:uiPriority w:val="99"/>
     <w:pPr>
       <w:pBdr/>
@@ -28693,9 +31130,9 @@
       </w:tcPr>
     </w:tblStylePr>
   </w:style>
-  <w:style w:type="table" w:styleId="122">
+  <w:style w:type="table" w:styleId="819">
     <w:name w:val="Lined - Accent 5"/>
-    <w:basedOn w:val="665"/>
+    <w:basedOn w:val="895"/>
     <w:uiPriority w:val="99"/>
     <w:pPr>
       <w:pBdr/>
@@ -28930,9 +31367,9 @@
       </w:tcPr>
     </w:tblStylePr>
   </w:style>
-  <w:style w:type="table" w:styleId="123">
+  <w:style w:type="table" w:styleId="820">
     <w:name w:val="Lined - Accent 6"/>
-    <w:basedOn w:val="665"/>
+    <w:basedOn w:val="895"/>
     <w:uiPriority w:val="99"/>
     <w:pPr>
       <w:pBdr/>
@@ -29167,9 +31604,9 @@
       </w:tcPr>
     </w:tblStylePr>
   </w:style>
-  <w:style w:type="table" w:styleId="124">
+  <w:style w:type="table" w:styleId="821">
     <w:name w:val="Bordered &amp; Lined - Accent"/>
-    <w:basedOn w:val="665"/>
+    <w:basedOn w:val="895"/>
     <w:uiPriority w:val="99"/>
     <w:pPr>
       <w:pBdr/>
@@ -29411,9 +31848,9 @@
       </w:tcPr>
     </w:tblStylePr>
   </w:style>
-  <w:style w:type="table" w:styleId="125">
+  <w:style w:type="table" w:styleId="822">
     <w:name w:val="Bordered &amp; Lined - Accent 1"/>
-    <w:basedOn w:val="665"/>
+    <w:basedOn w:val="895"/>
     <w:uiPriority w:val="99"/>
     <w:pPr>
       <w:pBdr/>
@@ -29655,9 +32092,9 @@
       </w:tcPr>
     </w:tblStylePr>
   </w:style>
-  <w:style w:type="table" w:styleId="126">
+  <w:style w:type="table" w:styleId="823">
     <w:name w:val="Bordered &amp; Lined - Accent 2"/>
-    <w:basedOn w:val="665"/>
+    <w:basedOn w:val="895"/>
     <w:uiPriority w:val="99"/>
     <w:pPr>
       <w:pBdr/>
@@ -29899,9 +32336,9 @@
       </w:tcPr>
     </w:tblStylePr>
   </w:style>
-  <w:style w:type="table" w:styleId="127">
+  <w:style w:type="table" w:styleId="824">
     <w:name w:val="Bordered &amp; Lined - Accent 3"/>
-    <w:basedOn w:val="665"/>
+    <w:basedOn w:val="895"/>
     <w:uiPriority w:val="99"/>
     <w:pPr>
       <w:pBdr/>
@@ -30143,9 +32580,9 @@
       </w:tcPr>
     </w:tblStylePr>
   </w:style>
-  <w:style w:type="table" w:styleId="128">
+  <w:style w:type="table" w:styleId="825">
     <w:name w:val="Bordered &amp; Lined - Accent 4"/>
-    <w:basedOn w:val="665"/>
+    <w:basedOn w:val="895"/>
     <w:uiPriority w:val="99"/>
     <w:pPr>
       <w:pBdr/>
@@ -30387,9 +32824,9 @@
       </w:tcPr>
     </w:tblStylePr>
   </w:style>
-  <w:style w:type="table" w:styleId="129">
+  <w:style w:type="table" w:styleId="826">
     <w:name w:val="Bordered &amp; Lined - Accent 5"/>
-    <w:basedOn w:val="665"/>
+    <w:basedOn w:val="895"/>
     <w:uiPriority w:val="99"/>
     <w:pPr>
       <w:pBdr/>
@@ -30631,9 +33068,9 @@
       </w:tcPr>
     </w:tblStylePr>
   </w:style>
-  <w:style w:type="table" w:styleId="130">
+  <w:style w:type="table" w:styleId="827">
     <w:name w:val="Bordered &amp; Lined - Accent 6"/>
-    <w:basedOn w:val="665"/>
+    <w:basedOn w:val="895"/>
     <w:uiPriority w:val="99"/>
     <w:pPr>
       <w:pBdr/>
@@ -30875,9 +33312,9 @@
       </w:tcPr>
     </w:tblStylePr>
   </w:style>
-  <w:style w:type="table" w:styleId="131">
+  <w:style w:type="table" w:styleId="828">
     <w:name w:val="Bordered"/>
-    <w:basedOn w:val="665"/>
+    <w:basedOn w:val="895"/>
     <w:uiPriority w:val="99"/>
     <w:pPr>
       <w:pBdr/>
@@ -31106,9 +33543,9 @@
       </w:tcPr>
     </w:tblStylePr>
   </w:style>
-  <w:style w:type="table" w:styleId="132">
+  <w:style w:type="table" w:styleId="829">
     <w:name w:val="Bordered - Accent 1"/>
-    <w:basedOn w:val="665"/>
+    <w:basedOn w:val="895"/>
     <w:uiPriority w:val="99"/>
     <w:pPr>
       <w:pBdr/>
@@ -31337,9 +33774,9 @@
       </w:tcPr>
     </w:tblStylePr>
   </w:style>
-  <w:style w:type="table" w:styleId="133">
+  <w:style w:type="table" w:styleId="830">
     <w:name w:val="Bordered - Accent 2"/>
-    <w:basedOn w:val="665"/>
+    <w:basedOn w:val="895"/>
     <w:uiPriority w:val="99"/>
     <w:pPr>
       <w:pBdr/>
@@ -31568,9 +34005,9 @@
       </w:tcPr>
     </w:tblStylePr>
   </w:style>
-  <w:style w:type="table" w:styleId="134">
+  <w:style w:type="table" w:styleId="831">
     <w:name w:val="Bordered - Accent 3"/>
-    <w:basedOn w:val="665"/>
+    <w:basedOn w:val="895"/>
     <w:uiPriority w:val="99"/>
     <w:pPr>
       <w:pBdr/>
@@ -31799,9 +34236,9 @@
       </w:tcPr>
     </w:tblStylePr>
   </w:style>
-  <w:style w:type="table" w:styleId="135">
+  <w:style w:type="table" w:styleId="832">
     <w:name w:val="Bordered - Accent 4"/>
-    <w:basedOn w:val="665"/>
+    <w:basedOn w:val="895"/>
     <w:uiPriority w:val="99"/>
     <w:pPr>
       <w:pBdr/>
@@ -32030,9 +34467,9 @@
       </w:tcPr>
     </w:tblStylePr>
   </w:style>
-  <w:style w:type="table" w:styleId="136">
+  <w:style w:type="table" w:styleId="833">
     <w:name w:val="Bordered - Accent 5"/>
-    <w:basedOn w:val="665"/>
+    <w:basedOn w:val="895"/>
     <w:uiPriority w:val="99"/>
     <w:pPr>
       <w:pBdr/>
@@ -32261,9 +34698,9 @@
       </w:tcPr>
     </w:tblStylePr>
   </w:style>
-  <w:style w:type="table" w:styleId="137">
+  <w:style w:type="table" w:styleId="834">
     <w:name w:val="Bordered - Accent 6"/>
-    <w:basedOn w:val="665"/>
+    <w:basedOn w:val="895"/>
     <w:uiPriority w:val="99"/>
     <w:pPr>
       <w:pBdr/>
@@ -32492,16 +34929,20 @@
       </w:tcPr>
     </w:tblStylePr>
   </w:style>
-  <w:style w:type="paragraph" w:styleId="139">
+  <w:style w:type="paragraph" w:styleId="835">
     <w:name w:val="Heading 1"/>
-    <w:basedOn w:val="664"/>
-    <w:next w:val="664"/>
-    <w:link w:val="150"/>
+    <w:basedOn w:val="894"/>
+    <w:next w:val="894"/>
+    <w:link w:val="845"/>
     <w:uiPriority w:val="9"/>
     <w:qFormat/>
     <w:pPr>
       <w:keepNext w:val="true"/>
       <w:keepLines w:val="true"/>
+      <w:numPr>
+        <w:ilvl w:val="0"/>
+        <w:numId w:val="7"/>
+      </w:numPr>
       <w:pBdr/>
       <w:spacing w:after="80" w:before="360"/>
       <w:ind/>
@@ -32514,17 +34955,21 @@
       <w:szCs w:val="40"/>
     </w:rPr>
   </w:style>
-  <w:style w:type="paragraph" w:styleId="140">
+  <w:style w:type="paragraph" w:styleId="836">
     <w:name w:val="Heading 2"/>
-    <w:basedOn w:val="664"/>
-    <w:next w:val="664"/>
-    <w:link w:val="151"/>
+    <w:basedOn w:val="894"/>
+    <w:next w:val="894"/>
+    <w:link w:val="846"/>
     <w:uiPriority w:val="9"/>
     <w:unhideWhenUsed/>
     <w:qFormat/>
     <w:pPr>
       <w:keepNext w:val="true"/>
       <w:keepLines w:val="true"/>
+      <w:numPr>
+        <w:ilvl w:val="1"/>
+        <w:numId w:val="7"/>
+      </w:numPr>
       <w:pBdr/>
       <w:spacing w:after="80" w:before="160"/>
       <w:ind/>
@@ -32537,17 +34982,21 @@
       <w:szCs w:val="32"/>
     </w:rPr>
   </w:style>
-  <w:style w:type="paragraph" w:styleId="141">
+  <w:style w:type="paragraph" w:styleId="837">
     <w:name w:val="Heading 3"/>
-    <w:basedOn w:val="664"/>
-    <w:next w:val="664"/>
-    <w:link w:val="152"/>
+    <w:basedOn w:val="894"/>
+    <w:next w:val="894"/>
+    <w:link w:val="847"/>
     <w:uiPriority w:val="9"/>
     <w:unhideWhenUsed/>
     <w:qFormat/>
     <w:pPr>
       <w:keepNext w:val="true"/>
       <w:keepLines w:val="true"/>
+      <w:numPr>
+        <w:ilvl w:val="2"/>
+        <w:numId w:val="7"/>
+      </w:numPr>
       <w:pBdr/>
       <w:spacing w:after="80" w:before="160"/>
       <w:ind/>
@@ -32560,17 +35009,21 @@
       <w:szCs w:val="28"/>
     </w:rPr>
   </w:style>
-  <w:style w:type="paragraph" w:styleId="142">
+  <w:style w:type="paragraph" w:styleId="838">
     <w:name w:val="Heading 4"/>
-    <w:basedOn w:val="664"/>
-    <w:next w:val="664"/>
-    <w:link w:val="153"/>
+    <w:basedOn w:val="894"/>
+    <w:next w:val="894"/>
+    <w:link w:val="848"/>
     <w:uiPriority w:val="9"/>
     <w:unhideWhenUsed/>
     <w:qFormat/>
     <w:pPr>
       <w:keepNext w:val="true"/>
       <w:keepLines w:val="true"/>
+      <w:numPr>
+        <w:ilvl w:val="3"/>
+        <w:numId w:val="7"/>
+      </w:numPr>
       <w:pBdr/>
       <w:spacing w:after="40" w:before="80"/>
       <w:ind/>
@@ -32583,17 +35036,21 @@
       <w:color w:val="0f4761" w:themeColor="accent1" w:themeShade="BF"/>
     </w:rPr>
   </w:style>
-  <w:style w:type="paragraph" w:styleId="143">
+  <w:style w:type="paragraph" w:styleId="839">
     <w:name w:val="Heading 5"/>
-    <w:basedOn w:val="664"/>
-    <w:next w:val="664"/>
-    <w:link w:val="154"/>
+    <w:basedOn w:val="894"/>
+    <w:next w:val="894"/>
+    <w:link w:val="849"/>
     <w:uiPriority w:val="9"/>
     <w:unhideWhenUsed/>
     <w:qFormat/>
     <w:pPr>
       <w:keepNext w:val="true"/>
       <w:keepLines w:val="true"/>
+      <w:numPr>
+        <w:ilvl w:val="4"/>
+        <w:numId w:val="7"/>
+      </w:numPr>
       <w:pBdr/>
       <w:spacing w:after="40" w:before="80"/>
       <w:ind/>
@@ -32604,17 +35061,21 @@
       <w:color w:val="0f4761" w:themeColor="accent1" w:themeShade="BF"/>
     </w:rPr>
   </w:style>
-  <w:style w:type="paragraph" w:styleId="144">
+  <w:style w:type="paragraph" w:styleId="840">
     <w:name w:val="Heading 6"/>
-    <w:basedOn w:val="664"/>
-    <w:next w:val="664"/>
-    <w:link w:val="155"/>
+    <w:basedOn w:val="894"/>
+    <w:next w:val="894"/>
+    <w:link w:val="850"/>
     <w:uiPriority w:val="9"/>
     <w:unhideWhenUsed/>
     <w:qFormat/>
     <w:pPr>
       <w:keepNext w:val="true"/>
       <w:keepLines w:val="true"/>
+      <w:numPr>
+        <w:ilvl w:val="5"/>
+        <w:numId w:val="7"/>
+      </w:numPr>
       <w:pBdr/>
       <w:spacing w:after="0" w:before="40"/>
       <w:ind/>
@@ -32627,17 +35088,21 @@
       <w:color w:val="595959" w:themeColor="text1" w:themeTint="A6"/>
     </w:rPr>
   </w:style>
-  <w:style w:type="paragraph" w:styleId="145">
+  <w:style w:type="paragraph" w:styleId="841">
     <w:name w:val="Heading 7"/>
-    <w:basedOn w:val="664"/>
-    <w:next w:val="664"/>
-    <w:link w:val="156"/>
+    <w:basedOn w:val="894"/>
+    <w:next w:val="894"/>
+    <w:link w:val="851"/>
     <w:uiPriority w:val="9"/>
     <w:unhideWhenUsed/>
     <w:qFormat/>
     <w:pPr>
       <w:keepNext w:val="true"/>
       <w:keepLines w:val="true"/>
+      <w:numPr>
+        <w:ilvl w:val="6"/>
+        <w:numId w:val="7"/>
+      </w:numPr>
       <w:pBdr/>
       <w:spacing w:after="0" w:before="40"/>
       <w:ind/>
@@ -32648,17 +35113,21 @@
       <w:color w:val="595959" w:themeColor="text1" w:themeTint="A6"/>
     </w:rPr>
   </w:style>
-  <w:style w:type="paragraph" w:styleId="146">
+  <w:style w:type="paragraph" w:styleId="842">
     <w:name w:val="Heading 8"/>
-    <w:basedOn w:val="664"/>
-    <w:next w:val="664"/>
-    <w:link w:val="157"/>
+    <w:basedOn w:val="894"/>
+    <w:next w:val="894"/>
+    <w:link w:val="852"/>
     <w:uiPriority w:val="9"/>
     <w:unhideWhenUsed/>
     <w:qFormat/>
     <w:pPr>
       <w:keepNext w:val="true"/>
       <w:keepLines w:val="true"/>
+      <w:numPr>
+        <w:ilvl w:val="7"/>
+        <w:numId w:val="7"/>
+      </w:numPr>
       <w:pBdr/>
       <w:spacing w:after="0"/>
       <w:ind/>
@@ -32671,17 +35140,21 @@
       <w:color w:val="272727" w:themeColor="text1" w:themeTint="D8"/>
     </w:rPr>
   </w:style>
-  <w:style w:type="paragraph" w:styleId="147">
+  <w:style w:type="paragraph" w:styleId="843">
     <w:name w:val="Heading 9"/>
-    <w:basedOn w:val="664"/>
-    <w:next w:val="664"/>
-    <w:link w:val="158"/>
+    <w:basedOn w:val="894"/>
+    <w:next w:val="894"/>
+    <w:link w:val="853"/>
     <w:uiPriority w:val="9"/>
     <w:unhideWhenUsed/>
     <w:qFormat/>
     <w:pPr>
       <w:keepNext w:val="true"/>
       <w:keepLines w:val="true"/>
+      <w:numPr>
+        <w:ilvl w:val="8"/>
+        <w:numId w:val="7"/>
+      </w:numPr>
       <w:pBdr/>
       <w:spacing w:after="0"/>
       <w:ind/>
@@ -32694,7 +35167,7 @@
       <w:color w:val="272727" w:themeColor="text1" w:themeTint="D8"/>
     </w:rPr>
   </w:style>
-  <w:style w:type="character" w:styleId="148" w:default="1">
+  <w:style w:type="character" w:styleId="844" w:default="1">
     <w:name w:val="Default Paragraph Font"/>
     <w:uiPriority w:val="1"/>
     <w:semiHidden/>
@@ -32705,10 +35178,10 @@
       <w:ind/>
     </w:pPr>
   </w:style>
-  <w:style w:type="character" w:styleId="150">
+  <w:style w:type="character" w:styleId="845">
     <w:name w:val="Heading 1 Char"/>
-    <w:basedOn w:val="148"/>
-    <w:link w:val="139"/>
+    <w:basedOn w:val="844"/>
+    <w:link w:val="835"/>
     <w:uiPriority w:val="9"/>
     <w:pPr>
       <w:pBdr/>
@@ -32722,10 +35195,10 @@
       <w:szCs w:val="40"/>
     </w:rPr>
   </w:style>
-  <w:style w:type="character" w:styleId="151">
+  <w:style w:type="character" w:styleId="846">
     <w:name w:val="Heading 2 Char"/>
-    <w:basedOn w:val="148"/>
-    <w:link w:val="140"/>
+    <w:basedOn w:val="844"/>
+    <w:link w:val="836"/>
     <w:uiPriority w:val="9"/>
     <w:pPr>
       <w:pBdr/>
@@ -32739,10 +35212,10 @@
       <w:szCs w:val="32"/>
     </w:rPr>
   </w:style>
-  <w:style w:type="character" w:styleId="152">
+  <w:style w:type="character" w:styleId="847">
     <w:name w:val="Heading 3 Char"/>
-    <w:basedOn w:val="148"/>
-    <w:link w:val="141"/>
+    <w:basedOn w:val="844"/>
+    <w:link w:val="837"/>
     <w:uiPriority w:val="9"/>
     <w:pPr>
       <w:pBdr/>
@@ -32756,10 +35229,10 @@
       <w:szCs w:val="28"/>
     </w:rPr>
   </w:style>
-  <w:style w:type="character" w:styleId="153">
+  <w:style w:type="character" w:styleId="848">
     <w:name w:val="Heading 4 Char"/>
-    <w:basedOn w:val="148"/>
-    <w:link w:val="142"/>
+    <w:basedOn w:val="844"/>
+    <w:link w:val="838"/>
     <w:uiPriority w:val="9"/>
     <w:pPr>
       <w:pBdr/>
@@ -32773,10 +35246,10 @@
       <w:color w:val="0f4761" w:themeColor="accent1" w:themeShade="BF"/>
     </w:rPr>
   </w:style>
-  <w:style w:type="character" w:styleId="154">
+  <w:style w:type="character" w:styleId="849">
     <w:name w:val="Heading 5 Char"/>
-    <w:basedOn w:val="148"/>
-    <w:link w:val="143"/>
+    <w:basedOn w:val="844"/>
+    <w:link w:val="839"/>
     <w:uiPriority w:val="9"/>
     <w:pPr>
       <w:pBdr/>
@@ -32788,10 +35261,10 @@
       <w:color w:val="0f4761" w:themeColor="accent1" w:themeShade="BF"/>
     </w:rPr>
   </w:style>
-  <w:style w:type="character" w:styleId="155">
+  <w:style w:type="character" w:styleId="850">
     <w:name w:val="Heading 6 Char"/>
-    <w:basedOn w:val="148"/>
-    <w:link w:val="144"/>
+    <w:basedOn w:val="844"/>
+    <w:link w:val="840"/>
     <w:uiPriority w:val="9"/>
     <w:pPr>
       <w:pBdr/>
@@ -32805,10 +35278,10 @@
       <w:color w:val="595959" w:themeColor="text1" w:themeTint="A6"/>
     </w:rPr>
   </w:style>
-  <w:style w:type="character" w:styleId="156">
+  <w:style w:type="character" w:styleId="851">
     <w:name w:val="Heading 7 Char"/>
-    <w:basedOn w:val="148"/>
-    <w:link w:val="145"/>
+    <w:basedOn w:val="844"/>
+    <w:link w:val="841"/>
     <w:uiPriority w:val="9"/>
     <w:pPr>
       <w:pBdr/>
@@ -32820,10 +35293,10 @@
       <w:color w:val="595959" w:themeColor="text1" w:themeTint="A6"/>
     </w:rPr>
   </w:style>
-  <w:style w:type="character" w:styleId="157">
+  <w:style w:type="character" w:styleId="852">
     <w:name w:val="Heading 8 Char"/>
-    <w:basedOn w:val="148"/>
-    <w:link w:val="146"/>
+    <w:basedOn w:val="844"/>
+    <w:link w:val="842"/>
     <w:uiPriority w:val="9"/>
     <w:pPr>
       <w:pBdr/>
@@ -32837,10 +35310,10 @@
       <w:color w:val="272727" w:themeColor="text1" w:themeTint="D8"/>
     </w:rPr>
   </w:style>
-  <w:style w:type="character" w:styleId="158">
+  <w:style w:type="character" w:styleId="853">
     <w:name w:val="Heading 9 Char"/>
-    <w:basedOn w:val="148"/>
-    <w:link w:val="147"/>
+    <w:basedOn w:val="844"/>
+    <w:link w:val="843"/>
     <w:uiPriority w:val="9"/>
     <w:pPr>
       <w:pBdr/>
@@ -32854,11 +35327,11 @@
       <w:color w:val="272727" w:themeColor="text1" w:themeTint="D8"/>
     </w:rPr>
   </w:style>
-  <w:style w:type="paragraph" w:styleId="159">
+  <w:style w:type="paragraph" w:styleId="854">
     <w:name w:val="Title"/>
-    <w:basedOn w:val="664"/>
-    <w:next w:val="664"/>
-    <w:link w:val="160"/>
+    <w:basedOn w:val="894"/>
+    <w:next w:val="894"/>
+    <w:link w:val="855"/>
     <w:uiPriority w:val="10"/>
     <w:qFormat/>
     <w:pPr>
@@ -32874,10 +35347,10 @@
       <w:szCs w:val="56"/>
     </w:rPr>
   </w:style>
-  <w:style w:type="character" w:styleId="160">
+  <w:style w:type="character" w:styleId="855">
     <w:name w:val="Title Char"/>
-    <w:basedOn w:val="148"/>
-    <w:link w:val="159"/>
+    <w:basedOn w:val="844"/>
+    <w:link w:val="854"/>
     <w:uiPriority w:val="10"/>
     <w:pPr>
       <w:pBdr/>
@@ -32891,11 +35364,11 @@
       <w:szCs w:val="56"/>
     </w:rPr>
   </w:style>
-  <w:style w:type="paragraph" w:styleId="161">
+  <w:style w:type="paragraph" w:styleId="856">
     <w:name w:val="Subtitle"/>
-    <w:basedOn w:val="664"/>
-    <w:next w:val="664"/>
-    <w:link w:val="162"/>
+    <w:basedOn w:val="894"/>
+    <w:next w:val="894"/>
+    <w:link w:val="857"/>
     <w:uiPriority w:val="11"/>
     <w:qFormat/>
     <w:pPr>
@@ -32913,10 +35386,10 @@
       <w:szCs w:val="28"/>
     </w:rPr>
   </w:style>
-  <w:style w:type="character" w:styleId="162">
+  <w:style w:type="character" w:styleId="857">
     <w:name w:val="Subtitle Char"/>
-    <w:basedOn w:val="148"/>
-    <w:link w:val="161"/>
+    <w:basedOn w:val="844"/>
+    <w:link w:val="856"/>
     <w:uiPriority w:val="11"/>
     <w:pPr>
       <w:pBdr/>
@@ -32930,11 +35403,11 @@
       <w:szCs w:val="28"/>
     </w:rPr>
   </w:style>
-  <w:style w:type="paragraph" w:styleId="163">
+  <w:style w:type="paragraph" w:styleId="858">
     <w:name w:val="Quote"/>
-    <w:basedOn w:val="664"/>
-    <w:next w:val="664"/>
-    <w:link w:val="164"/>
+    <w:basedOn w:val="894"/>
+    <w:next w:val="894"/>
+    <w:link w:val="859"/>
     <w:uiPriority w:val="29"/>
     <w:qFormat/>
     <w:pPr>
@@ -32949,10 +35422,10 @@
       <w:color w:val="404040" w:themeColor="text1" w:themeTint="BF"/>
     </w:rPr>
   </w:style>
-  <w:style w:type="character" w:styleId="164">
+  <w:style w:type="character" w:styleId="859">
     <w:name w:val="Quote Char"/>
-    <w:basedOn w:val="148"/>
-    <w:link w:val="163"/>
+    <w:basedOn w:val="844"/>
+    <w:link w:val="858"/>
     <w:uiPriority w:val="29"/>
     <w:pPr>
       <w:pBdr/>
@@ -32965,9 +35438,9 @@
       <w:color w:val="404040" w:themeColor="text1" w:themeTint="BF"/>
     </w:rPr>
   </w:style>
-  <w:style w:type="character" w:styleId="166">
+  <w:style w:type="character" w:styleId="860">
     <w:name w:val="Intense Emphasis"/>
-    <w:basedOn w:val="148"/>
+    <w:basedOn w:val="844"/>
     <w:uiPriority w:val="21"/>
     <w:qFormat/>
     <w:pPr>
@@ -32981,11 +35454,11 @@
       <w:color w:val="0f4761" w:themeColor="accent1" w:themeShade="BF"/>
     </w:rPr>
   </w:style>
-  <w:style w:type="paragraph" w:styleId="167">
+  <w:style w:type="paragraph" w:styleId="861">
     <w:name w:val="Intense Quote"/>
-    <w:basedOn w:val="664"/>
-    <w:next w:val="664"/>
-    <w:link w:val="168"/>
+    <w:basedOn w:val="894"/>
+    <w:next w:val="894"/>
+    <w:link w:val="862"/>
     <w:uiPriority w:val="30"/>
     <w:qFormat/>
     <w:pPr>
@@ -33003,10 +35476,10 @@
       <w:color w:val="0f4761" w:themeColor="accent1" w:themeShade="BF"/>
     </w:rPr>
   </w:style>
-  <w:style w:type="character" w:styleId="168">
+  <w:style w:type="character" w:styleId="862">
     <w:name w:val="Intense Quote Char"/>
-    <w:basedOn w:val="148"/>
-    <w:link w:val="167"/>
+    <w:basedOn w:val="844"/>
+    <w:link w:val="861"/>
     <w:uiPriority w:val="30"/>
     <w:pPr>
       <w:pBdr/>
@@ -33019,9 +35492,9 @@
       <w:color w:val="0f4761" w:themeColor="accent1" w:themeShade="BF"/>
     </w:rPr>
   </w:style>
-  <w:style w:type="character" w:styleId="169">
+  <w:style w:type="character" w:styleId="863">
     <w:name w:val="Intense Reference"/>
-    <w:basedOn w:val="148"/>
+    <w:basedOn w:val="844"/>
     <w:uiPriority w:val="32"/>
     <w:qFormat/>
     <w:pPr>
@@ -33037,9 +35510,9 @@
       <w:spacing w:val="5"/>
     </w:rPr>
   </w:style>
-  <w:style w:type="character" w:styleId="171">
+  <w:style w:type="character" w:styleId="864">
     <w:name w:val="Subtle Emphasis"/>
-    <w:basedOn w:val="148"/>
+    <w:basedOn w:val="844"/>
     <w:uiPriority w:val="19"/>
     <w:qFormat/>
     <w:pPr>
@@ -33053,9 +35526,9 @@
       <w:color w:val="404040" w:themeColor="text1" w:themeTint="BF"/>
     </w:rPr>
   </w:style>
-  <w:style w:type="character" w:styleId="172">
+  <w:style w:type="character" w:styleId="865">
     <w:name w:val="Emphasis"/>
-    <w:basedOn w:val="148"/>
+    <w:basedOn w:val="844"/>
     <w:uiPriority w:val="20"/>
     <w:qFormat/>
     <w:pPr>
@@ -33068,9 +35541,9 @@
       <w:iCs/>
     </w:rPr>
   </w:style>
-  <w:style w:type="character" w:styleId="173">
+  <w:style w:type="character" w:styleId="866">
     <w:name w:val="Strong"/>
-    <w:basedOn w:val="148"/>
+    <w:basedOn w:val="844"/>
     <w:uiPriority w:val="22"/>
     <w:qFormat/>
     <w:pPr>
@@ -33083,9 +35556,9 @@
       <w:bCs/>
     </w:rPr>
   </w:style>
-  <w:style w:type="character" w:styleId="174">
+  <w:style w:type="character" w:styleId="867">
     <w:name w:val="Subtle Reference"/>
-    <w:basedOn w:val="148"/>
+    <w:basedOn w:val="844"/>
     <w:uiPriority w:val="31"/>
     <w:qFormat/>
     <w:pPr>
@@ -33098,9 +35571,9 @@
       <w:color w:val="5a5a5a" w:themeColor="text1" w:themeTint="A5"/>
     </w:rPr>
   </w:style>
-  <w:style w:type="character" w:styleId="175">
+  <w:style w:type="character" w:styleId="868">
     <w:name w:val="Book Title"/>
-    <w:basedOn w:val="148"/>
+    <w:basedOn w:val="844"/>
     <w:uiPriority w:val="33"/>
     <w:qFormat/>
     <w:pPr>
@@ -33116,10 +35589,10 @@
       <w:spacing w:val="5"/>
     </w:rPr>
   </w:style>
-  <w:style w:type="paragraph" w:styleId="176">
+  <w:style w:type="paragraph" w:styleId="869">
     <w:name w:val="Header"/>
-    <w:basedOn w:val="664"/>
-    <w:link w:val="177"/>
+    <w:basedOn w:val="894"/>
+    <w:link w:val="870"/>
     <w:uiPriority w:val="99"/>
     <w:unhideWhenUsed/>
     <w:pPr>
@@ -33132,10 +35605,10 @@
       <w:ind/>
     </w:pPr>
   </w:style>
-  <w:style w:type="character" w:styleId="177">
+  <w:style w:type="character" w:styleId="870">
     <w:name w:val="Header Char"/>
-    <w:basedOn w:val="148"/>
-    <w:link w:val="176"/>
+    <w:basedOn w:val="844"/>
+    <w:link w:val="869"/>
     <w:uiPriority w:val="99"/>
     <w:pPr>
       <w:pBdr/>
@@ -33143,10 +35616,10 @@
       <w:ind/>
     </w:pPr>
   </w:style>
-  <w:style w:type="paragraph" w:styleId="178">
+  <w:style w:type="paragraph" w:styleId="871">
     <w:name w:val="Footer"/>
-    <w:basedOn w:val="664"/>
-    <w:link w:val="179"/>
+    <w:basedOn w:val="894"/>
+    <w:link w:val="872"/>
     <w:uiPriority w:val="99"/>
     <w:unhideWhenUsed/>
     <w:pPr>
@@ -33159,10 +35632,10 @@
       <w:ind/>
     </w:pPr>
   </w:style>
-  <w:style w:type="character" w:styleId="179">
+  <w:style w:type="character" w:styleId="872">
     <w:name w:val="Footer Char"/>
-    <w:basedOn w:val="148"/>
-    <w:link w:val="178"/>
+    <w:basedOn w:val="844"/>
+    <w:link w:val="871"/>
     <w:uiPriority w:val="99"/>
     <w:pPr>
       <w:pBdr/>
@@ -33170,10 +35643,10 @@
       <w:ind/>
     </w:pPr>
   </w:style>
-  <w:style w:type="paragraph" w:styleId="180">
+  <w:style w:type="paragraph" w:styleId="873">
     <w:name w:val="Caption"/>
-    <w:basedOn w:val="664"/>
-    <w:next w:val="664"/>
+    <w:basedOn w:val="894"/>
+    <w:next w:val="894"/>
     <w:uiPriority w:val="35"/>
     <w:unhideWhenUsed/>
     <w:qFormat/>
@@ -33190,10 +35663,10 @@
       <w:szCs w:val="18"/>
     </w:rPr>
   </w:style>
-  <w:style w:type="paragraph" w:styleId="181">
+  <w:style w:type="paragraph" w:styleId="874">
     <w:name w:val="footnote text"/>
-    <w:basedOn w:val="664"/>
-    <w:link w:val="182"/>
+    <w:basedOn w:val="894"/>
+    <w:link w:val="875"/>
     <w:uiPriority w:val="99"/>
     <w:semiHidden/>
     <w:unhideWhenUsed/>
@@ -33207,10 +35680,10 @@
       <w:szCs w:val="20"/>
     </w:rPr>
   </w:style>
-  <w:style w:type="character" w:styleId="182">
+  <w:style w:type="character" w:styleId="875">
     <w:name w:val="Footnote Text Char"/>
-    <w:basedOn w:val="148"/>
-    <w:link w:val="181"/>
+    <w:basedOn w:val="844"/>
+    <w:link w:val="874"/>
     <w:uiPriority w:val="99"/>
     <w:semiHidden/>
     <w:pPr>
@@ -33223,9 +35696,9 @@
       <w:szCs w:val="20"/>
     </w:rPr>
   </w:style>
-  <w:style w:type="character" w:styleId="183">
+  <w:style w:type="character" w:styleId="876">
     <w:name w:val="footnote reference"/>
-    <w:basedOn w:val="148"/>
+    <w:basedOn w:val="844"/>
     <w:uiPriority w:val="99"/>
     <w:semiHidden/>
     <w:unhideWhenUsed/>
@@ -33238,10 +35711,10 @@
       <w:vertAlign w:val="superscript"/>
     </w:rPr>
   </w:style>
-  <w:style w:type="paragraph" w:styleId="184">
+  <w:style w:type="paragraph" w:styleId="877">
     <w:name w:val="endnote text"/>
-    <w:basedOn w:val="664"/>
-    <w:link w:val="185"/>
+    <w:basedOn w:val="894"/>
+    <w:link w:val="878"/>
     <w:uiPriority w:val="99"/>
     <w:semiHidden/>
     <w:unhideWhenUsed/>
@@ -33255,10 +35728,10 @@
       <w:szCs w:val="20"/>
     </w:rPr>
   </w:style>
-  <w:style w:type="character" w:styleId="185">
+  <w:style w:type="character" w:styleId="878">
     <w:name w:val="Endnote Text Char"/>
-    <w:basedOn w:val="148"/>
-    <w:link w:val="184"/>
+    <w:basedOn w:val="844"/>
+    <w:link w:val="877"/>
     <w:uiPriority w:val="99"/>
     <w:semiHidden/>
     <w:pPr>
@@ -33271,9 +35744,9 @@
       <w:szCs w:val="20"/>
     </w:rPr>
   </w:style>
-  <w:style w:type="character" w:styleId="186">
+  <w:style w:type="character" w:styleId="879">
     <w:name w:val="endnote reference"/>
-    <w:basedOn w:val="148"/>
+    <w:basedOn w:val="844"/>
     <w:uiPriority w:val="99"/>
     <w:semiHidden/>
     <w:unhideWhenUsed/>
@@ -33286,9 +35759,9 @@
       <w:vertAlign w:val="superscript"/>
     </w:rPr>
   </w:style>
-  <w:style w:type="character" w:styleId="187">
+  <w:style w:type="character" w:styleId="880">
     <w:name w:val="Hyperlink"/>
-    <w:basedOn w:val="148"/>
+    <w:basedOn w:val="844"/>
     <w:uiPriority w:val="99"/>
     <w:unhideWhenUsed/>
     <w:pPr>
@@ -33301,9 +35774,9 @@
       <w:u w:val="single"/>
     </w:rPr>
   </w:style>
-  <w:style w:type="character" w:styleId="188">
+  <w:style w:type="character" w:styleId="881">
     <w:name w:val="FollowedHyperlink"/>
-    <w:basedOn w:val="148"/>
+    <w:basedOn w:val="844"/>
     <w:uiPriority w:val="99"/>
     <w:semiHidden/>
     <w:unhideWhenUsed/>
@@ -33317,10 +35790,10 @@
       <w:u w:val="single"/>
     </w:rPr>
   </w:style>
-  <w:style w:type="paragraph" w:styleId="189">
+  <w:style w:type="paragraph" w:styleId="882">
     <w:name w:val="toc 1"/>
-    <w:basedOn w:val="664"/>
-    <w:next w:val="664"/>
+    <w:basedOn w:val="894"/>
+    <w:next w:val="894"/>
     <w:uiPriority w:val="39"/>
     <w:unhideWhenUsed/>
     <w:pPr>
@@ -33329,10 +35802,10 @@
       <w:ind/>
     </w:pPr>
   </w:style>
-  <w:style w:type="paragraph" w:styleId="190">
+  <w:style w:type="paragraph" w:styleId="883">
     <w:name w:val="toc 2"/>
-    <w:basedOn w:val="664"/>
-    <w:next w:val="664"/>
+    <w:basedOn w:val="894"/>
+    <w:next w:val="894"/>
     <w:uiPriority w:val="39"/>
     <w:unhideWhenUsed/>
     <w:pPr>
@@ -33341,10 +35814,10 @@
       <w:ind w:left="220"/>
     </w:pPr>
   </w:style>
-  <w:style w:type="paragraph" w:styleId="191">
+  <w:style w:type="paragraph" w:styleId="884">
     <w:name w:val="toc 3"/>
-    <w:basedOn w:val="664"/>
-    <w:next w:val="664"/>
+    <w:basedOn w:val="894"/>
+    <w:next w:val="894"/>
     <w:uiPriority w:val="39"/>
     <w:unhideWhenUsed/>
     <w:pPr>
@@ -33353,10 +35826,10 @@
       <w:ind w:left="440"/>
     </w:pPr>
   </w:style>
-  <w:style w:type="paragraph" w:styleId="192">
+  <w:style w:type="paragraph" w:styleId="885">
     <w:name w:val="toc 4"/>
-    <w:basedOn w:val="664"/>
-    <w:next w:val="664"/>
+    <w:basedOn w:val="894"/>
+    <w:next w:val="894"/>
     <w:uiPriority w:val="39"/>
     <w:unhideWhenUsed/>
     <w:pPr>
@@ -33365,10 +35838,10 @@
       <w:ind w:left="660"/>
     </w:pPr>
   </w:style>
-  <w:style w:type="paragraph" w:styleId="193">
+  <w:style w:type="paragraph" w:styleId="886">
     <w:name w:val="toc 5"/>
-    <w:basedOn w:val="664"/>
-    <w:next w:val="664"/>
+    <w:basedOn w:val="894"/>
+    <w:next w:val="894"/>
     <w:uiPriority w:val="39"/>
     <w:unhideWhenUsed/>
     <w:pPr>
@@ -33377,10 +35850,10 @@
       <w:ind w:left="880"/>
     </w:pPr>
   </w:style>
-  <w:style w:type="paragraph" w:styleId="194">
+  <w:style w:type="paragraph" w:styleId="887">
     <w:name w:val="toc 6"/>
-    <w:basedOn w:val="664"/>
-    <w:next w:val="664"/>
+    <w:basedOn w:val="894"/>
+    <w:next w:val="894"/>
     <w:uiPriority w:val="39"/>
     <w:unhideWhenUsed/>
     <w:pPr>
@@ -33389,10 +35862,10 @@
       <w:ind w:left="1100"/>
     </w:pPr>
   </w:style>
-  <w:style w:type="paragraph" w:styleId="195">
+  <w:style w:type="paragraph" w:styleId="888">
     <w:name w:val="toc 7"/>
-    <w:basedOn w:val="664"/>
-    <w:next w:val="664"/>
+    <w:basedOn w:val="894"/>
+    <w:next w:val="894"/>
     <w:uiPriority w:val="39"/>
     <w:unhideWhenUsed/>
     <w:pPr>
@@ -33401,10 +35874,10 @@
       <w:ind w:left="1320"/>
     </w:pPr>
   </w:style>
-  <w:style w:type="paragraph" w:styleId="196">
+  <w:style w:type="paragraph" w:styleId="889">
     <w:name w:val="toc 8"/>
-    <w:basedOn w:val="664"/>
-    <w:next w:val="664"/>
+    <w:basedOn w:val="894"/>
+    <w:next w:val="894"/>
     <w:uiPriority w:val="39"/>
     <w:unhideWhenUsed/>
     <w:pPr>
@@ -33413,10 +35886,10 @@
       <w:ind w:left="1540"/>
     </w:pPr>
   </w:style>
-  <w:style w:type="paragraph" w:styleId="197">
+  <w:style w:type="paragraph" w:styleId="890">
     <w:name w:val="toc 9"/>
-    <w:basedOn w:val="664"/>
-    <w:next w:val="664"/>
+    <w:basedOn w:val="894"/>
+    <w:next w:val="894"/>
     <w:uiPriority w:val="39"/>
     <w:unhideWhenUsed/>
     <w:pPr>
@@ -33425,9 +35898,9 @@
       <w:ind w:left="1760"/>
     </w:pPr>
   </w:style>
-  <w:style w:type="character" w:styleId="198">
+  <w:style w:type="character" w:styleId="891">
     <w:name w:val="Placeholder Text"/>
-    <w:basedOn w:val="148"/>
+    <w:basedOn w:val="844"/>
     <w:uiPriority w:val="99"/>
     <w:semiHidden/>
     <w:pPr>
@@ -33439,7 +35912,7 @@
       <w:color w:val="666666"/>
     </w:rPr>
   </w:style>
-  <w:style w:type="paragraph" w:styleId="208">
+  <w:style w:type="paragraph" w:styleId="892">
     <w:name w:val="TOC Heading"/>
     <w:uiPriority w:val="39"/>
     <w:unhideWhenUsed/>
@@ -33449,10 +35922,10 @@
       <w:ind/>
     </w:pPr>
   </w:style>
-  <w:style w:type="paragraph" w:styleId="209">
+  <w:style w:type="paragraph" w:styleId="893">
     <w:name w:val="table of figures"/>
-    <w:basedOn w:val="664"/>
-    <w:next w:val="664"/>
+    <w:basedOn w:val="894"/>
+    <w:next w:val="894"/>
     <w:uiPriority w:val="99"/>
     <w:unhideWhenUsed/>
     <w:pPr>
@@ -33461,7 +35934,7 @@
       <w:ind/>
     </w:pPr>
   </w:style>
-  <w:style w:type="paragraph" w:styleId="664" w:default="1">
+  <w:style w:type="paragraph" w:styleId="894" w:default="1">
     <w:name w:val="Normal"/>
     <w:qFormat/>
     <w:pPr>
@@ -33469,8 +35942,16 @@
       <w:spacing/>
       <w:ind/>
     </w:pPr>
+    <w:rPr>
+      <w:rFonts w:ascii="Times New Roman" w:hAnsi="Times New Roman" w:eastAsia="Times New Roman"/>
+      <w:b w:val="0"/>
+      <w:bCs w:val="0"/>
+      <w:sz w:val="28"/>
+      <w:szCs w:val="28"/>
+      <w:lang w:val="ru-RU"/>
+    </w:rPr>
   </w:style>
-  <w:style w:type="table" w:styleId="665" w:default="1">
+  <w:style w:type="table" w:styleId="895" w:default="1">
     <w:name w:val="Normal Table"/>
     <w:uiPriority w:val="99"/>
     <w:semiHidden/>
@@ -33663,7 +36144,7 @@
       </w:tcPr>
     </w:tblStylePr>
   </w:style>
-  <w:style w:type="numbering" w:styleId="666" w:default="1">
+  <w:style w:type="numbering" w:styleId="896" w:default="1">
     <w:name w:val="No List"/>
     <w:uiPriority w:val="99"/>
     <w:semiHidden/>
@@ -33674,9 +36155,9 @@
       <w:ind/>
     </w:pPr>
   </w:style>
-  <w:style w:type="paragraph" w:styleId="667">
+  <w:style w:type="paragraph" w:styleId="897">
     <w:name w:val="No Spacing"/>
-    <w:basedOn w:val="664"/>
+    <w:basedOn w:val="894"/>
     <w:uiPriority w:val="1"/>
     <w:qFormat/>
     <w:pPr>
@@ -33685,9 +36166,9 @@
       <w:ind/>
     </w:pPr>
   </w:style>
-  <w:style w:type="paragraph" w:styleId="668">
+  <w:style w:type="paragraph" w:styleId="898">
     <w:name w:val="List Paragraph"/>
-    <w:basedOn w:val="664"/>
+    <w:basedOn w:val="894"/>
     <w:uiPriority w:val="34"/>
     <w:qFormat/>
     <w:pPr>
